--- a/assets/word/joint_activity_ru_v1.docx
+++ b/assets/word/joint_activity_ru_v1.docx
@@ -5,117 +5,641 @@
     <w:p>
       <w:pPr>
         <w:pStyle w:val="Title"/>
+        <w:widowControl/>
+        <w:jc w:val="center"/>
       </w:pPr>
       <w:r>
+        <w:rPr>
+          <w:color w:val="000000"/>
+        </w:rPr>
         <w:t>Договор простого товарищества</w:t>
       </w:r>
     </w:p>
     <w:p>
+      <w:pPr>
+        <w:widowControl/>
+        <w:spacing w:after="160"/>
+      </w:pPr>
       <w:r>
+        <w:rPr>
+          <w:i/>
+          <w:sz w:val="19"/>
+          <w:color w:val="000000"/>
+        </w:rPr>
         <w:t>ПРОЕКТ ДЛЯ СОГЛАСОВАНИЯ. До подписания проверьте налоговый учёт, состав общего имущества и полномочия участников.</w:t>
       </w:r>
     </w:p>
     <w:p>
+      <w:pPr>
+        <w:widowControl/>
+      </w:pPr>
       <w:r>
-        <w:t>Место: [Место составления]. Дата: [Дата документа].</w:t>
+        <w:rPr>
+          <w:color w:val="000000"/>
+        </w:rPr>
+        <w:t>Место составления: [Место составления]    Дата: [Дата документа]</w:t>
       </w:r>
     </w:p>
+    <w:tbl>
+      <w:tblPr>
+        <w:tblW w:type="auto" w:w="0"/>
+        <w:jc w:val="center"/>
+        <w:tblLayout w:type="fixed"/>
+        <w:tblLook w:firstColumn="1" w:firstRow="1" w:lastColumn="0" w:lastRow="0" w:noHBand="0" w:noVBand="1" w:val="04A0"/>
+        <w:tblBorders>
+          <w:top w:val="single" w:sz="5" w:color="000000"/>
+          <w:left w:val="single" w:sz="5" w:color="000000"/>
+          <w:bottom w:val="single" w:sz="5" w:color="000000"/>
+          <w:right w:val="single" w:sz="5" w:color="000000"/>
+          <w:insideH w:val="single" w:sz="5" w:color="000000"/>
+          <w:insideV w:val="single" w:sz="5" w:color="000000"/>
+        </w:tblBorders>
+        <w:tblCellMar>
+          <w:top w:w="85" w:type="dxa"/>
+          <w:bottom w:w="85" w:type="dxa"/>
+          <w:left w:w="100" w:type="dxa"/>
+          <w:right w:w="100" w:type="dxa"/>
+        </w:tblCellMar>
+      </w:tblPr>
+      <w:tblGrid>
+        <w:gridCol w:w="4819"/>
+        <w:gridCol w:w="4819"/>
+      </w:tblGrid>
+      <w:tr>
+        <w:trPr>
+          <w:cantSplit/>
+          <w:tblHeader/>
+        </w:trPr>
+        <w:tc>
+          <w:tcPr>
+            <w:tcW w:type="dxa" w:w="4819"/>
+            <w:vAlign w:val="center"/>
+          </w:tcPr>
+          <w:p>
+            <w:pPr>
+              <w:spacing w:after="20" w:line="240" w:lineRule="auto"/>
+            </w:pPr>
+            <w:r>
+              <w:rPr>
+                <w:b/>
+                <w:sz w:val="21"/>
+                <w:color w:val="000000"/>
+              </w:rPr>
+              <w:t>ПЕРВЫЙ ТОВАРИЩ</w:t>
+            </w:r>
+          </w:p>
+        </w:tc>
+        <w:tc>
+          <w:tcPr>
+            <w:tcW w:type="dxa" w:w="4819"/>
+            <w:vAlign w:val="center"/>
+          </w:tcPr>
+          <w:p>
+            <w:pPr>
+              <w:spacing w:after="20" w:line="240" w:lineRule="auto"/>
+            </w:pPr>
+            <w:r>
+              <w:rPr>
+                <w:b/>
+                <w:sz w:val="21"/>
+                <w:color w:val="000000"/>
+              </w:rPr>
+              <w:t>ВТОРОЙ ТОВАРИЩ</w:t>
+            </w:r>
+          </w:p>
+        </w:tc>
+      </w:tr>
+      <w:tr>
+        <w:trPr>
+          <w:cantSplit/>
+        </w:trPr>
+        <w:tc>
+          <w:tcPr>
+            <w:tcW w:type="dxa" w:w="4819"/>
+            <w:vAlign w:val="center"/>
+          </w:tcPr>
+          <w:p>
+            <w:pPr>
+              <w:spacing w:after="20" w:line="240" w:lineRule="auto"/>
+            </w:pPr>
+            <w:r>
+              <w:rPr>
+                <w:b w:val="0"/>
+                <w:sz w:val="21"/>
+                <w:color w:val="000000"/>
+              </w:rPr>
+              <w:t>[Первый товарищ]</w:t>
+            </w:r>
+          </w:p>
+        </w:tc>
+        <w:tc>
+          <w:tcPr>
+            <w:tcW w:type="dxa" w:w="4819"/>
+            <w:vAlign w:val="center"/>
+          </w:tcPr>
+          <w:p>
+            <w:pPr>
+              <w:spacing w:after="20" w:line="240" w:lineRule="auto"/>
+            </w:pPr>
+            <w:r>
+              <w:rPr>
+                <w:b w:val="0"/>
+                <w:sz w:val="21"/>
+                <w:color w:val="000000"/>
+              </w:rPr>
+              <w:t>[Второй товарищ]</w:t>
+            </w:r>
+          </w:p>
+        </w:tc>
+      </w:tr>
+      <w:tr>
+        <w:trPr>
+          <w:cantSplit/>
+        </w:trPr>
+        <w:tc>
+          <w:tcPr>
+            <w:tcW w:type="dxa" w:w="4819"/>
+            <w:vAlign w:val="center"/>
+          </w:tcPr>
+          <w:p>
+            <w:pPr>
+              <w:spacing w:after="20" w:line="240" w:lineRule="auto"/>
+            </w:pPr>
+            <w:r>
+              <w:rPr>
+                <w:b w:val="0"/>
+                <w:sz w:val="21"/>
+                <w:color w:val="000000"/>
+              </w:rPr>
+              <w:t>Подписант и полномочия: [Подписант первой стороны и полномочия]</w:t>
+            </w:r>
+          </w:p>
+        </w:tc>
+        <w:tc>
+          <w:tcPr>
+            <w:tcW w:type="dxa" w:w="4819"/>
+            <w:vAlign w:val="center"/>
+          </w:tcPr>
+          <w:p>
+            <w:pPr>
+              <w:spacing w:after="20" w:line="240" w:lineRule="auto"/>
+            </w:pPr>
+            <w:r>
+              <w:rPr>
+                <w:b w:val="0"/>
+                <w:sz w:val="21"/>
+                <w:color w:val="000000"/>
+              </w:rPr>
+              <w:t>Подписант и полномочия: [Подписант второй стороны и полномочия]</w:t>
+            </w:r>
+          </w:p>
+        </w:tc>
+      </w:tr>
+    </w:tbl>
     <w:p>
+      <w:pPr>
+        <w:widowControl/>
+        <w:spacing w:before="120"/>
+      </w:pPr>
       <w:r>
-        <w:t>Первый товарищ: [Первый товарищ]. Подписант и основание полномочий: [Подписант первой стороны и полномочия].</w:t>
-      </w:r>
-    </w:p>
-    <w:p>
-      <w:r>
-        <w:t>Второй товарищ: [Второй товарищ]. Подписант и основание полномочий: [Подписант второй стороны и полномочия].</w:t>
+        <w:rPr>
+          <w:color w:val="000000"/>
+        </w:rPr>
+        <w:t>Указанные стороны заключили настоящий договор о нижеследующем.</w:t>
       </w:r>
     </w:p>
     <w:p>
       <w:pPr>
         <w:pStyle w:val="Heading1"/>
+        <w:widowControl/>
       </w:pPr>
       <w:r>
-        <w:t>Цель и вклады</w:t>
+        <w:rPr>
+          <w:color w:val="000000"/>
+        </w:rPr>
+        <w:t>1. Цель и вклады</w:t>
       </w:r>
     </w:p>
     <w:p>
+      <w:pPr>
+        <w:widowControl/>
+      </w:pPr>
       <w:r>
-        <w:t>Стороны соединяют вклады и совместно действуют без образования юридического лица. Цель: [Общая цель и деятельность].</w:t>
+        <w:rPr>
+          <w:color w:val="000000"/>
+        </w:rPr>
+        <w:t>1.1. Стороны соединяют вклады и совместно действуют без образования юридического лица. Цель: [Общая цель и деятельность].</w:t>
       </w:r>
     </w:p>
+    <w:tbl>
+      <w:tblPr>
+        <w:tblW w:type="auto" w:w="0"/>
+        <w:jc w:val="center"/>
+        <w:tblLayout w:type="fixed"/>
+        <w:tblLook w:firstColumn="1" w:firstRow="1" w:lastColumn="0" w:lastRow="0" w:noHBand="0" w:noVBand="1" w:val="04A0"/>
+        <w:tblBorders>
+          <w:top w:val="single" w:sz="5" w:color="000000"/>
+          <w:left w:val="single" w:sz="5" w:color="000000"/>
+          <w:bottom w:val="single" w:sz="5" w:color="000000"/>
+          <w:right w:val="single" w:sz="5" w:color="000000"/>
+          <w:insideH w:val="single" w:sz="5" w:color="000000"/>
+          <w:insideV w:val="single" w:sz="5" w:color="000000"/>
+        </w:tblBorders>
+        <w:tblCellMar>
+          <w:top w:w="85" w:type="dxa"/>
+          <w:bottom w:w="85" w:type="dxa"/>
+          <w:left w:w="100" w:type="dxa"/>
+          <w:right w:w="100" w:type="dxa"/>
+        </w:tblCellMar>
+      </w:tblPr>
+      <w:tblGrid>
+        <w:gridCol w:w="4819"/>
+        <w:gridCol w:w="4819"/>
+      </w:tblGrid>
+      <w:tr>
+        <w:trPr>
+          <w:cantSplit/>
+          <w:tblHeader/>
+        </w:trPr>
+        <w:tc>
+          <w:tcPr>
+            <w:tcW w:type="dxa" w:w="4819"/>
+            <w:vAlign w:val="center"/>
+          </w:tcPr>
+          <w:p>
+            <w:pPr>
+              <w:spacing w:after="20" w:line="240" w:lineRule="auto"/>
+            </w:pPr>
+            <w:r>
+              <w:rPr>
+                <w:b/>
+                <w:sz w:val="21"/>
+                <w:color w:val="000000"/>
+              </w:rPr>
+              <w:t>Первый товарищ</w:t>
+            </w:r>
+          </w:p>
+        </w:tc>
+        <w:tc>
+          <w:tcPr>
+            <w:tcW w:type="dxa" w:w="4819"/>
+            <w:vAlign w:val="center"/>
+          </w:tcPr>
+          <w:p>
+            <w:pPr>
+              <w:spacing w:after="20" w:line="240" w:lineRule="auto"/>
+            </w:pPr>
+            <w:r>
+              <w:rPr>
+                <w:b/>
+                <w:sz w:val="21"/>
+                <w:color w:val="000000"/>
+              </w:rPr>
+              <w:t>Второй товарищ</w:t>
+            </w:r>
+          </w:p>
+        </w:tc>
+      </w:tr>
+      <w:tr>
+        <w:trPr>
+          <w:cantSplit/>
+        </w:trPr>
+        <w:tc>
+          <w:tcPr>
+            <w:tcW w:type="dxa" w:w="4819"/>
+            <w:vAlign w:val="center"/>
+          </w:tcPr>
+          <w:p>
+            <w:pPr>
+              <w:spacing w:after="20" w:line="240" w:lineRule="auto"/>
+            </w:pPr>
+            <w:r>
+              <w:rPr>
+                <w:b w:val="0"/>
+                <w:sz w:val="21"/>
+                <w:color w:val="000000"/>
+              </w:rPr>
+              <w:t>[Вклад первой стороны и оценка]</w:t>
+            </w:r>
+          </w:p>
+        </w:tc>
+        <w:tc>
+          <w:tcPr>
+            <w:tcW w:type="dxa" w:w="4819"/>
+            <w:vAlign w:val="center"/>
+          </w:tcPr>
+          <w:p>
+            <w:pPr>
+              <w:spacing w:after="20" w:line="240" w:lineRule="auto"/>
+            </w:pPr>
+            <w:r>
+              <w:rPr>
+                <w:b w:val="0"/>
+                <w:sz w:val="21"/>
+                <w:color w:val="000000"/>
+              </w:rPr>
+              <w:t>[Вклад второй стороны и оценка]</w:t>
+            </w:r>
+          </w:p>
+        </w:tc>
+      </w:tr>
+    </w:tbl>
     <w:p>
+      <w:pPr>
+        <w:widowControl/>
+        <w:spacing w:before="120"/>
+      </w:pPr>
       <w:r>
-        <w:t>Вклад первой стороны: [Вклад первой стороны и оценка]. Вклад второй стороны: [Вклад второй стороны и оценка]. Срок внесения: [Срок внесения вкладов].</w:t>
+        <w:rPr>
+          <w:color w:val="000000"/>
+        </w:rPr>
+        <w:t>1.2. Срок внесения вкладов: [Срок внесения вкладов].</w:t>
       </w:r>
     </w:p>
     <w:p>
       <w:pPr>
         <w:pStyle w:val="Heading1"/>
+        <w:widowControl/>
       </w:pPr>
       <w:r>
-        <w:t>Общие дела и результаты</w:t>
+        <w:rPr>
+          <w:color w:val="000000"/>
+        </w:rPr>
+        <w:t>2. Общие дела и результаты</w:t>
       </w:r>
     </w:p>
     <w:p>
+      <w:pPr>
+        <w:widowControl/>
+      </w:pPr>
       <w:r>
-        <w:t>Управление: [Ведение дел полномочия и решения]. Учёт: [Общий учёт и доступ к документам]. Каждый товарищ вправе знакомиться со всей документацией о ведении дел.</w:t>
+        <w:rPr>
+          <w:color w:val="000000"/>
+        </w:rPr>
+        <w:t>2.1. Управление: [Ведение дел полномочия и решения]. Учёт: [Общий учёт и доступ к документам]. Каждый товарищ вправе знакомиться со всей документацией о ведении дел.</w:t>
       </w:r>
     </w:p>
     <w:p>
+      <w:pPr>
+        <w:widowControl/>
+      </w:pPr>
       <w:r>
-        <w:t>Прибыль: [Распределение прибыли]. Расходы и убытки: [Покрытие расходов и убытков]. Никто из товарищей не освобождается полностью от покрытия общих расходов и убытков и не исключается из участия в прибыли.</w:t>
+        <w:rPr>
+          <w:color w:val="000000"/>
+        </w:rPr>
+        <w:t>2.2. Прибыль: [Распределение прибыли]. Расходы и убытки: [Покрытие расходов и убытков]. Никто из товарищей не освобождается полностью от покрытия общих расходов и убытков и не исключается из участия в прибыли.</w:t>
       </w:r>
     </w:p>
     <w:p>
+      <w:pPr>
+        <w:widowControl/>
+      </w:pPr>
       <w:r>
-        <w:t>По общим предпринимательским обязательствам товарищи несут солидарную ответственность в соответствии с законом.</w:t>
+        <w:rPr>
+          <w:color w:val="000000"/>
+        </w:rPr>
+        <w:t>2.3. По общим предпринимательским обязательствам товарищи несут солидарную ответственность в соответствии с законом.</w:t>
       </w:r>
     </w:p>
     <w:p>
       <w:pPr>
         <w:pStyle w:val="Heading1"/>
+        <w:widowControl/>
       </w:pPr>
       <w:r>
-        <w:t>Срок и прекращение</w:t>
+        <w:rPr>
+          <w:color w:val="000000"/>
+        </w:rPr>
+        <w:t>3. Срок и прекращение</w:t>
       </w:r>
     </w:p>
     <w:p>
+      <w:pPr>
+        <w:widowControl/>
+      </w:pPr>
       <w:r>
-        <w:t>Срок: [Срок совместной деятельности]. Расчёты: [Расчёты и имущество при прекращении]. Основания прекращения, выход и раздел общего имущества определяются также статьями 1050–1054 ГК РФ.</w:t>
+        <w:rPr>
+          <w:color w:val="000000"/>
+        </w:rPr>
+        <w:t>3.1. Срок: [Срок совместной деятельности]. Расчёты: [Расчёты и имущество при прекращении]. Основания прекращения, выход и раздел общего имущества определяются также статьями 1050–1054 ГК РФ.</w:t>
       </w:r>
     </w:p>
     <w:p>
       <w:pPr>
         <w:pStyle w:val="Heading1"/>
+        <w:widowControl/>
       </w:pPr>
       <w:r>
-        <w:t>Реквизиты и подписи</w:t>
+        <w:rPr>
+          <w:color w:val="000000"/>
+        </w:rPr>
+        <w:t>4. Реквизиты и подписи сторон</w:t>
       </w:r>
     </w:p>
-    <w:p>
-      <w:r>
-        <w:t>Первая сторона: [Первый товарищ]. [Реквизиты первой стороны].</w:t>
-      </w:r>
-    </w:p>
-    <w:p>
-      <w:r>
-        <w:t>Подпись ____________________</w:t>
-      </w:r>
-    </w:p>
-    <w:p>
-      <w:r>
-        <w:t>Вторая сторона: [Второй товарищ]. [Реквизиты второй стороны].</w:t>
-      </w:r>
-    </w:p>
-    <w:p>
-      <w:r>
-        <w:t>Подпись ____________________</w:t>
-      </w:r>
-    </w:p>
+    <w:tbl>
+      <w:tblPr>
+        <w:tblW w:type="auto" w:w="0"/>
+        <w:jc w:val="center"/>
+        <w:tblLayout w:type="fixed"/>
+        <w:tblLook w:firstColumn="1" w:firstRow="1" w:lastColumn="0" w:lastRow="0" w:noHBand="0" w:noVBand="1" w:val="04A0"/>
+        <w:tblBorders>
+          <w:top w:val="single" w:sz="5" w:color="000000"/>
+          <w:left w:val="single" w:sz="5" w:color="000000"/>
+          <w:bottom w:val="single" w:sz="5" w:color="000000"/>
+          <w:right w:val="single" w:sz="5" w:color="000000"/>
+          <w:insideH w:val="single" w:sz="5" w:color="000000"/>
+          <w:insideV w:val="single" w:sz="5" w:color="000000"/>
+        </w:tblBorders>
+        <w:tblCellMar>
+          <w:top w:w="85" w:type="dxa"/>
+          <w:bottom w:w="85" w:type="dxa"/>
+          <w:left w:w="100" w:type="dxa"/>
+          <w:right w:w="100" w:type="dxa"/>
+        </w:tblCellMar>
+      </w:tblPr>
+      <w:tblGrid>
+        <w:gridCol w:w="4819"/>
+        <w:gridCol w:w="4819"/>
+      </w:tblGrid>
+      <w:tr>
+        <w:trPr>
+          <w:cantSplit/>
+          <w:tblHeader/>
+        </w:trPr>
+        <w:tc>
+          <w:tcPr>
+            <w:tcW w:type="dxa" w:w="4819"/>
+            <w:vAlign w:val="center"/>
+          </w:tcPr>
+          <w:p>
+            <w:pPr>
+              <w:spacing w:after="20" w:line="240" w:lineRule="auto"/>
+            </w:pPr>
+            <w:r>
+              <w:rPr>
+                <w:b/>
+                <w:sz w:val="21"/>
+                <w:color w:val="000000"/>
+              </w:rPr>
+              <w:t>ПЕРВЫЙ ТОВАРИЩ</w:t>
+            </w:r>
+          </w:p>
+        </w:tc>
+        <w:tc>
+          <w:tcPr>
+            <w:tcW w:type="dxa" w:w="4819"/>
+            <w:vAlign w:val="center"/>
+          </w:tcPr>
+          <w:p>
+            <w:pPr>
+              <w:spacing w:after="20" w:line="240" w:lineRule="auto"/>
+            </w:pPr>
+            <w:r>
+              <w:rPr>
+                <w:b/>
+                <w:sz w:val="21"/>
+                <w:color w:val="000000"/>
+              </w:rPr>
+              <w:t>ВТОРОЙ ТОВАРИЩ</w:t>
+            </w:r>
+          </w:p>
+        </w:tc>
+      </w:tr>
+      <w:tr>
+        <w:trPr>
+          <w:cantSplit/>
+        </w:trPr>
+        <w:tc>
+          <w:tcPr>
+            <w:tcW w:type="dxa" w:w="4819"/>
+            <w:vAlign w:val="center"/>
+          </w:tcPr>
+          <w:p>
+            <w:pPr>
+              <w:spacing w:after="20" w:line="240" w:lineRule="auto"/>
+            </w:pPr>
+            <w:r>
+              <w:rPr>
+                <w:b w:val="0"/>
+                <w:sz w:val="21"/>
+                <w:color w:val="000000"/>
+              </w:rPr>
+              <w:t>[Первый товарищ]</w:t>
+            </w:r>
+          </w:p>
+        </w:tc>
+        <w:tc>
+          <w:tcPr>
+            <w:tcW w:type="dxa" w:w="4819"/>
+            <w:vAlign w:val="center"/>
+          </w:tcPr>
+          <w:p>
+            <w:pPr>
+              <w:spacing w:after="20" w:line="240" w:lineRule="auto"/>
+            </w:pPr>
+            <w:r>
+              <w:rPr>
+                <w:b w:val="0"/>
+                <w:sz w:val="21"/>
+                <w:color w:val="000000"/>
+              </w:rPr>
+              <w:t>[Второй товарищ]</w:t>
+            </w:r>
+          </w:p>
+        </w:tc>
+      </w:tr>
+      <w:tr>
+        <w:trPr>
+          <w:cantSplit/>
+        </w:trPr>
+        <w:tc>
+          <w:tcPr>
+            <w:tcW w:type="dxa" w:w="4819"/>
+            <w:vAlign w:val="center"/>
+          </w:tcPr>
+          <w:p>
+            <w:pPr>
+              <w:spacing w:after="20" w:line="240" w:lineRule="auto"/>
+            </w:pPr>
+            <w:r>
+              <w:rPr>
+                <w:b w:val="0"/>
+                <w:sz w:val="21"/>
+                <w:color w:val="000000"/>
+              </w:rPr>
+              <w:t>[Реквизиты первой стороны]</w:t>
+            </w:r>
+          </w:p>
+        </w:tc>
+        <w:tc>
+          <w:tcPr>
+            <w:tcW w:type="dxa" w:w="4819"/>
+            <w:vAlign w:val="center"/>
+          </w:tcPr>
+          <w:p>
+            <w:pPr>
+              <w:spacing w:after="20" w:line="240" w:lineRule="auto"/>
+            </w:pPr>
+            <w:r>
+              <w:rPr>
+                <w:b w:val="0"/>
+                <w:sz w:val="21"/>
+                <w:color w:val="000000"/>
+              </w:rPr>
+              <w:t>[Реквизиты второй стороны]</w:t>
+            </w:r>
+          </w:p>
+        </w:tc>
+      </w:tr>
+      <w:tr>
+        <w:trPr>
+          <w:cantSplit/>
+        </w:trPr>
+        <w:tc>
+          <w:tcPr>
+            <w:tcW w:type="dxa" w:w="4819"/>
+            <w:vAlign w:val="center"/>
+          </w:tcPr>
+          <w:p>
+            <w:pPr>
+              <w:spacing w:after="20" w:line="240" w:lineRule="auto"/>
+            </w:pPr>
+            <w:r>
+              <w:rPr>
+                <w:b w:val="0"/>
+                <w:sz w:val="21"/>
+                <w:color w:val="000000"/>
+              </w:rPr>
+              <w:t>Подпись __________ / __________ /</w:t>
+            </w:r>
+          </w:p>
+        </w:tc>
+        <w:tc>
+          <w:tcPr>
+            <w:tcW w:type="dxa" w:w="4819"/>
+            <w:vAlign w:val="center"/>
+          </w:tcPr>
+          <w:p>
+            <w:pPr>
+              <w:spacing w:after="20" w:line="240" w:lineRule="auto"/>
+            </w:pPr>
+            <w:r>
+              <w:rPr>
+                <w:b w:val="0"/>
+                <w:sz w:val="21"/>
+                <w:color w:val="000000"/>
+              </w:rPr>
+              <w:t>Подпись __________ / __________ /</w:t>
+            </w:r>
+          </w:p>
+        </w:tc>
+      </w:tr>
+    </w:tbl>
     <w:sectPr>
       <w:footerReference w:type="default" r:id="rId9"/>
+      <w:headerReference w:type="default" r:id="rId10"/>
       <w:pgSz w:w="11906" w:h="16838"/>
-      <w:pgMar w:top="964" w:right="1134" w:bottom="964" w:left="1134" w:header="720" w:footer="720" w:gutter="0"/>
+      <w:pgMar w:top="1020" w:right="1020" w:bottom="1020" w:left="1247" w:header="720" w:footer="720" w:gutter="0"/>
       <w:cols w:space="720"/>
       <w:docGrid w:linePitch="360"/>
     </w:sectPr>
@@ -130,9 +654,26 @@
       <w:pStyle w:val="Footer"/>
       <w:jc w:val="center"/>
     </w:pPr>
+    <w:r>
+      <w:rPr>
+        <w:rFonts w:ascii="Times New Roman" w:hAnsi="Times New Roman"/>
+        <w:color w:val="000000"/>
+        <w:sz w:val="18"/>
+      </w:rPr>
+    </w:r>
     <w:fldSimple w:instr="PAGE"/>
   </w:p>
 </w:ftr>
+</file>
+
+<file path=word/header1.xml><?xml version="1.0" encoding="utf-8"?>
+<w:hdr xmlns:m="http://schemas.openxmlformats.org/officeDocument/2006/math" xmlns:mc="http://schemas.openxmlformats.org/markup-compatibility/2006" xmlns:mo="http://schemas.microsoft.com/office/mac/office/2008/main" xmlns:mv="urn:schemas-microsoft-com:mac:vml" xmlns:o="urn:schemas-microsoft-com:office:office" xmlns:r="http://schemas.openxmlformats.org/officeDocument/2006/relationships" xmlns:v="urn:schemas-microsoft-com:vml" xmlns:w10="urn:schemas-microsoft-com:office:word" xmlns:w14="http://schemas.microsoft.com/office/word/2010/wordml" xmlns:w="http://schemas.openxmlformats.org/wordprocessingml/2006/main" xmlns:wne="http://schemas.microsoft.com/office/word/2006/wordml" xmlns:wp14="http://schemas.microsoft.com/office/word/2010/wordprocessingDrawing" xmlns:wp="http://schemas.openxmlformats.org/drawingml/2006/wordprocessingDrawing" xmlns:wpc="http://schemas.microsoft.com/office/word/2010/wordprocessingCanvas" xmlns:wpg="http://schemas.microsoft.com/office/word/2010/wordprocessingGroup" xmlns:wpi="http://schemas.microsoft.com/office/word/2010/wordprocessingInk" xmlns:wps="http://schemas.microsoft.com/office/word/2010/wordprocessingShape" mc:Ignorable="w14 wp14">
+  <w:p>
+    <w:pPr>
+      <w:pStyle w:val="Header"/>
+    </w:pPr>
+  </w:p>
+</w:hdr>
 </file>
 
 <file path=word/numbering.xml><?xml version="1.0" encoding="utf-8"?>
@@ -499,7 +1040,7 @@
     <w:qFormat/>
     <w:rsid w:val="00FC693F"/>
     <w:pPr>
-      <w:spacing w:after="100" w:line="250" w:lineRule="auto"/>
+      <w:spacing w:after="100" w:line="254" w:lineRule="auto"/>
     </w:pPr>
     <w:rPr>
       <w:rFonts w:ascii="Times New Roman" w:hAnsi="Times New Roman" w:eastAsia="Times New Roman" w:cs="Times New Roman"/>
@@ -562,7 +1103,7 @@
     <w:pPr>
       <w:keepNext/>
       <w:keepLines/>
-      <w:spacing w:before="140" w:after="100" w:line="250" w:lineRule="auto"/>
+      <w:spacing w:before="180" w:after="100" w:line="254" w:lineRule="auto"/>
       <w:outlineLvl w:val="0"/>
     </w:pPr>
     <w:rPr>
@@ -570,7 +1111,7 @@
       <w:b/>
       <w:bCs/>
       <w:color w:val="000000"/>
-      <w:sz w:val="24"/>
+      <w:sz w:val="23"/>
       <w:szCs w:val="28"/>
     </w:rPr>
   </w:style>
@@ -586,15 +1127,15 @@
     <w:pPr>
       <w:keepNext/>
       <w:keepLines/>
-      <w:spacing w:before="200" w:after="0"/>
+      <w:spacing w:before="200" w:after="100" w:line="254" w:lineRule="auto"/>
       <w:outlineLvl w:val="1"/>
     </w:pPr>
     <w:rPr>
-      <w:rFonts w:asciiTheme="majorHAnsi" w:eastAsiaTheme="majorEastAsia" w:hAnsiTheme="majorHAnsi" w:cstheme="majorBidi"/>
+      <w:rFonts w:ascii="Times New Roman" w:hAnsi="Times New Roman" w:eastAsia="Times New Roman" w:cs="Times New Roman"/>
       <w:b/>
       <w:bCs/>
-      <w:color w:val="4F81BD" w:themeColor="accent1"/>
-      <w:sz w:val="26"/>
+      <w:color w:val="000000"/>
+      <w:sz w:val="22"/>
       <w:szCs w:val="26"/>
     </w:rPr>
   </w:style>
@@ -617,7 +1158,7 @@
       <w:rFonts w:asciiTheme="majorHAnsi" w:eastAsiaTheme="majorEastAsia" w:hAnsiTheme="majorHAnsi" w:cstheme="majorBidi"/>
       <w:b/>
       <w:bCs/>
-      <w:color w:val="4F81BD" w:themeColor="accent1"/>
+      <w:color w:val="000000"/>
     </w:rPr>
   </w:style>
   <w:style w:type="paragraph" w:styleId="Heading4">
@@ -642,7 +1183,7 @@
       <w:bCs/>
       <w:i/>
       <w:iCs/>
-      <w:color w:val="4F81BD" w:themeColor="accent1"/>
+      <w:color w:val="000000"/>
     </w:rPr>
   </w:style>
   <w:style w:type="paragraph" w:styleId="Heading5">
@@ -663,7 +1204,7 @@
     </w:pPr>
     <w:rPr>
       <w:rFonts w:asciiTheme="majorHAnsi" w:eastAsiaTheme="majorEastAsia" w:hAnsiTheme="majorHAnsi" w:cstheme="majorBidi"/>
-      <w:color w:val="243F60" w:themeColor="accent1" w:themeShade="7F"/>
+      <w:color w:val="000000"/>
     </w:rPr>
   </w:style>
   <w:style w:type="paragraph" w:styleId="Heading6">
@@ -686,7 +1227,7 @@
       <w:rFonts w:asciiTheme="majorHAnsi" w:eastAsiaTheme="majorEastAsia" w:hAnsiTheme="majorHAnsi" w:cstheme="majorBidi"/>
       <w:i/>
       <w:iCs/>
-      <w:color w:val="243F60" w:themeColor="accent1" w:themeShade="7F"/>
+      <w:color w:val="000000"/>
     </w:rPr>
   </w:style>
   <w:style w:type="paragraph" w:styleId="Heading7">
@@ -709,7 +1250,7 @@
       <w:rFonts w:asciiTheme="majorHAnsi" w:eastAsiaTheme="majorEastAsia" w:hAnsiTheme="majorHAnsi" w:cstheme="majorBidi"/>
       <w:i/>
       <w:iCs/>
-      <w:color w:val="404040" w:themeColor="text1" w:themeTint="BF"/>
+      <w:color w:val="000000"/>
     </w:rPr>
   </w:style>
   <w:style w:type="paragraph" w:styleId="Heading8">
@@ -730,7 +1271,7 @@
     </w:pPr>
     <w:rPr>
       <w:rFonts w:asciiTheme="majorHAnsi" w:eastAsiaTheme="majorEastAsia" w:hAnsiTheme="majorHAnsi" w:cstheme="majorBidi"/>
-      <w:color w:val="4F81BD" w:themeColor="accent1"/>
+      <w:color w:val="000000"/>
       <w:sz w:val="20"/>
       <w:szCs w:val="20"/>
     </w:rPr>
@@ -755,7 +1296,7 @@
       <w:rFonts w:asciiTheme="majorHAnsi" w:eastAsiaTheme="majorEastAsia" w:hAnsiTheme="majorHAnsi" w:cstheme="majorBidi"/>
       <w:i/>
       <w:iCs/>
-      <w:color w:val="404040" w:themeColor="text1" w:themeTint="BF"/>
+      <w:color w:val="000000"/>
       <w:sz w:val="20"/>
       <w:szCs w:val="20"/>
     </w:rPr>
@@ -806,7 +1347,7 @@
       <w:rFonts w:asciiTheme="majorHAnsi" w:eastAsiaTheme="majorEastAsia" w:hAnsiTheme="majorHAnsi" w:cstheme="majorBidi"/>
       <w:b/>
       <w:bCs/>
-      <w:color w:val="365F91" w:themeColor="accent1" w:themeShade="BF"/>
+      <w:color w:val="000000"/>
       <w:sz w:val="28"/>
       <w:szCs w:val="28"/>
     </w:rPr>
@@ -821,7 +1362,7 @@
       <w:rFonts w:asciiTheme="majorHAnsi" w:eastAsiaTheme="majorEastAsia" w:hAnsiTheme="majorHAnsi" w:cstheme="majorBidi"/>
       <w:b/>
       <w:bCs/>
-      <w:color w:val="4F81BD" w:themeColor="accent1"/>
+      <w:color w:val="000000"/>
       <w:sz w:val="26"/>
       <w:szCs w:val="26"/>
     </w:rPr>
@@ -836,7 +1377,7 @@
       <w:rFonts w:asciiTheme="majorHAnsi" w:eastAsiaTheme="majorEastAsia" w:hAnsiTheme="majorHAnsi" w:cstheme="majorBidi"/>
       <w:b/>
       <w:bCs/>
-      <w:color w:val="4F81BD" w:themeColor="accent1"/>
+      <w:color w:val="000000"/>
     </w:rPr>
   </w:style>
   <w:style w:type="paragraph" w:styleId="Title">
@@ -848,7 +1389,7 @@
     <w:qFormat/>
     <w:rsid w:val="00FC693F"/>
     <w:pPr>
-      <w:spacing w:after="100" w:line="250" w:lineRule="auto"/>
+      <w:spacing w:after="200" w:line="254" w:lineRule="auto"/>
       <w:contextualSpacing/>
     </w:pPr>
     <w:rPr>
@@ -857,7 +1398,7 @@
       <w:color w:val="000000"/>
       <w:spacing w:val="5"/>
       <w:kern w:val="28"/>
-      <w:sz w:val="32"/>
+      <w:sz w:val="28"/>
       <w:szCs w:val="52"/>
     </w:rPr>
   </w:style>
@@ -869,7 +1410,7 @@
     <w:rsid w:val="00FC693F"/>
     <w:rPr>
       <w:rFonts w:asciiTheme="majorHAnsi" w:eastAsiaTheme="majorEastAsia" w:hAnsiTheme="majorHAnsi" w:cstheme="majorBidi"/>
-      <w:color w:val="17365D" w:themeColor="text2" w:themeShade="BF"/>
+      <w:color w:val="000000"/>
       <w:spacing w:val="5"/>
       <w:kern w:val="28"/>
       <w:sz w:val="52"/>
@@ -893,7 +1434,7 @@
       <w:rFonts w:asciiTheme="majorHAnsi" w:eastAsiaTheme="majorEastAsia" w:hAnsiTheme="majorHAnsi" w:cstheme="majorBidi"/>
       <w:i/>
       <w:iCs/>
-      <w:color w:val="4F81BD" w:themeColor="accent1"/>
+      <w:color w:val="000000"/>
       <w:spacing w:val="15"/>
       <w:sz w:val="24"/>
       <w:szCs w:val="24"/>
@@ -909,7 +1450,7 @@
       <w:rFonts w:asciiTheme="majorHAnsi" w:eastAsiaTheme="majorEastAsia" w:hAnsiTheme="majorHAnsi" w:cstheme="majorBidi"/>
       <w:i/>
       <w:iCs/>
-      <w:color w:val="4F81BD" w:themeColor="accent1"/>
+      <w:color w:val="000000"/>
       <w:spacing w:val="15"/>
       <w:sz w:val="24"/>
       <w:szCs w:val="24"/>
@@ -1181,7 +1722,7 @@
     <w:rPr>
       <w:i/>
       <w:iCs/>
-      <w:color w:val="000000" w:themeColor="text1"/>
+      <w:color w:val="000000"/>
     </w:rPr>
   </w:style>
   <w:style w:type="character" w:customStyle="1" w:styleId="QuoteChar">
@@ -1193,7 +1734,7 @@
     <w:rPr>
       <w:i/>
       <w:iCs/>
-      <w:color w:val="000000" w:themeColor="text1"/>
+      <w:color w:val="000000"/>
     </w:rPr>
   </w:style>
   <w:style w:type="character" w:customStyle="1" w:styleId="Heading4Char">
@@ -1209,7 +1750,7 @@
       <w:bCs/>
       <w:i/>
       <w:iCs/>
-      <w:color w:val="4F81BD" w:themeColor="accent1"/>
+      <w:color w:val="000000"/>
     </w:rPr>
   </w:style>
   <w:style w:type="character" w:customStyle="1" w:styleId="Heading5Char">
@@ -1221,7 +1762,7 @@
     <w:rsid w:val="00FC693F"/>
     <w:rPr>
       <w:rFonts w:asciiTheme="majorHAnsi" w:eastAsiaTheme="majorEastAsia" w:hAnsiTheme="majorHAnsi" w:cstheme="majorBidi"/>
-      <w:color w:val="243F60" w:themeColor="accent1" w:themeShade="7F"/>
+      <w:color w:val="000000"/>
     </w:rPr>
   </w:style>
   <w:style w:type="character" w:customStyle="1" w:styleId="Heading6Char">
@@ -1235,7 +1776,7 @@
       <w:rFonts w:asciiTheme="majorHAnsi" w:eastAsiaTheme="majorEastAsia" w:hAnsiTheme="majorHAnsi" w:cstheme="majorBidi"/>
       <w:i/>
       <w:iCs/>
-      <w:color w:val="243F60" w:themeColor="accent1" w:themeShade="7F"/>
+      <w:color w:val="000000"/>
     </w:rPr>
   </w:style>
   <w:style w:type="character" w:customStyle="1" w:styleId="Heading7Char">
@@ -1249,7 +1790,7 @@
       <w:rFonts w:asciiTheme="majorHAnsi" w:eastAsiaTheme="majorEastAsia" w:hAnsiTheme="majorHAnsi" w:cstheme="majorBidi"/>
       <w:i/>
       <w:iCs/>
-      <w:color w:val="404040" w:themeColor="text1" w:themeTint="BF"/>
+      <w:color w:val="000000"/>
     </w:rPr>
   </w:style>
   <w:style w:type="character" w:customStyle="1" w:styleId="Heading8Char">
@@ -1261,7 +1802,7 @@
     <w:rsid w:val="00FC693F"/>
     <w:rPr>
       <w:rFonts w:asciiTheme="majorHAnsi" w:eastAsiaTheme="majorEastAsia" w:hAnsiTheme="majorHAnsi" w:cstheme="majorBidi"/>
-      <w:color w:val="4F81BD" w:themeColor="accent1"/>
+      <w:color w:val="000000"/>
       <w:sz w:val="20"/>
       <w:szCs w:val="20"/>
     </w:rPr>
@@ -1277,7 +1818,7 @@
       <w:rFonts w:asciiTheme="majorHAnsi" w:eastAsiaTheme="majorEastAsia" w:hAnsiTheme="majorHAnsi" w:cstheme="majorBidi"/>
       <w:i/>
       <w:iCs/>
-      <w:color w:val="404040" w:themeColor="text1" w:themeTint="BF"/>
+      <w:color w:val="000000"/>
       <w:sz w:val="20"/>
       <w:szCs w:val="20"/>
     </w:rPr>
@@ -1297,7 +1838,7 @@
     <w:rPr>
       <w:b/>
       <w:bCs/>
-      <w:color w:val="4F81BD" w:themeColor="accent1"/>
+      <w:color w:val="000000"/>
       <w:sz w:val="18"/>
       <w:szCs w:val="18"/>
     </w:rPr>
@@ -1341,7 +1882,7 @@
       <w:bCs/>
       <w:i/>
       <w:iCs/>
-      <w:color w:val="4F81BD" w:themeColor="accent1"/>
+      <w:color w:val="000000"/>
     </w:rPr>
   </w:style>
   <w:style w:type="character" w:customStyle="1" w:styleId="IntenseQuoteChar">
@@ -1355,7 +1896,7 @@
       <w:bCs/>
       <w:i/>
       <w:iCs/>
-      <w:color w:val="4F81BD" w:themeColor="accent1"/>
+      <w:color w:val="000000"/>
     </w:rPr>
   </w:style>
   <w:style w:type="character" w:styleId="SubtleEmphasis">
@@ -1367,7 +1908,7 @@
     <w:rPr>
       <w:i/>
       <w:iCs/>
-      <w:color w:val="808080" w:themeColor="text1" w:themeTint="7F"/>
+      <w:color w:val="000000"/>
     </w:rPr>
   </w:style>
   <w:style w:type="character" w:styleId="IntenseEmphasis">
@@ -1381,7 +1922,7 @@
       <w:bCs/>
       <w:i/>
       <w:iCs/>
-      <w:color w:val="4F81BD" w:themeColor="accent1"/>
+      <w:color w:val="000000"/>
     </w:rPr>
   </w:style>
   <w:style w:type="character" w:styleId="SubtleReference">
@@ -1392,7 +1933,7 @@
     <w:rsid w:val="00FC693F"/>
     <w:rPr>
       <w:smallCaps/>
-      <w:color w:val="C0504D" w:themeColor="accent2"/>
+      <w:color w:val="000000"/>
       <w:u w:val="single"/>
     </w:rPr>
   </w:style>
@@ -1406,7 +1947,7 @@
       <w:b/>
       <w:bCs/>
       <w:smallCaps/>
-      <w:color w:val="C0504D" w:themeColor="accent2"/>
+      <w:color w:val="000000"/>
       <w:spacing w:val="5"/>
       <w:u w:val="single"/>
     </w:rPr>
@@ -1472,7 +2013,7 @@
       <w:spacing w:after="0" w:line="240" w:lineRule="auto"/>
     </w:pPr>
     <w:rPr>
-      <w:color w:val="000000" w:themeColor="text1" w:themeShade="BF"/>
+      <w:color w:val="000000"/>
     </w:rPr>
     <w:tblPr>
       <w:tblStyleRowBandSize w:val="1"/>
@@ -1575,7 +2116,7 @@
       <w:spacing w:after="0" w:line="240" w:lineRule="auto"/>
     </w:pPr>
     <w:rPr>
-      <w:color w:val="365F91" w:themeColor="accent1" w:themeShade="BF"/>
+      <w:color w:val="000000"/>
     </w:rPr>
     <w:tblPr>
       <w:tblStyleRowBandSize w:val="1"/>
@@ -1678,7 +2219,7 @@
       <w:spacing w:after="0" w:line="240" w:lineRule="auto"/>
     </w:pPr>
     <w:rPr>
-      <w:color w:val="943634" w:themeColor="accent2" w:themeShade="BF"/>
+      <w:color w:val="000000"/>
     </w:rPr>
     <w:tblPr>
       <w:tblStyleRowBandSize w:val="1"/>
@@ -1781,7 +2322,7 @@
       <w:spacing w:after="0" w:line="240" w:lineRule="auto"/>
     </w:pPr>
     <w:rPr>
-      <w:color w:val="76923C" w:themeColor="accent3" w:themeShade="BF"/>
+      <w:color w:val="000000"/>
     </w:rPr>
     <w:tblPr>
       <w:tblStyleRowBandSize w:val="1"/>
@@ -1884,7 +2425,7 @@
       <w:spacing w:after="0" w:line="240" w:lineRule="auto"/>
     </w:pPr>
     <w:rPr>
-      <w:color w:val="5F497A" w:themeColor="accent4" w:themeShade="BF"/>
+      <w:color w:val="000000"/>
     </w:rPr>
     <w:tblPr>
       <w:tblStyleRowBandSize w:val="1"/>
@@ -1987,7 +2528,7 @@
       <w:spacing w:after="0" w:line="240" w:lineRule="auto"/>
     </w:pPr>
     <w:rPr>
-      <w:color w:val="31849B" w:themeColor="accent5" w:themeShade="BF"/>
+      <w:color w:val="000000"/>
     </w:rPr>
     <w:tblPr>
       <w:tblStyleRowBandSize w:val="1"/>
@@ -2090,7 +2631,7 @@
       <w:spacing w:after="0" w:line="240" w:lineRule="auto"/>
     </w:pPr>
     <w:rPr>
-      <w:color w:val="E36C0A" w:themeColor="accent6" w:themeShade="BF"/>
+      <w:color w:val="000000"/>
     </w:rPr>
     <w:tblPr>
       <w:tblStyleRowBandSize w:val="1"/>
@@ -2216,7 +2757,7 @@
       <w:rPr>
         <w:b/>
         <w:bCs/>
-        <w:color w:val="FFFFFF" w:themeColor="background1"/>
+        <w:color w:val="000000"/>
       </w:rPr>
       <w:tblPr/>
       <w:tcPr>
@@ -2308,7 +2849,7 @@
       <w:rPr>
         <w:b/>
         <w:bCs/>
-        <w:color w:val="FFFFFF" w:themeColor="background1"/>
+        <w:color w:val="000000"/>
       </w:rPr>
       <w:tblPr/>
       <w:tcPr>
@@ -2400,7 +2941,7 @@
       <w:rPr>
         <w:b/>
         <w:bCs/>
-        <w:color w:val="FFFFFF" w:themeColor="background1"/>
+        <w:color w:val="000000"/>
       </w:rPr>
       <w:tblPr/>
       <w:tcPr>
@@ -2492,7 +3033,7 @@
       <w:rPr>
         <w:b/>
         <w:bCs/>
-        <w:color w:val="FFFFFF" w:themeColor="background1"/>
+        <w:color w:val="000000"/>
       </w:rPr>
       <w:tblPr/>
       <w:tcPr>
@@ -2584,7 +3125,7 @@
       <w:rPr>
         <w:b/>
         <w:bCs/>
-        <w:color w:val="FFFFFF" w:themeColor="background1"/>
+        <w:color w:val="000000"/>
       </w:rPr>
       <w:tblPr/>
       <w:tcPr>
@@ -2676,7 +3217,7 @@
       <w:rPr>
         <w:b/>
         <w:bCs/>
-        <w:color w:val="FFFFFF" w:themeColor="background1"/>
+        <w:color w:val="000000"/>
       </w:rPr>
       <w:tblPr/>
       <w:tcPr>
@@ -2768,7 +3309,7 @@
       <w:rPr>
         <w:b/>
         <w:bCs/>
-        <w:color w:val="FFFFFF" w:themeColor="background1"/>
+        <w:color w:val="000000"/>
       </w:rPr>
       <w:tblPr/>
       <w:tcPr>
@@ -3771,7 +4312,7 @@
       <w:rPr>
         <w:b/>
         <w:bCs/>
-        <w:color w:val="FFFFFF" w:themeColor="background1"/>
+        <w:color w:val="000000"/>
       </w:rPr>
       <w:tblPr/>
       <w:tcPr>
@@ -3877,7 +4418,7 @@
       <w:rPr>
         <w:b/>
         <w:bCs/>
-        <w:color w:val="FFFFFF" w:themeColor="background1"/>
+        <w:color w:val="000000"/>
       </w:rPr>
       <w:tblPr/>
       <w:tcPr>
@@ -3983,7 +4524,7 @@
       <w:rPr>
         <w:b/>
         <w:bCs/>
-        <w:color w:val="FFFFFF" w:themeColor="background1"/>
+        <w:color w:val="000000"/>
       </w:rPr>
       <w:tblPr/>
       <w:tcPr>
@@ -4089,7 +4630,7 @@
       <w:rPr>
         <w:b/>
         <w:bCs/>
-        <w:color w:val="FFFFFF" w:themeColor="background1"/>
+        <w:color w:val="000000"/>
       </w:rPr>
       <w:tblPr/>
       <w:tcPr>
@@ -4195,7 +4736,7 @@
       <w:rPr>
         <w:b/>
         <w:bCs/>
-        <w:color w:val="FFFFFF" w:themeColor="background1"/>
+        <w:color w:val="000000"/>
       </w:rPr>
       <w:tblPr/>
       <w:tcPr>
@@ -4301,7 +4842,7 @@
       <w:rPr>
         <w:b/>
         <w:bCs/>
-        <w:color w:val="FFFFFF" w:themeColor="background1"/>
+        <w:color w:val="000000"/>
       </w:rPr>
       <w:tblPr/>
       <w:tcPr>
@@ -4407,7 +4948,7 @@
       <w:rPr>
         <w:b/>
         <w:bCs/>
-        <w:color w:val="FFFFFF" w:themeColor="background1"/>
+        <w:color w:val="000000"/>
       </w:rPr>
       <w:tblPr/>
       <w:tcPr>
@@ -4510,7 +5051,7 @@
       <w:rPr>
         <w:b/>
         <w:bCs/>
-        <w:color w:val="FFFFFF" w:themeColor="background1"/>
+        <w:color w:val="000000"/>
       </w:rPr>
       <w:tblPr/>
       <w:tcPr>
@@ -4530,7 +5071,7 @@
         <w:spacing w:before="0" w:after="0" w:line="240" w:lineRule="auto"/>
       </w:pPr>
       <w:rPr>
-        <w:color w:val="auto"/>
+        <w:color w:val="000000"/>
       </w:rPr>
       <w:tblPr/>
       <w:tcPr>
@@ -4549,7 +5090,7 @@
       <w:rPr>
         <w:b/>
         <w:bCs/>
-        <w:color w:val="FFFFFF" w:themeColor="background1"/>
+        <w:color w:val="000000"/>
       </w:rPr>
       <w:tblPr/>
       <w:tcPr>
@@ -4568,7 +5109,7 @@
       <w:rPr>
         <w:b/>
         <w:bCs/>
-        <w:color w:val="FFFFFF" w:themeColor="background1"/>
+        <w:color w:val="000000"/>
       </w:rPr>
       <w:tblPr/>
       <w:tcPr>
@@ -4614,7 +5155,7 @@
     </w:tblStylePr>
     <w:tblStylePr w:type="nwCell">
       <w:rPr>
-        <w:color w:val="FFFFFF" w:themeColor="background1"/>
+        <w:color w:val="000000"/>
       </w:rPr>
       <w:tblPr/>
       <w:tcPr>
@@ -4659,7 +5200,7 @@
       <w:rPr>
         <w:b/>
         <w:bCs/>
-        <w:color w:val="FFFFFF" w:themeColor="background1"/>
+        <w:color w:val="000000"/>
       </w:rPr>
       <w:tblPr/>
       <w:tcPr>
@@ -4679,7 +5220,7 @@
         <w:spacing w:before="0" w:after="0" w:line="240" w:lineRule="auto"/>
       </w:pPr>
       <w:rPr>
-        <w:color w:val="auto"/>
+        <w:color w:val="000000"/>
       </w:rPr>
       <w:tblPr/>
       <w:tcPr>
@@ -4698,7 +5239,7 @@
       <w:rPr>
         <w:b/>
         <w:bCs/>
-        <w:color w:val="FFFFFF" w:themeColor="background1"/>
+        <w:color w:val="000000"/>
       </w:rPr>
       <w:tblPr/>
       <w:tcPr>
@@ -4717,7 +5258,7 @@
       <w:rPr>
         <w:b/>
         <w:bCs/>
-        <w:color w:val="FFFFFF" w:themeColor="background1"/>
+        <w:color w:val="000000"/>
       </w:rPr>
       <w:tblPr/>
       <w:tcPr>
@@ -4763,7 +5304,7 @@
     </w:tblStylePr>
     <w:tblStylePr w:type="nwCell">
       <w:rPr>
-        <w:color w:val="FFFFFF" w:themeColor="background1"/>
+        <w:color w:val="000000"/>
       </w:rPr>
       <w:tblPr/>
       <w:tcPr>
@@ -4808,7 +5349,7 @@
       <w:rPr>
         <w:b/>
         <w:bCs/>
-        <w:color w:val="FFFFFF" w:themeColor="background1"/>
+        <w:color w:val="000000"/>
       </w:rPr>
       <w:tblPr/>
       <w:tcPr>
@@ -4828,7 +5369,7 @@
         <w:spacing w:before="0" w:after="0" w:line="240" w:lineRule="auto"/>
       </w:pPr>
       <w:rPr>
-        <w:color w:val="auto"/>
+        <w:color w:val="000000"/>
       </w:rPr>
       <w:tblPr/>
       <w:tcPr>
@@ -4847,7 +5388,7 @@
       <w:rPr>
         <w:b/>
         <w:bCs/>
-        <w:color w:val="FFFFFF" w:themeColor="background1"/>
+        <w:color w:val="000000"/>
       </w:rPr>
       <w:tblPr/>
       <w:tcPr>
@@ -4866,7 +5407,7 @@
       <w:rPr>
         <w:b/>
         <w:bCs/>
-        <w:color w:val="FFFFFF" w:themeColor="background1"/>
+        <w:color w:val="000000"/>
       </w:rPr>
       <w:tblPr/>
       <w:tcPr>
@@ -4912,7 +5453,7 @@
     </w:tblStylePr>
     <w:tblStylePr w:type="nwCell">
       <w:rPr>
-        <w:color w:val="FFFFFF" w:themeColor="background1"/>
+        <w:color w:val="000000"/>
       </w:rPr>
       <w:tblPr/>
       <w:tcPr>
@@ -4957,7 +5498,7 @@
       <w:rPr>
         <w:b/>
         <w:bCs/>
-        <w:color w:val="FFFFFF" w:themeColor="background1"/>
+        <w:color w:val="000000"/>
       </w:rPr>
       <w:tblPr/>
       <w:tcPr>
@@ -4977,7 +5518,7 @@
         <w:spacing w:before="0" w:after="0" w:line="240" w:lineRule="auto"/>
       </w:pPr>
       <w:rPr>
-        <w:color w:val="auto"/>
+        <w:color w:val="000000"/>
       </w:rPr>
       <w:tblPr/>
       <w:tcPr>
@@ -4996,7 +5537,7 @@
       <w:rPr>
         <w:b/>
         <w:bCs/>
-        <w:color w:val="FFFFFF" w:themeColor="background1"/>
+        <w:color w:val="000000"/>
       </w:rPr>
       <w:tblPr/>
       <w:tcPr>
@@ -5015,7 +5556,7 @@
       <w:rPr>
         <w:b/>
         <w:bCs/>
-        <w:color w:val="FFFFFF" w:themeColor="background1"/>
+        <w:color w:val="000000"/>
       </w:rPr>
       <w:tblPr/>
       <w:tcPr>
@@ -5061,7 +5602,7 @@
     </w:tblStylePr>
     <w:tblStylePr w:type="nwCell">
       <w:rPr>
-        <w:color w:val="FFFFFF" w:themeColor="background1"/>
+        <w:color w:val="000000"/>
       </w:rPr>
       <w:tblPr/>
       <w:tcPr>
@@ -5106,7 +5647,7 @@
       <w:rPr>
         <w:b/>
         <w:bCs/>
-        <w:color w:val="FFFFFF" w:themeColor="background1"/>
+        <w:color w:val="000000"/>
       </w:rPr>
       <w:tblPr/>
       <w:tcPr>
@@ -5126,7 +5667,7 @@
         <w:spacing w:before="0" w:after="0" w:line="240" w:lineRule="auto"/>
       </w:pPr>
       <w:rPr>
-        <w:color w:val="auto"/>
+        <w:color w:val="000000"/>
       </w:rPr>
       <w:tblPr/>
       <w:tcPr>
@@ -5145,7 +5686,7 @@
       <w:rPr>
         <w:b/>
         <w:bCs/>
-        <w:color w:val="FFFFFF" w:themeColor="background1"/>
+        <w:color w:val="000000"/>
       </w:rPr>
       <w:tblPr/>
       <w:tcPr>
@@ -5164,7 +5705,7 @@
       <w:rPr>
         <w:b/>
         <w:bCs/>
-        <w:color w:val="FFFFFF" w:themeColor="background1"/>
+        <w:color w:val="000000"/>
       </w:rPr>
       <w:tblPr/>
       <w:tcPr>
@@ -5210,7 +5751,7 @@
     </w:tblStylePr>
     <w:tblStylePr w:type="nwCell">
       <w:rPr>
-        <w:color w:val="FFFFFF" w:themeColor="background1"/>
+        <w:color w:val="000000"/>
       </w:rPr>
       <w:tblPr/>
       <w:tcPr>
@@ -5255,7 +5796,7 @@
       <w:rPr>
         <w:b/>
         <w:bCs/>
-        <w:color w:val="FFFFFF" w:themeColor="background1"/>
+        <w:color w:val="000000"/>
       </w:rPr>
       <w:tblPr/>
       <w:tcPr>
@@ -5275,7 +5816,7 @@
         <w:spacing w:before="0" w:after="0" w:line="240" w:lineRule="auto"/>
       </w:pPr>
       <w:rPr>
-        <w:color w:val="auto"/>
+        <w:color w:val="000000"/>
       </w:rPr>
       <w:tblPr/>
       <w:tcPr>
@@ -5294,7 +5835,7 @@
       <w:rPr>
         <w:b/>
         <w:bCs/>
-        <w:color w:val="FFFFFF" w:themeColor="background1"/>
+        <w:color w:val="000000"/>
       </w:rPr>
       <w:tblPr/>
       <w:tcPr>
@@ -5313,7 +5854,7 @@
       <w:rPr>
         <w:b/>
         <w:bCs/>
-        <w:color w:val="FFFFFF" w:themeColor="background1"/>
+        <w:color w:val="000000"/>
       </w:rPr>
       <w:tblPr/>
       <w:tcPr>
@@ -5359,7 +5900,7 @@
     </w:tblStylePr>
     <w:tblStylePr w:type="nwCell">
       <w:rPr>
-        <w:color w:val="FFFFFF" w:themeColor="background1"/>
+        <w:color w:val="000000"/>
       </w:rPr>
       <w:tblPr/>
       <w:tcPr>
@@ -5404,7 +5945,7 @@
       <w:rPr>
         <w:b/>
         <w:bCs/>
-        <w:color w:val="FFFFFF" w:themeColor="background1"/>
+        <w:color w:val="000000"/>
       </w:rPr>
       <w:tblPr/>
       <w:tcPr>
@@ -5424,7 +5965,7 @@
         <w:spacing w:before="0" w:after="0" w:line="240" w:lineRule="auto"/>
       </w:pPr>
       <w:rPr>
-        <w:color w:val="auto"/>
+        <w:color w:val="000000"/>
       </w:rPr>
       <w:tblPr/>
       <w:tcPr>
@@ -5443,7 +5984,7 @@
       <w:rPr>
         <w:b/>
         <w:bCs/>
-        <w:color w:val="FFFFFF" w:themeColor="background1"/>
+        <w:color w:val="000000"/>
       </w:rPr>
       <w:tblPr/>
       <w:tcPr>
@@ -5462,7 +6003,7 @@
       <w:rPr>
         <w:b/>
         <w:bCs/>
-        <w:color w:val="FFFFFF" w:themeColor="background1"/>
+        <w:color w:val="000000"/>
       </w:rPr>
       <w:tblPr/>
       <w:tcPr>
@@ -5508,7 +6049,7 @@
     </w:tblStylePr>
     <w:tblStylePr w:type="nwCell">
       <w:rPr>
-        <w:color w:val="FFFFFF" w:themeColor="background1"/>
+        <w:color w:val="000000"/>
       </w:rPr>
       <w:tblPr/>
       <w:tcPr>
@@ -5532,7 +6073,7 @@
       <w:spacing w:after="0" w:line="240" w:lineRule="auto"/>
     </w:pPr>
     <w:rPr>
-      <w:color w:val="000000" w:themeColor="text1"/>
+      <w:color w:val="000000"/>
     </w:rPr>
     <w:tblPr>
       <w:tblStyleRowBandSize w:val="1"/>
@@ -5565,7 +6106,7 @@
       <w:rPr>
         <w:b/>
         <w:bCs/>
-        <w:color w:val="1F497D" w:themeColor="text2"/>
+        <w:color w:val="000000"/>
       </w:rPr>
       <w:tblPr/>
       <w:tcPr>
@@ -5616,7 +6157,7 @@
       <w:spacing w:after="0" w:line="240" w:lineRule="auto"/>
     </w:pPr>
     <w:rPr>
-      <w:color w:val="000000" w:themeColor="text1"/>
+      <w:color w:val="000000"/>
     </w:rPr>
     <w:tblPr>
       <w:tblStyleRowBandSize w:val="1"/>
@@ -5649,7 +6190,7 @@
       <w:rPr>
         <w:b/>
         <w:bCs/>
-        <w:color w:val="1F497D" w:themeColor="text2"/>
+        <w:color w:val="000000"/>
       </w:rPr>
       <w:tblPr/>
       <w:tcPr>
@@ -5700,7 +6241,7 @@
       <w:spacing w:after="0" w:line="240" w:lineRule="auto"/>
     </w:pPr>
     <w:rPr>
-      <w:color w:val="000000" w:themeColor="text1"/>
+      <w:color w:val="000000"/>
     </w:rPr>
     <w:tblPr>
       <w:tblStyleRowBandSize w:val="1"/>
@@ -5733,7 +6274,7 @@
       <w:rPr>
         <w:b/>
         <w:bCs/>
-        <w:color w:val="1F497D" w:themeColor="text2"/>
+        <w:color w:val="000000"/>
       </w:rPr>
       <w:tblPr/>
       <w:tcPr>
@@ -5784,7 +6325,7 @@
       <w:spacing w:after="0" w:line="240" w:lineRule="auto"/>
     </w:pPr>
     <w:rPr>
-      <w:color w:val="000000" w:themeColor="text1"/>
+      <w:color w:val="000000"/>
     </w:rPr>
     <w:tblPr>
       <w:tblStyleRowBandSize w:val="1"/>
@@ -5817,7 +6358,7 @@
       <w:rPr>
         <w:b/>
         <w:bCs/>
-        <w:color w:val="1F497D" w:themeColor="text2"/>
+        <w:color w:val="000000"/>
       </w:rPr>
       <w:tblPr/>
       <w:tcPr>
@@ -5868,7 +6409,7 @@
       <w:spacing w:after="0" w:line="240" w:lineRule="auto"/>
     </w:pPr>
     <w:rPr>
-      <w:color w:val="000000" w:themeColor="text1"/>
+      <w:color w:val="000000"/>
     </w:rPr>
     <w:tblPr>
       <w:tblStyleRowBandSize w:val="1"/>
@@ -5901,7 +6442,7 @@
       <w:rPr>
         <w:b/>
         <w:bCs/>
-        <w:color w:val="1F497D" w:themeColor="text2"/>
+        <w:color w:val="000000"/>
       </w:rPr>
       <w:tblPr/>
       <w:tcPr>
@@ -5952,7 +6493,7 @@
       <w:spacing w:after="0" w:line="240" w:lineRule="auto"/>
     </w:pPr>
     <w:rPr>
-      <w:color w:val="000000" w:themeColor="text1"/>
+      <w:color w:val="000000"/>
     </w:rPr>
     <w:tblPr>
       <w:tblStyleRowBandSize w:val="1"/>
@@ -5985,7 +6526,7 @@
       <w:rPr>
         <w:b/>
         <w:bCs/>
-        <w:color w:val="1F497D" w:themeColor="text2"/>
+        <w:color w:val="000000"/>
       </w:rPr>
       <w:tblPr/>
       <w:tcPr>
@@ -6036,7 +6577,7 @@
       <w:spacing w:after="0" w:line="240" w:lineRule="auto"/>
     </w:pPr>
     <w:rPr>
-      <w:color w:val="000000" w:themeColor="text1"/>
+      <w:color w:val="000000"/>
     </w:rPr>
     <w:tblPr>
       <w:tblStyleRowBandSize w:val="1"/>
@@ -6069,7 +6610,7 @@
       <w:rPr>
         <w:b/>
         <w:bCs/>
-        <w:color w:val="1F497D" w:themeColor="text2"/>
+        <w:color w:val="000000"/>
       </w:rPr>
       <w:tblPr/>
       <w:tcPr>
@@ -6121,7 +6662,7 @@
     </w:pPr>
     <w:rPr>
       <w:rFonts w:asciiTheme="majorHAnsi" w:eastAsiaTheme="majorEastAsia" w:hAnsiTheme="majorHAnsi" w:cstheme="majorBidi"/>
-      <w:color w:val="000000" w:themeColor="text1"/>
+      <w:color w:val="000000"/>
     </w:rPr>
     <w:tblPr>
       <w:tblStyleRowBandSize w:val="1"/>
@@ -6249,7 +6790,7 @@
     </w:pPr>
     <w:rPr>
       <w:rFonts w:asciiTheme="majorHAnsi" w:eastAsiaTheme="majorEastAsia" w:hAnsiTheme="majorHAnsi" w:cstheme="majorBidi"/>
-      <w:color w:val="000000" w:themeColor="text1"/>
+      <w:color w:val="000000"/>
     </w:rPr>
     <w:tblPr>
       <w:tblStyleRowBandSize w:val="1"/>
@@ -6377,7 +6918,7 @@
     </w:pPr>
     <w:rPr>
       <w:rFonts w:asciiTheme="majorHAnsi" w:eastAsiaTheme="majorEastAsia" w:hAnsiTheme="majorHAnsi" w:cstheme="majorBidi"/>
-      <w:color w:val="000000" w:themeColor="text1"/>
+      <w:color w:val="000000"/>
     </w:rPr>
     <w:tblPr>
       <w:tblStyleRowBandSize w:val="1"/>
@@ -6505,7 +7046,7 @@
     </w:pPr>
     <w:rPr>
       <w:rFonts w:asciiTheme="majorHAnsi" w:eastAsiaTheme="majorEastAsia" w:hAnsiTheme="majorHAnsi" w:cstheme="majorBidi"/>
-      <w:color w:val="000000" w:themeColor="text1"/>
+      <w:color w:val="000000"/>
     </w:rPr>
     <w:tblPr>
       <w:tblStyleRowBandSize w:val="1"/>
@@ -6633,7 +7174,7 @@
     </w:pPr>
     <w:rPr>
       <w:rFonts w:asciiTheme="majorHAnsi" w:eastAsiaTheme="majorEastAsia" w:hAnsiTheme="majorHAnsi" w:cstheme="majorBidi"/>
-      <w:color w:val="000000" w:themeColor="text1"/>
+      <w:color w:val="000000"/>
     </w:rPr>
     <w:tblPr>
       <w:tblStyleRowBandSize w:val="1"/>
@@ -6761,7 +7302,7 @@
     </w:pPr>
     <w:rPr>
       <w:rFonts w:asciiTheme="majorHAnsi" w:eastAsiaTheme="majorEastAsia" w:hAnsiTheme="majorHAnsi" w:cstheme="majorBidi"/>
-      <w:color w:val="000000" w:themeColor="text1"/>
+      <w:color w:val="000000"/>
     </w:rPr>
     <w:tblPr>
       <w:tblStyleRowBandSize w:val="1"/>
@@ -6889,7 +7430,7 @@
     </w:pPr>
     <w:rPr>
       <w:rFonts w:asciiTheme="majorHAnsi" w:eastAsiaTheme="majorEastAsia" w:hAnsiTheme="majorHAnsi" w:cstheme="majorBidi"/>
-      <w:color w:val="000000" w:themeColor="text1"/>
+      <w:color w:val="000000"/>
     </w:rPr>
     <w:tblPr>
       <w:tblStyleRowBandSize w:val="1"/>
@@ -7528,7 +8069,7 @@
     </w:pPr>
     <w:rPr>
       <w:rFonts w:asciiTheme="majorHAnsi" w:eastAsiaTheme="majorEastAsia" w:hAnsiTheme="majorHAnsi" w:cstheme="majorBidi"/>
-      <w:color w:val="000000" w:themeColor="text1"/>
+      <w:color w:val="000000"/>
     </w:rPr>
     <w:tblPr>
       <w:tblStyleRowBandSize w:val="1"/>
@@ -7556,7 +8097,7 @@
       <w:rPr>
         <w:b/>
         <w:bCs/>
-        <w:color w:val="000000" w:themeColor="text1"/>
+        <w:color w:val="000000"/>
       </w:rPr>
       <w:tblPr/>
       <w:tcPr>
@@ -7567,7 +8108,7 @@
       <w:rPr>
         <w:b/>
         <w:bCs/>
-        <w:color w:val="000000" w:themeColor="text1"/>
+        <w:color w:val="000000"/>
       </w:rPr>
       <w:tblPr/>
       <w:tcPr>
@@ -7586,7 +8127,7 @@
       <w:rPr>
         <w:b/>
         <w:bCs/>
-        <w:color w:val="000000" w:themeColor="text1"/>
+        <w:color w:val="000000"/>
       </w:rPr>
       <w:tblPr/>
       <w:tcPr>
@@ -7605,7 +8146,7 @@
       <w:rPr>
         <w:b w:val="0"/>
         <w:bCs w:val="0"/>
-        <w:color w:val="000000" w:themeColor="text1"/>
+        <w:color w:val="000000"/>
       </w:rPr>
       <w:tblPr/>
       <w:tcPr>
@@ -7653,7 +8194,7 @@
     </w:pPr>
     <w:rPr>
       <w:rFonts w:asciiTheme="majorHAnsi" w:eastAsiaTheme="majorEastAsia" w:hAnsiTheme="majorHAnsi" w:cstheme="majorBidi"/>
-      <w:color w:val="000000" w:themeColor="text1"/>
+      <w:color w:val="000000"/>
     </w:rPr>
     <w:tblPr>
       <w:tblStyleRowBandSize w:val="1"/>
@@ -7681,7 +8222,7 @@
       <w:rPr>
         <w:b/>
         <w:bCs/>
-        <w:color w:val="000000" w:themeColor="text1"/>
+        <w:color w:val="000000"/>
       </w:rPr>
       <w:tblPr/>
       <w:tcPr>
@@ -7692,7 +8233,7 @@
       <w:rPr>
         <w:b/>
         <w:bCs/>
-        <w:color w:val="000000" w:themeColor="text1"/>
+        <w:color w:val="000000"/>
       </w:rPr>
       <w:tblPr/>
       <w:tcPr>
@@ -7711,7 +8252,7 @@
       <w:rPr>
         <w:b/>
         <w:bCs/>
-        <w:color w:val="000000" w:themeColor="text1"/>
+        <w:color w:val="000000"/>
       </w:rPr>
       <w:tblPr/>
       <w:tcPr>
@@ -7730,7 +8271,7 @@
       <w:rPr>
         <w:b w:val="0"/>
         <w:bCs w:val="0"/>
-        <w:color w:val="000000" w:themeColor="text1"/>
+        <w:color w:val="000000"/>
       </w:rPr>
       <w:tblPr/>
       <w:tcPr>
@@ -7778,7 +8319,7 @@
     </w:pPr>
     <w:rPr>
       <w:rFonts w:asciiTheme="majorHAnsi" w:eastAsiaTheme="majorEastAsia" w:hAnsiTheme="majorHAnsi" w:cstheme="majorBidi"/>
-      <w:color w:val="000000" w:themeColor="text1"/>
+      <w:color w:val="000000"/>
     </w:rPr>
     <w:tblPr>
       <w:tblStyleRowBandSize w:val="1"/>
@@ -7806,7 +8347,7 @@
       <w:rPr>
         <w:b/>
         <w:bCs/>
-        <w:color w:val="000000" w:themeColor="text1"/>
+        <w:color w:val="000000"/>
       </w:rPr>
       <w:tblPr/>
       <w:tcPr>
@@ -7817,7 +8358,7 @@
       <w:rPr>
         <w:b/>
         <w:bCs/>
-        <w:color w:val="000000" w:themeColor="text1"/>
+        <w:color w:val="000000"/>
       </w:rPr>
       <w:tblPr/>
       <w:tcPr>
@@ -7836,7 +8377,7 @@
       <w:rPr>
         <w:b/>
         <w:bCs/>
-        <w:color w:val="000000" w:themeColor="text1"/>
+        <w:color w:val="000000"/>
       </w:rPr>
       <w:tblPr/>
       <w:tcPr>
@@ -7855,7 +8396,7 @@
       <w:rPr>
         <w:b w:val="0"/>
         <w:bCs w:val="0"/>
-        <w:color w:val="000000" w:themeColor="text1"/>
+        <w:color w:val="000000"/>
       </w:rPr>
       <w:tblPr/>
       <w:tcPr>
@@ -7903,7 +8444,7 @@
     </w:pPr>
     <w:rPr>
       <w:rFonts w:asciiTheme="majorHAnsi" w:eastAsiaTheme="majorEastAsia" w:hAnsiTheme="majorHAnsi" w:cstheme="majorBidi"/>
-      <w:color w:val="000000" w:themeColor="text1"/>
+      <w:color w:val="000000"/>
     </w:rPr>
     <w:tblPr>
       <w:tblStyleRowBandSize w:val="1"/>
@@ -7931,7 +8472,7 @@
       <w:rPr>
         <w:b/>
         <w:bCs/>
-        <w:color w:val="000000" w:themeColor="text1"/>
+        <w:color w:val="000000"/>
       </w:rPr>
       <w:tblPr/>
       <w:tcPr>
@@ -7942,7 +8483,7 @@
       <w:rPr>
         <w:b/>
         <w:bCs/>
-        <w:color w:val="000000" w:themeColor="text1"/>
+        <w:color w:val="000000"/>
       </w:rPr>
       <w:tblPr/>
       <w:tcPr>
@@ -7961,7 +8502,7 @@
       <w:rPr>
         <w:b/>
         <w:bCs/>
-        <w:color w:val="000000" w:themeColor="text1"/>
+        <w:color w:val="000000"/>
       </w:rPr>
       <w:tblPr/>
       <w:tcPr>
@@ -7980,7 +8521,7 @@
       <w:rPr>
         <w:b w:val="0"/>
         <w:bCs w:val="0"/>
-        <w:color w:val="000000" w:themeColor="text1"/>
+        <w:color w:val="000000"/>
       </w:rPr>
       <w:tblPr/>
       <w:tcPr>
@@ -8028,7 +8569,7 @@
     </w:pPr>
     <w:rPr>
       <w:rFonts w:asciiTheme="majorHAnsi" w:eastAsiaTheme="majorEastAsia" w:hAnsiTheme="majorHAnsi" w:cstheme="majorBidi"/>
-      <w:color w:val="000000" w:themeColor="text1"/>
+      <w:color w:val="000000"/>
     </w:rPr>
     <w:tblPr>
       <w:tblStyleRowBandSize w:val="1"/>
@@ -8056,7 +8597,7 @@
       <w:rPr>
         <w:b/>
         <w:bCs/>
-        <w:color w:val="000000" w:themeColor="text1"/>
+        <w:color w:val="000000"/>
       </w:rPr>
       <w:tblPr/>
       <w:tcPr>
@@ -8067,7 +8608,7 @@
       <w:rPr>
         <w:b/>
         <w:bCs/>
-        <w:color w:val="000000" w:themeColor="text1"/>
+        <w:color w:val="000000"/>
       </w:rPr>
       <w:tblPr/>
       <w:tcPr>
@@ -8086,7 +8627,7 @@
       <w:rPr>
         <w:b/>
         <w:bCs/>
-        <w:color w:val="000000" w:themeColor="text1"/>
+        <w:color w:val="000000"/>
       </w:rPr>
       <w:tblPr/>
       <w:tcPr>
@@ -8105,7 +8646,7 @@
       <w:rPr>
         <w:b w:val="0"/>
         <w:bCs w:val="0"/>
-        <w:color w:val="000000" w:themeColor="text1"/>
+        <w:color w:val="000000"/>
       </w:rPr>
       <w:tblPr/>
       <w:tcPr>
@@ -8153,7 +8694,7 @@
     </w:pPr>
     <w:rPr>
       <w:rFonts w:asciiTheme="majorHAnsi" w:eastAsiaTheme="majorEastAsia" w:hAnsiTheme="majorHAnsi" w:cstheme="majorBidi"/>
-      <w:color w:val="000000" w:themeColor="text1"/>
+      <w:color w:val="000000"/>
     </w:rPr>
     <w:tblPr>
       <w:tblStyleRowBandSize w:val="1"/>
@@ -8181,7 +8722,7 @@
       <w:rPr>
         <w:b/>
         <w:bCs/>
-        <w:color w:val="000000" w:themeColor="text1"/>
+        <w:color w:val="000000"/>
       </w:rPr>
       <w:tblPr/>
       <w:tcPr>
@@ -8192,7 +8733,7 @@
       <w:rPr>
         <w:b/>
         <w:bCs/>
-        <w:color w:val="000000" w:themeColor="text1"/>
+        <w:color w:val="000000"/>
       </w:rPr>
       <w:tblPr/>
       <w:tcPr>
@@ -8211,7 +8752,7 @@
       <w:rPr>
         <w:b/>
         <w:bCs/>
-        <w:color w:val="000000" w:themeColor="text1"/>
+        <w:color w:val="000000"/>
       </w:rPr>
       <w:tblPr/>
       <w:tcPr>
@@ -8230,7 +8771,7 @@
       <w:rPr>
         <w:b w:val="0"/>
         <w:bCs w:val="0"/>
-        <w:color w:val="000000" w:themeColor="text1"/>
+        <w:color w:val="000000"/>
       </w:rPr>
       <w:tblPr/>
       <w:tcPr>
@@ -8278,7 +8819,7 @@
     </w:pPr>
     <w:rPr>
       <w:rFonts w:asciiTheme="majorHAnsi" w:eastAsiaTheme="majorEastAsia" w:hAnsiTheme="majorHAnsi" w:cstheme="majorBidi"/>
-      <w:color w:val="000000" w:themeColor="text1"/>
+      <w:color w:val="000000"/>
     </w:rPr>
     <w:tblPr>
       <w:tblStyleRowBandSize w:val="1"/>
@@ -8306,7 +8847,7 @@
       <w:rPr>
         <w:b/>
         <w:bCs/>
-        <w:color w:val="000000" w:themeColor="text1"/>
+        <w:color w:val="000000"/>
       </w:rPr>
       <w:tblPr/>
       <w:tcPr>
@@ -8317,7 +8858,7 @@
       <w:rPr>
         <w:b/>
         <w:bCs/>
-        <w:color w:val="000000" w:themeColor="text1"/>
+        <w:color w:val="000000"/>
       </w:rPr>
       <w:tblPr/>
       <w:tcPr>
@@ -8336,7 +8877,7 @@
       <w:rPr>
         <w:b/>
         <w:bCs/>
-        <w:color w:val="000000" w:themeColor="text1"/>
+        <w:color w:val="000000"/>
       </w:rPr>
       <w:tblPr/>
       <w:tcPr>
@@ -8355,7 +8896,7 @@
       <w:rPr>
         <w:b w:val="0"/>
         <w:bCs w:val="0"/>
-        <w:color w:val="000000" w:themeColor="text1"/>
+        <w:color w:val="000000"/>
       </w:rPr>
       <w:tblPr/>
       <w:tcPr>
@@ -8429,7 +8970,7 @@
         <w:bCs/>
         <w:i w:val="0"/>
         <w:iCs w:val="0"/>
-        <w:color w:val="FFFFFF" w:themeColor="background1"/>
+        <w:color w:val="000000"/>
       </w:rPr>
       <w:tblPr/>
       <w:tcPr>
@@ -8450,7 +8991,7 @@
         <w:bCs/>
         <w:i w:val="0"/>
         <w:iCs w:val="0"/>
-        <w:color w:val="FFFFFF" w:themeColor="background1"/>
+        <w:color w:val="000000"/>
       </w:rPr>
       <w:tblPr/>
       <w:tcPr>
@@ -8471,7 +9012,7 @@
         <w:bCs/>
         <w:i w:val="0"/>
         <w:iCs w:val="0"/>
-        <w:color w:val="FFFFFF" w:themeColor="background1"/>
+        <w:color w:val="000000"/>
       </w:rPr>
       <w:tblPr/>
       <w:tcPr>
@@ -8490,7 +9031,7 @@
         <w:bCs/>
         <w:i w:val="0"/>
         <w:iCs w:val="0"/>
-        <w:color w:val="FFFFFF" w:themeColor="background1"/>
+        <w:color w:val="000000"/>
       </w:rPr>
       <w:tblPr/>
       <w:tcPr>
@@ -8570,7 +9111,7 @@
         <w:bCs/>
         <w:i w:val="0"/>
         <w:iCs w:val="0"/>
-        <w:color w:val="FFFFFF" w:themeColor="background1"/>
+        <w:color w:val="000000"/>
       </w:rPr>
       <w:tblPr/>
       <w:tcPr>
@@ -8591,7 +9132,7 @@
         <w:bCs/>
         <w:i w:val="0"/>
         <w:iCs w:val="0"/>
-        <w:color w:val="FFFFFF" w:themeColor="background1"/>
+        <w:color w:val="000000"/>
       </w:rPr>
       <w:tblPr/>
       <w:tcPr>
@@ -8612,7 +9153,7 @@
         <w:bCs/>
         <w:i w:val="0"/>
         <w:iCs w:val="0"/>
-        <w:color w:val="FFFFFF" w:themeColor="background1"/>
+        <w:color w:val="000000"/>
       </w:rPr>
       <w:tblPr/>
       <w:tcPr>
@@ -8631,7 +9172,7 @@
         <w:bCs/>
         <w:i w:val="0"/>
         <w:iCs w:val="0"/>
-        <w:color w:val="FFFFFF" w:themeColor="background1"/>
+        <w:color w:val="000000"/>
       </w:rPr>
       <w:tblPr/>
       <w:tcPr>
@@ -8711,7 +9252,7 @@
         <w:bCs/>
         <w:i w:val="0"/>
         <w:iCs w:val="0"/>
-        <w:color w:val="FFFFFF" w:themeColor="background1"/>
+        <w:color w:val="000000"/>
       </w:rPr>
       <w:tblPr/>
       <w:tcPr>
@@ -8732,7 +9273,7 @@
         <w:bCs/>
         <w:i w:val="0"/>
         <w:iCs w:val="0"/>
-        <w:color w:val="FFFFFF" w:themeColor="background1"/>
+        <w:color w:val="000000"/>
       </w:rPr>
       <w:tblPr/>
       <w:tcPr>
@@ -8753,7 +9294,7 @@
         <w:bCs/>
         <w:i w:val="0"/>
         <w:iCs w:val="0"/>
-        <w:color w:val="FFFFFF" w:themeColor="background1"/>
+        <w:color w:val="000000"/>
       </w:rPr>
       <w:tblPr/>
       <w:tcPr>
@@ -8772,7 +9313,7 @@
         <w:bCs/>
         <w:i w:val="0"/>
         <w:iCs w:val="0"/>
-        <w:color w:val="FFFFFF" w:themeColor="background1"/>
+        <w:color w:val="000000"/>
       </w:rPr>
       <w:tblPr/>
       <w:tcPr>
@@ -8852,7 +9393,7 @@
         <w:bCs/>
         <w:i w:val="0"/>
         <w:iCs w:val="0"/>
-        <w:color w:val="FFFFFF" w:themeColor="background1"/>
+        <w:color w:val="000000"/>
       </w:rPr>
       <w:tblPr/>
       <w:tcPr>
@@ -8873,7 +9414,7 @@
         <w:bCs/>
         <w:i w:val="0"/>
         <w:iCs w:val="0"/>
-        <w:color w:val="FFFFFF" w:themeColor="background1"/>
+        <w:color w:val="000000"/>
       </w:rPr>
       <w:tblPr/>
       <w:tcPr>
@@ -8894,7 +9435,7 @@
         <w:bCs/>
         <w:i w:val="0"/>
         <w:iCs w:val="0"/>
-        <w:color w:val="FFFFFF" w:themeColor="background1"/>
+        <w:color w:val="000000"/>
       </w:rPr>
       <w:tblPr/>
       <w:tcPr>
@@ -8913,7 +9454,7 @@
         <w:bCs/>
         <w:i w:val="0"/>
         <w:iCs w:val="0"/>
-        <w:color w:val="FFFFFF" w:themeColor="background1"/>
+        <w:color w:val="000000"/>
       </w:rPr>
       <w:tblPr/>
       <w:tcPr>
@@ -8993,7 +9534,7 @@
         <w:bCs/>
         <w:i w:val="0"/>
         <w:iCs w:val="0"/>
-        <w:color w:val="FFFFFF" w:themeColor="background1"/>
+        <w:color w:val="000000"/>
       </w:rPr>
       <w:tblPr/>
       <w:tcPr>
@@ -9014,7 +9555,7 @@
         <w:bCs/>
         <w:i w:val="0"/>
         <w:iCs w:val="0"/>
-        <w:color w:val="FFFFFF" w:themeColor="background1"/>
+        <w:color w:val="000000"/>
       </w:rPr>
       <w:tblPr/>
       <w:tcPr>
@@ -9035,7 +9576,7 @@
         <w:bCs/>
         <w:i w:val="0"/>
         <w:iCs w:val="0"/>
-        <w:color w:val="FFFFFF" w:themeColor="background1"/>
+        <w:color w:val="000000"/>
       </w:rPr>
       <w:tblPr/>
       <w:tcPr>
@@ -9054,7 +9595,7 @@
         <w:bCs/>
         <w:i w:val="0"/>
         <w:iCs w:val="0"/>
-        <w:color w:val="FFFFFF" w:themeColor="background1"/>
+        <w:color w:val="000000"/>
       </w:rPr>
       <w:tblPr/>
       <w:tcPr>
@@ -9134,7 +9675,7 @@
         <w:bCs/>
         <w:i w:val="0"/>
         <w:iCs w:val="0"/>
-        <w:color w:val="FFFFFF" w:themeColor="background1"/>
+        <w:color w:val="000000"/>
       </w:rPr>
       <w:tblPr/>
       <w:tcPr>
@@ -9155,7 +9696,7 @@
         <w:bCs/>
         <w:i w:val="0"/>
         <w:iCs w:val="0"/>
-        <w:color w:val="FFFFFF" w:themeColor="background1"/>
+        <w:color w:val="000000"/>
       </w:rPr>
       <w:tblPr/>
       <w:tcPr>
@@ -9176,7 +9717,7 @@
         <w:bCs/>
         <w:i w:val="0"/>
         <w:iCs w:val="0"/>
-        <w:color w:val="FFFFFF" w:themeColor="background1"/>
+        <w:color w:val="000000"/>
       </w:rPr>
       <w:tblPr/>
       <w:tcPr>
@@ -9195,7 +9736,7 @@
         <w:bCs/>
         <w:i w:val="0"/>
         <w:iCs w:val="0"/>
-        <w:color w:val="FFFFFF" w:themeColor="background1"/>
+        <w:color w:val="000000"/>
       </w:rPr>
       <w:tblPr/>
       <w:tcPr>
@@ -9275,7 +9816,7 @@
         <w:bCs/>
         <w:i w:val="0"/>
         <w:iCs w:val="0"/>
-        <w:color w:val="FFFFFF" w:themeColor="background1"/>
+        <w:color w:val="000000"/>
       </w:rPr>
       <w:tblPr/>
       <w:tcPr>
@@ -9296,7 +9837,7 @@
         <w:bCs/>
         <w:i w:val="0"/>
         <w:iCs w:val="0"/>
-        <w:color w:val="FFFFFF" w:themeColor="background1"/>
+        <w:color w:val="000000"/>
       </w:rPr>
       <w:tblPr/>
       <w:tcPr>
@@ -9317,7 +9858,7 @@
         <w:bCs/>
         <w:i w:val="0"/>
         <w:iCs w:val="0"/>
-        <w:color w:val="FFFFFF" w:themeColor="background1"/>
+        <w:color w:val="000000"/>
       </w:rPr>
       <w:tblPr/>
       <w:tcPr>
@@ -9336,7 +9877,7 @@
         <w:bCs/>
         <w:i w:val="0"/>
         <w:iCs w:val="0"/>
-        <w:color w:val="FFFFFF" w:themeColor="background1"/>
+        <w:color w:val="000000"/>
       </w:rPr>
       <w:tblPr/>
       <w:tcPr>
@@ -9389,7 +9930,7 @@
       <w:spacing w:after="0" w:line="240" w:lineRule="auto"/>
     </w:pPr>
     <w:rPr>
-      <w:color w:val="FFFFFF" w:themeColor="background1"/>
+      <w:color w:val="000000"/>
     </w:rPr>
     <w:tblPr>
       <w:tblStyleRowBandSize w:val="1"/>
@@ -9503,7 +10044,7 @@
       <w:spacing w:after="0" w:line="240" w:lineRule="auto"/>
     </w:pPr>
     <w:rPr>
-      <w:color w:val="FFFFFF" w:themeColor="background1"/>
+      <w:color w:val="000000"/>
     </w:rPr>
     <w:tblPr>
       <w:tblStyleRowBandSize w:val="1"/>
@@ -9617,7 +10158,7 @@
       <w:spacing w:after="0" w:line="240" w:lineRule="auto"/>
     </w:pPr>
     <w:rPr>
-      <w:color w:val="FFFFFF" w:themeColor="background1"/>
+      <w:color w:val="000000"/>
     </w:rPr>
     <w:tblPr>
       <w:tblStyleRowBandSize w:val="1"/>
@@ -9731,7 +10272,7 @@
       <w:spacing w:after="0" w:line="240" w:lineRule="auto"/>
     </w:pPr>
     <w:rPr>
-      <w:color w:val="FFFFFF" w:themeColor="background1"/>
+      <w:color w:val="000000"/>
     </w:rPr>
     <w:tblPr>
       <w:tblStyleRowBandSize w:val="1"/>
@@ -9845,7 +10386,7 @@
       <w:spacing w:after="0" w:line="240" w:lineRule="auto"/>
     </w:pPr>
     <w:rPr>
-      <w:color w:val="FFFFFF" w:themeColor="background1"/>
+      <w:color w:val="000000"/>
     </w:rPr>
     <w:tblPr>
       <w:tblStyleRowBandSize w:val="1"/>
@@ -9959,7 +10500,7 @@
       <w:spacing w:after="0" w:line="240" w:lineRule="auto"/>
     </w:pPr>
     <w:rPr>
-      <w:color w:val="FFFFFF" w:themeColor="background1"/>
+      <w:color w:val="000000"/>
     </w:rPr>
     <w:tblPr>
       <w:tblStyleRowBandSize w:val="1"/>
@@ -10073,7 +10614,7 @@
       <w:spacing w:after="0" w:line="240" w:lineRule="auto"/>
     </w:pPr>
     <w:rPr>
-      <w:color w:val="FFFFFF" w:themeColor="background1"/>
+      <w:color w:val="000000"/>
     </w:rPr>
     <w:tblPr>
       <w:tblStyleRowBandSize w:val="1"/>
@@ -10187,7 +10728,7 @@
       <w:spacing w:after="0" w:line="240" w:lineRule="auto"/>
     </w:pPr>
     <w:rPr>
-      <w:color w:val="000000" w:themeColor="text1"/>
+      <w:color w:val="000000"/>
     </w:rPr>
     <w:tblPr>
       <w:tblStyleRowBandSize w:val="1"/>
@@ -10233,7 +10774,7 @@
       <w:rPr>
         <w:b/>
         <w:bCs/>
-        <w:color w:val="FFFFFF" w:themeColor="background1"/>
+        <w:color w:val="000000"/>
       </w:rPr>
       <w:tblPr/>
       <w:tcPr>
@@ -10245,7 +10786,7 @@
     </w:tblStylePr>
     <w:tblStylePr w:type="firstCol">
       <w:rPr>
-        <w:color w:val="FFFFFF" w:themeColor="background1"/>
+        <w:color w:val="000000"/>
       </w:rPr>
       <w:tblPr/>
       <w:tcPr>
@@ -10262,7 +10803,7 @@
     </w:tblStylePr>
     <w:tblStylePr w:type="lastCol">
       <w:rPr>
-        <w:color w:val="FFFFFF" w:themeColor="background1"/>
+        <w:color w:val="000000"/>
       </w:rPr>
       <w:tblPr/>
       <w:tcPr>
@@ -10291,12 +10832,12 @@
     </w:tblStylePr>
     <w:tblStylePr w:type="neCell">
       <w:rPr>
-        <w:color w:val="000000" w:themeColor="text1"/>
+        <w:color w:val="000000"/>
       </w:rPr>
     </w:tblStylePr>
     <w:tblStylePr w:type="nwCell">
       <w:rPr>
-        <w:color w:val="000000" w:themeColor="text1"/>
+        <w:color w:val="000000"/>
       </w:rPr>
     </w:tblStylePr>
   </w:style>
@@ -10309,7 +10850,7 @@
       <w:spacing w:after="0" w:line="240" w:lineRule="auto"/>
     </w:pPr>
     <w:rPr>
-      <w:color w:val="000000" w:themeColor="text1"/>
+      <w:color w:val="000000"/>
     </w:rPr>
     <w:tblPr>
       <w:tblStyleRowBandSize w:val="1"/>
@@ -10355,7 +10896,7 @@
       <w:rPr>
         <w:b/>
         <w:bCs/>
-        <w:color w:val="FFFFFF" w:themeColor="background1"/>
+        <w:color w:val="000000"/>
       </w:rPr>
       <w:tblPr/>
       <w:tcPr>
@@ -10367,7 +10908,7 @@
     </w:tblStylePr>
     <w:tblStylePr w:type="firstCol">
       <w:rPr>
-        <w:color w:val="FFFFFF" w:themeColor="background1"/>
+        <w:color w:val="000000"/>
       </w:rPr>
       <w:tblPr/>
       <w:tcPr>
@@ -10384,7 +10925,7 @@
     </w:tblStylePr>
     <w:tblStylePr w:type="lastCol">
       <w:rPr>
-        <w:color w:val="FFFFFF" w:themeColor="background1"/>
+        <w:color w:val="000000"/>
       </w:rPr>
       <w:tblPr/>
       <w:tcPr>
@@ -10413,12 +10954,12 @@
     </w:tblStylePr>
     <w:tblStylePr w:type="neCell">
       <w:rPr>
-        <w:color w:val="000000" w:themeColor="text1"/>
+        <w:color w:val="000000"/>
       </w:rPr>
     </w:tblStylePr>
     <w:tblStylePr w:type="nwCell">
       <w:rPr>
-        <w:color w:val="000000" w:themeColor="text1"/>
+        <w:color w:val="000000"/>
       </w:rPr>
     </w:tblStylePr>
   </w:style>
@@ -10431,7 +10972,7 @@
       <w:spacing w:after="0" w:line="240" w:lineRule="auto"/>
     </w:pPr>
     <w:rPr>
-      <w:color w:val="000000" w:themeColor="text1"/>
+      <w:color w:val="000000"/>
     </w:rPr>
     <w:tblPr>
       <w:tblStyleRowBandSize w:val="1"/>
@@ -10477,7 +11018,7 @@
       <w:rPr>
         <w:b/>
         <w:bCs/>
-        <w:color w:val="FFFFFF" w:themeColor="background1"/>
+        <w:color w:val="000000"/>
       </w:rPr>
       <w:tblPr/>
       <w:tcPr>
@@ -10489,7 +11030,7 @@
     </w:tblStylePr>
     <w:tblStylePr w:type="firstCol">
       <w:rPr>
-        <w:color w:val="FFFFFF" w:themeColor="background1"/>
+        <w:color w:val="000000"/>
       </w:rPr>
       <w:tblPr/>
       <w:tcPr>
@@ -10506,7 +11047,7 @@
     </w:tblStylePr>
     <w:tblStylePr w:type="lastCol">
       <w:rPr>
-        <w:color w:val="FFFFFF" w:themeColor="background1"/>
+        <w:color w:val="000000"/>
       </w:rPr>
       <w:tblPr/>
       <w:tcPr>
@@ -10535,12 +11076,12 @@
     </w:tblStylePr>
     <w:tblStylePr w:type="neCell">
       <w:rPr>
-        <w:color w:val="000000" w:themeColor="text1"/>
+        <w:color w:val="000000"/>
       </w:rPr>
     </w:tblStylePr>
     <w:tblStylePr w:type="nwCell">
       <w:rPr>
-        <w:color w:val="000000" w:themeColor="text1"/>
+        <w:color w:val="000000"/>
       </w:rPr>
     </w:tblStylePr>
   </w:style>
@@ -10553,7 +11094,7 @@
       <w:spacing w:after="0" w:line="240" w:lineRule="auto"/>
     </w:pPr>
     <w:rPr>
-      <w:color w:val="000000" w:themeColor="text1"/>
+      <w:color w:val="000000"/>
     </w:rPr>
     <w:tblPr>
       <w:tblStyleRowBandSize w:val="1"/>
@@ -10599,7 +11140,7 @@
       <w:rPr>
         <w:b/>
         <w:bCs/>
-        <w:color w:val="FFFFFF" w:themeColor="background1"/>
+        <w:color w:val="000000"/>
       </w:rPr>
       <w:tblPr/>
       <w:tcPr>
@@ -10611,7 +11152,7 @@
     </w:tblStylePr>
     <w:tblStylePr w:type="firstCol">
       <w:rPr>
-        <w:color w:val="FFFFFF" w:themeColor="background1"/>
+        <w:color w:val="000000"/>
       </w:rPr>
       <w:tblPr/>
       <w:tcPr>
@@ -10628,7 +11169,7 @@
     </w:tblStylePr>
     <w:tblStylePr w:type="lastCol">
       <w:rPr>
-        <w:color w:val="FFFFFF" w:themeColor="background1"/>
+        <w:color w:val="000000"/>
       </w:rPr>
       <w:tblPr/>
       <w:tcPr>
@@ -10665,7 +11206,7 @@
       <w:spacing w:after="0" w:line="240" w:lineRule="auto"/>
     </w:pPr>
     <w:rPr>
-      <w:color w:val="000000" w:themeColor="text1"/>
+      <w:color w:val="000000"/>
     </w:rPr>
     <w:tblPr>
       <w:tblStyleRowBandSize w:val="1"/>
@@ -10711,7 +11252,7 @@
       <w:rPr>
         <w:b/>
         <w:bCs/>
-        <w:color w:val="FFFFFF" w:themeColor="background1"/>
+        <w:color w:val="000000"/>
       </w:rPr>
       <w:tblPr/>
       <w:tcPr>
@@ -10723,7 +11264,7 @@
     </w:tblStylePr>
     <w:tblStylePr w:type="firstCol">
       <w:rPr>
-        <w:color w:val="FFFFFF" w:themeColor="background1"/>
+        <w:color w:val="000000"/>
       </w:rPr>
       <w:tblPr/>
       <w:tcPr>
@@ -10740,7 +11281,7 @@
     </w:tblStylePr>
     <w:tblStylePr w:type="lastCol">
       <w:rPr>
-        <w:color w:val="FFFFFF" w:themeColor="background1"/>
+        <w:color w:val="000000"/>
       </w:rPr>
       <w:tblPr/>
       <w:tcPr>
@@ -10769,12 +11310,12 @@
     </w:tblStylePr>
     <w:tblStylePr w:type="neCell">
       <w:rPr>
-        <w:color w:val="000000" w:themeColor="text1"/>
+        <w:color w:val="000000"/>
       </w:rPr>
     </w:tblStylePr>
     <w:tblStylePr w:type="nwCell">
       <w:rPr>
-        <w:color w:val="000000" w:themeColor="text1"/>
+        <w:color w:val="000000"/>
       </w:rPr>
     </w:tblStylePr>
   </w:style>
@@ -10787,7 +11328,7 @@
       <w:spacing w:after="0" w:line="240" w:lineRule="auto"/>
     </w:pPr>
     <w:rPr>
-      <w:color w:val="000000" w:themeColor="text1"/>
+      <w:color w:val="000000"/>
     </w:rPr>
     <w:tblPr>
       <w:tblStyleRowBandSize w:val="1"/>
@@ -10833,7 +11374,7 @@
       <w:rPr>
         <w:b/>
         <w:bCs/>
-        <w:color w:val="FFFFFF" w:themeColor="background1"/>
+        <w:color w:val="000000"/>
       </w:rPr>
       <w:tblPr/>
       <w:tcPr>
@@ -10845,7 +11386,7 @@
     </w:tblStylePr>
     <w:tblStylePr w:type="firstCol">
       <w:rPr>
-        <w:color w:val="FFFFFF" w:themeColor="background1"/>
+        <w:color w:val="000000"/>
       </w:rPr>
       <w:tblPr/>
       <w:tcPr>
@@ -10862,7 +11403,7 @@
     </w:tblStylePr>
     <w:tblStylePr w:type="lastCol">
       <w:rPr>
-        <w:color w:val="FFFFFF" w:themeColor="background1"/>
+        <w:color w:val="000000"/>
       </w:rPr>
       <w:tblPr/>
       <w:tcPr>
@@ -10891,12 +11432,12 @@
     </w:tblStylePr>
     <w:tblStylePr w:type="neCell">
       <w:rPr>
-        <w:color w:val="000000" w:themeColor="text1"/>
+        <w:color w:val="000000"/>
       </w:rPr>
     </w:tblStylePr>
     <w:tblStylePr w:type="nwCell">
       <w:rPr>
-        <w:color w:val="000000" w:themeColor="text1"/>
+        <w:color w:val="000000"/>
       </w:rPr>
     </w:tblStylePr>
   </w:style>
@@ -10909,7 +11450,7 @@
       <w:spacing w:after="0" w:line="240" w:lineRule="auto"/>
     </w:pPr>
     <w:rPr>
-      <w:color w:val="000000" w:themeColor="text1"/>
+      <w:color w:val="000000"/>
     </w:rPr>
     <w:tblPr>
       <w:tblStyleRowBandSize w:val="1"/>
@@ -10955,7 +11496,7 @@
       <w:rPr>
         <w:b/>
         <w:bCs/>
-        <w:color w:val="FFFFFF" w:themeColor="background1"/>
+        <w:color w:val="000000"/>
       </w:rPr>
       <w:tblPr/>
       <w:tcPr>
@@ -10967,7 +11508,7 @@
     </w:tblStylePr>
     <w:tblStylePr w:type="firstCol">
       <w:rPr>
-        <w:color w:val="FFFFFF" w:themeColor="background1"/>
+        <w:color w:val="000000"/>
       </w:rPr>
       <w:tblPr/>
       <w:tcPr>
@@ -10984,7 +11525,7 @@
     </w:tblStylePr>
     <w:tblStylePr w:type="lastCol">
       <w:rPr>
-        <w:color w:val="FFFFFF" w:themeColor="background1"/>
+        <w:color w:val="000000"/>
       </w:rPr>
       <w:tblPr/>
       <w:tcPr>
@@ -11013,12 +11554,12 @@
     </w:tblStylePr>
     <w:tblStylePr w:type="neCell">
       <w:rPr>
-        <w:color w:val="000000" w:themeColor="text1"/>
+        <w:color w:val="000000"/>
       </w:rPr>
     </w:tblStylePr>
     <w:tblStylePr w:type="nwCell">
       <w:rPr>
-        <w:color w:val="000000" w:themeColor="text1"/>
+        <w:color w:val="000000"/>
       </w:rPr>
     </w:tblStylePr>
   </w:style>
@@ -11031,7 +11572,7 @@
       <w:spacing w:after="0" w:line="240" w:lineRule="auto"/>
     </w:pPr>
     <w:rPr>
-      <w:color w:val="000000" w:themeColor="text1"/>
+      <w:color w:val="000000"/>
     </w:rPr>
     <w:tblPr>
       <w:tblStyleRowBandSize w:val="1"/>
@@ -11051,7 +11592,7 @@
       <w:rPr>
         <w:b/>
         <w:bCs/>
-        <w:color w:val="FFFFFF" w:themeColor="background1"/>
+        <w:color w:val="000000"/>
       </w:rPr>
       <w:tblPr/>
       <w:tcPr>
@@ -11065,7 +11606,7 @@
       <w:rPr>
         <w:b/>
         <w:bCs/>
-        <w:color w:val="9E3A38" w:themeColor="accent2" w:themeShade="CC"/>
+        <w:color w:val="000000"/>
       </w:rPr>
       <w:tblPr/>
       <w:tcPr>
@@ -11117,7 +11658,7 @@
       <w:spacing w:after="0" w:line="240" w:lineRule="auto"/>
     </w:pPr>
     <w:rPr>
-      <w:color w:val="000000" w:themeColor="text1"/>
+      <w:color w:val="000000"/>
     </w:rPr>
     <w:tblPr>
       <w:tblStyleRowBandSize w:val="1"/>
@@ -11137,7 +11678,7 @@
       <w:rPr>
         <w:b/>
         <w:bCs/>
-        <w:color w:val="FFFFFF" w:themeColor="background1"/>
+        <w:color w:val="000000"/>
       </w:rPr>
       <w:tblPr/>
       <w:tcPr>
@@ -11151,7 +11692,7 @@
       <w:rPr>
         <w:b/>
         <w:bCs/>
-        <w:color w:val="9E3A38" w:themeColor="accent2" w:themeShade="CC"/>
+        <w:color w:val="000000"/>
       </w:rPr>
       <w:tblPr/>
       <w:tcPr>
@@ -11203,7 +11744,7 @@
       <w:spacing w:after="0" w:line="240" w:lineRule="auto"/>
     </w:pPr>
     <w:rPr>
-      <w:color w:val="000000" w:themeColor="text1"/>
+      <w:color w:val="000000"/>
     </w:rPr>
     <w:tblPr>
       <w:tblStyleRowBandSize w:val="1"/>
@@ -11223,7 +11764,7 @@
       <w:rPr>
         <w:b/>
         <w:bCs/>
-        <w:color w:val="FFFFFF" w:themeColor="background1"/>
+        <w:color w:val="000000"/>
       </w:rPr>
       <w:tblPr/>
       <w:tcPr>
@@ -11237,7 +11778,7 @@
       <w:rPr>
         <w:b/>
         <w:bCs/>
-        <w:color w:val="9E3A38" w:themeColor="accent2" w:themeShade="CC"/>
+        <w:color w:val="000000"/>
       </w:rPr>
       <w:tblPr/>
       <w:tcPr>
@@ -11289,7 +11830,7 @@
       <w:spacing w:after="0" w:line="240" w:lineRule="auto"/>
     </w:pPr>
     <w:rPr>
-      <w:color w:val="000000" w:themeColor="text1"/>
+      <w:color w:val="000000"/>
     </w:rPr>
     <w:tblPr>
       <w:tblStyleRowBandSize w:val="1"/>
@@ -11309,7 +11850,7 @@
       <w:rPr>
         <w:b/>
         <w:bCs/>
-        <w:color w:val="FFFFFF" w:themeColor="background1"/>
+        <w:color w:val="000000"/>
       </w:rPr>
       <w:tblPr/>
       <w:tcPr>
@@ -11323,7 +11864,7 @@
       <w:rPr>
         <w:b/>
         <w:bCs/>
-        <w:color w:val="664E82" w:themeColor="accent4" w:themeShade="CC"/>
+        <w:color w:val="000000"/>
       </w:rPr>
       <w:tblPr/>
       <w:tcPr>
@@ -11375,7 +11916,7 @@
       <w:spacing w:after="0" w:line="240" w:lineRule="auto"/>
     </w:pPr>
     <w:rPr>
-      <w:color w:val="000000" w:themeColor="text1"/>
+      <w:color w:val="000000"/>
     </w:rPr>
     <w:tblPr>
       <w:tblStyleRowBandSize w:val="1"/>
@@ -11395,7 +11936,7 @@
       <w:rPr>
         <w:b/>
         <w:bCs/>
-        <w:color w:val="FFFFFF" w:themeColor="background1"/>
+        <w:color w:val="000000"/>
       </w:rPr>
       <w:tblPr/>
       <w:tcPr>
@@ -11409,7 +11950,7 @@
       <w:rPr>
         <w:b/>
         <w:bCs/>
-        <w:color w:val="7E9C40" w:themeColor="accent3" w:themeShade="CC"/>
+        <w:color w:val="000000"/>
       </w:rPr>
       <w:tblPr/>
       <w:tcPr>
@@ -11461,7 +12002,7 @@
       <w:spacing w:after="0" w:line="240" w:lineRule="auto"/>
     </w:pPr>
     <w:rPr>
-      <w:color w:val="000000" w:themeColor="text1"/>
+      <w:color w:val="000000"/>
     </w:rPr>
     <w:tblPr>
       <w:tblStyleRowBandSize w:val="1"/>
@@ -11481,7 +12022,7 @@
       <w:rPr>
         <w:b/>
         <w:bCs/>
-        <w:color w:val="FFFFFF" w:themeColor="background1"/>
+        <w:color w:val="000000"/>
       </w:rPr>
       <w:tblPr/>
       <w:tcPr>
@@ -11495,7 +12036,7 @@
       <w:rPr>
         <w:b/>
         <w:bCs/>
-        <w:color w:val="F2730A" w:themeColor="accent6" w:themeShade="CC"/>
+        <w:color w:val="000000"/>
       </w:rPr>
       <w:tblPr/>
       <w:tcPr>
@@ -11547,7 +12088,7 @@
       <w:spacing w:after="0" w:line="240" w:lineRule="auto"/>
     </w:pPr>
     <w:rPr>
-      <w:color w:val="000000" w:themeColor="text1"/>
+      <w:color w:val="000000"/>
     </w:rPr>
     <w:tblPr>
       <w:tblStyleRowBandSize w:val="1"/>
@@ -11567,7 +12108,7 @@
       <w:rPr>
         <w:b/>
         <w:bCs/>
-        <w:color w:val="FFFFFF" w:themeColor="background1"/>
+        <w:color w:val="000000"/>
       </w:rPr>
       <w:tblPr/>
       <w:tcPr>
@@ -11581,7 +12122,7 @@
       <w:rPr>
         <w:b/>
         <w:bCs/>
-        <w:color w:val="348DA5" w:themeColor="accent5" w:themeShade="CC"/>
+        <w:color w:val="000000"/>
       </w:rPr>
       <w:tblPr/>
       <w:tcPr>
@@ -11633,7 +12174,7 @@
       <w:spacing w:after="0" w:line="240" w:lineRule="auto"/>
     </w:pPr>
     <w:rPr>
-      <w:color w:val="000000" w:themeColor="text1"/>
+      <w:color w:val="000000"/>
     </w:rPr>
     <w:tblPr>
       <w:tblStyleRowBandSize w:val="1"/>
@@ -11666,7 +12207,7 @@
       <w:rPr>
         <w:b/>
         <w:bCs/>
-        <w:color w:val="000000" w:themeColor="text1"/>
+        <w:color w:val="000000"/>
       </w:rPr>
       <w:tblPr/>
       <w:tcPr>
@@ -11675,7 +12216,7 @@
     </w:tblStylePr>
     <w:tblStylePr w:type="firstCol">
       <w:rPr>
-        <w:color w:val="FFFFFF" w:themeColor="background1"/>
+        <w:color w:val="000000"/>
       </w:rPr>
       <w:tblPr/>
       <w:tcPr>
@@ -11684,7 +12225,7 @@
     </w:tblStylePr>
     <w:tblStylePr w:type="lastCol">
       <w:rPr>
-        <w:color w:val="FFFFFF" w:themeColor="background1"/>
+        <w:color w:val="000000"/>
       </w:rPr>
       <w:tblPr/>
       <w:tcPr>
@@ -11713,7 +12254,7 @@
       <w:spacing w:after="0" w:line="240" w:lineRule="auto"/>
     </w:pPr>
     <w:rPr>
-      <w:color w:val="000000" w:themeColor="text1"/>
+      <w:color w:val="000000"/>
     </w:rPr>
     <w:tblPr>
       <w:tblStyleRowBandSize w:val="1"/>
@@ -11746,7 +12287,7 @@
       <w:rPr>
         <w:b/>
         <w:bCs/>
-        <w:color w:val="000000" w:themeColor="text1"/>
+        <w:color w:val="000000"/>
       </w:rPr>
       <w:tblPr/>
       <w:tcPr>
@@ -11755,7 +12296,7 @@
     </w:tblStylePr>
     <w:tblStylePr w:type="firstCol">
       <w:rPr>
-        <w:color w:val="FFFFFF" w:themeColor="background1"/>
+        <w:color w:val="000000"/>
       </w:rPr>
       <w:tblPr/>
       <w:tcPr>
@@ -11764,7 +12305,7 @@
     </w:tblStylePr>
     <w:tblStylePr w:type="lastCol">
       <w:rPr>
-        <w:color w:val="FFFFFF" w:themeColor="background1"/>
+        <w:color w:val="000000"/>
       </w:rPr>
       <w:tblPr/>
       <w:tcPr>
@@ -11793,7 +12334,7 @@
       <w:spacing w:after="0" w:line="240" w:lineRule="auto"/>
     </w:pPr>
     <w:rPr>
-      <w:color w:val="000000" w:themeColor="text1"/>
+      <w:color w:val="000000"/>
     </w:rPr>
     <w:tblPr>
       <w:tblStyleRowBandSize w:val="1"/>
@@ -11826,7 +12367,7 @@
       <w:rPr>
         <w:b/>
         <w:bCs/>
-        <w:color w:val="000000" w:themeColor="text1"/>
+        <w:color w:val="000000"/>
       </w:rPr>
       <w:tblPr/>
       <w:tcPr>
@@ -11835,7 +12376,7 @@
     </w:tblStylePr>
     <w:tblStylePr w:type="firstCol">
       <w:rPr>
-        <w:color w:val="FFFFFF" w:themeColor="background1"/>
+        <w:color w:val="000000"/>
       </w:rPr>
       <w:tblPr/>
       <w:tcPr>
@@ -11844,7 +12385,7 @@
     </w:tblStylePr>
     <w:tblStylePr w:type="lastCol">
       <w:rPr>
-        <w:color w:val="FFFFFF" w:themeColor="background1"/>
+        <w:color w:val="000000"/>
       </w:rPr>
       <w:tblPr/>
       <w:tcPr>
@@ -11873,7 +12414,7 @@
       <w:spacing w:after="0" w:line="240" w:lineRule="auto"/>
     </w:pPr>
     <w:rPr>
-      <w:color w:val="000000" w:themeColor="text1"/>
+      <w:color w:val="000000"/>
     </w:rPr>
     <w:tblPr>
       <w:tblStyleRowBandSize w:val="1"/>
@@ -11906,7 +12447,7 @@
       <w:rPr>
         <w:b/>
         <w:bCs/>
-        <w:color w:val="000000" w:themeColor="text1"/>
+        <w:color w:val="000000"/>
       </w:rPr>
       <w:tblPr/>
       <w:tcPr>
@@ -11915,7 +12456,7 @@
     </w:tblStylePr>
     <w:tblStylePr w:type="firstCol">
       <w:rPr>
-        <w:color w:val="FFFFFF" w:themeColor="background1"/>
+        <w:color w:val="000000"/>
       </w:rPr>
       <w:tblPr/>
       <w:tcPr>
@@ -11924,7 +12465,7 @@
     </w:tblStylePr>
     <w:tblStylePr w:type="lastCol">
       <w:rPr>
-        <w:color w:val="FFFFFF" w:themeColor="background1"/>
+        <w:color w:val="000000"/>
       </w:rPr>
       <w:tblPr/>
       <w:tcPr>
@@ -11953,7 +12494,7 @@
       <w:spacing w:after="0" w:line="240" w:lineRule="auto"/>
     </w:pPr>
     <w:rPr>
-      <w:color w:val="000000" w:themeColor="text1"/>
+      <w:color w:val="000000"/>
     </w:rPr>
     <w:tblPr>
       <w:tblStyleRowBandSize w:val="1"/>
@@ -11986,7 +12527,7 @@
       <w:rPr>
         <w:b/>
         <w:bCs/>
-        <w:color w:val="000000" w:themeColor="text1"/>
+        <w:color w:val="000000"/>
       </w:rPr>
       <w:tblPr/>
       <w:tcPr>
@@ -11995,7 +12536,7 @@
     </w:tblStylePr>
     <w:tblStylePr w:type="firstCol">
       <w:rPr>
-        <w:color w:val="FFFFFF" w:themeColor="background1"/>
+        <w:color w:val="000000"/>
       </w:rPr>
       <w:tblPr/>
       <w:tcPr>
@@ -12004,7 +12545,7 @@
     </w:tblStylePr>
     <w:tblStylePr w:type="lastCol">
       <w:rPr>
-        <w:color w:val="FFFFFF" w:themeColor="background1"/>
+        <w:color w:val="000000"/>
       </w:rPr>
       <w:tblPr/>
       <w:tcPr>
@@ -12033,7 +12574,7 @@
       <w:spacing w:after="0" w:line="240" w:lineRule="auto"/>
     </w:pPr>
     <w:rPr>
-      <w:color w:val="000000" w:themeColor="text1"/>
+      <w:color w:val="000000"/>
     </w:rPr>
     <w:tblPr>
       <w:tblStyleRowBandSize w:val="1"/>
@@ -12066,7 +12607,7 @@
       <w:rPr>
         <w:b/>
         <w:bCs/>
-        <w:color w:val="000000" w:themeColor="text1"/>
+        <w:color w:val="000000"/>
       </w:rPr>
       <w:tblPr/>
       <w:tcPr>
@@ -12075,7 +12616,7 @@
     </w:tblStylePr>
     <w:tblStylePr w:type="firstCol">
       <w:rPr>
-        <w:color w:val="FFFFFF" w:themeColor="background1"/>
+        <w:color w:val="000000"/>
       </w:rPr>
       <w:tblPr/>
       <w:tcPr>
@@ -12084,7 +12625,7 @@
     </w:tblStylePr>
     <w:tblStylePr w:type="lastCol">
       <w:rPr>
-        <w:color w:val="FFFFFF" w:themeColor="background1"/>
+        <w:color w:val="000000"/>
       </w:rPr>
       <w:tblPr/>
       <w:tcPr>
@@ -12113,7 +12654,7 @@
       <w:spacing w:after="0" w:line="240" w:lineRule="auto"/>
     </w:pPr>
     <w:rPr>
-      <w:color w:val="000000" w:themeColor="text1"/>
+      <w:color w:val="000000"/>
     </w:rPr>
     <w:tblPr>
       <w:tblStyleRowBandSize w:val="1"/>
@@ -12146,7 +12687,7 @@
       <w:rPr>
         <w:b/>
         <w:bCs/>
-        <w:color w:val="000000" w:themeColor="text1"/>
+        <w:color w:val="000000"/>
       </w:rPr>
       <w:tblPr/>
       <w:tcPr>
@@ -12155,7 +12696,7 @@
     </w:tblStylePr>
     <w:tblStylePr w:type="firstCol">
       <w:rPr>
-        <w:color w:val="FFFFFF" w:themeColor="background1"/>
+        <w:color w:val="000000"/>
       </w:rPr>
       <w:tblPr/>
       <w:tcPr>
@@ -12164,7 +12705,7 @@
     </w:tblStylePr>
     <w:tblStylePr w:type="lastCol">
       <w:rPr>
-        <w:color w:val="FFFFFF" w:themeColor="background1"/>
+        <w:color w:val="000000"/>
       </w:rPr>
       <w:tblPr/>
       <w:tcPr>
@@ -12366,7 +12907,7 @@
       <w:rFonts w:asciiTheme="majorHAnsi" w:eastAsiaTheme="majorEastAsia" w:hAnsiTheme="majorHAnsi" w:cstheme="majorBidi"/>
       <w:b/>
       <w:bCs/>
-      <w:color w:val="365F91" w:themeColor="accent1" w:themeShade="BF"/>
+      <w:color w:val="000000"/>
       <w:sz w:val="28"/>
       <w:szCs w:val="28"/>
     </w:rPr>
@@ -12390,7 +12931,7 @@
       <w:rFonts w:asciiTheme="majorHAnsi" w:eastAsiaTheme="majorEastAsia" w:hAnsiTheme="majorHAnsi" w:cstheme="majorBidi"/>
       <w:b/>
       <w:bCs/>
-      <w:color w:val="4F81BD" w:themeColor="accent1"/>
+      <w:color w:val="000000"/>
       <w:sz w:val="26"/>
       <w:szCs w:val="26"/>
     </w:rPr>
@@ -12414,7 +12955,7 @@
       <w:rFonts w:asciiTheme="majorHAnsi" w:eastAsiaTheme="majorEastAsia" w:hAnsiTheme="majorHAnsi" w:cstheme="majorBidi"/>
       <w:b/>
       <w:bCs/>
-      <w:color w:val="4F81BD" w:themeColor="accent1"/>
+      <w:color w:val="000000"/>
     </w:rPr>
   </w:style>
   <w:style w:type="paragraph" w:styleId="Heading4">
@@ -12439,7 +12980,7 @@
       <w:bCs/>
       <w:i/>
       <w:iCs/>
-      <w:color w:val="4F81BD" w:themeColor="accent1"/>
+      <w:color w:val="000000"/>
     </w:rPr>
   </w:style>
   <w:style w:type="paragraph" w:styleId="Heading5">
@@ -12460,7 +13001,7 @@
     </w:pPr>
     <w:rPr>
       <w:rFonts w:asciiTheme="majorHAnsi" w:eastAsiaTheme="majorEastAsia" w:hAnsiTheme="majorHAnsi" w:cstheme="majorBidi"/>
-      <w:color w:val="243F60" w:themeColor="accent1" w:themeShade="7F"/>
+      <w:color w:val="000000"/>
     </w:rPr>
   </w:style>
   <w:style w:type="paragraph" w:styleId="Heading6">
@@ -12483,7 +13024,7 @@
       <w:rFonts w:asciiTheme="majorHAnsi" w:eastAsiaTheme="majorEastAsia" w:hAnsiTheme="majorHAnsi" w:cstheme="majorBidi"/>
       <w:i/>
       <w:iCs/>
-      <w:color w:val="243F60" w:themeColor="accent1" w:themeShade="7F"/>
+      <w:color w:val="000000"/>
     </w:rPr>
   </w:style>
   <w:style w:type="paragraph" w:styleId="Heading7">
@@ -12506,7 +13047,7 @@
       <w:rFonts w:asciiTheme="majorHAnsi" w:eastAsiaTheme="majorEastAsia" w:hAnsiTheme="majorHAnsi" w:cstheme="majorBidi"/>
       <w:i/>
       <w:iCs/>
-      <w:color w:val="404040" w:themeColor="text1" w:themeTint="BF"/>
+      <w:color w:val="000000"/>
     </w:rPr>
   </w:style>
   <w:style w:type="paragraph" w:styleId="Heading8">
@@ -12527,7 +13068,7 @@
     </w:pPr>
     <w:rPr>
       <w:rFonts w:asciiTheme="majorHAnsi" w:eastAsiaTheme="majorEastAsia" w:hAnsiTheme="majorHAnsi" w:cstheme="majorBidi"/>
-      <w:color w:val="4F81BD" w:themeColor="accent1"/>
+      <w:color w:val="000000"/>
       <w:sz w:val="20"/>
       <w:szCs w:val="20"/>
     </w:rPr>
@@ -12552,7 +13093,7 @@
       <w:rFonts w:asciiTheme="majorHAnsi" w:eastAsiaTheme="majorEastAsia" w:hAnsiTheme="majorHAnsi" w:cstheme="majorBidi"/>
       <w:i/>
       <w:iCs/>
-      <w:color w:val="404040" w:themeColor="text1" w:themeTint="BF"/>
+      <w:color w:val="000000"/>
       <w:sz w:val="20"/>
       <w:szCs w:val="20"/>
     </w:rPr>
@@ -12603,7 +13144,7 @@
       <w:rFonts w:asciiTheme="majorHAnsi" w:eastAsiaTheme="majorEastAsia" w:hAnsiTheme="majorHAnsi" w:cstheme="majorBidi"/>
       <w:b/>
       <w:bCs/>
-      <w:color w:val="365F91" w:themeColor="accent1" w:themeShade="BF"/>
+      <w:color w:val="000000"/>
       <w:sz w:val="28"/>
       <w:szCs w:val="28"/>
     </w:rPr>
@@ -12618,7 +13159,7 @@
       <w:rFonts w:asciiTheme="majorHAnsi" w:eastAsiaTheme="majorEastAsia" w:hAnsiTheme="majorHAnsi" w:cstheme="majorBidi"/>
       <w:b/>
       <w:bCs/>
-      <w:color w:val="4F81BD" w:themeColor="accent1"/>
+      <w:color w:val="000000"/>
       <w:sz w:val="26"/>
       <w:szCs w:val="26"/>
     </w:rPr>
@@ -12633,7 +13174,7 @@
       <w:rFonts w:asciiTheme="majorHAnsi" w:eastAsiaTheme="majorEastAsia" w:hAnsiTheme="majorHAnsi" w:cstheme="majorBidi"/>
       <w:b/>
       <w:bCs/>
-      <w:color w:val="4F81BD" w:themeColor="accent1"/>
+      <w:color w:val="000000"/>
     </w:rPr>
   </w:style>
   <w:style w:type="paragraph" w:styleId="Title">
@@ -12653,7 +13194,7 @@
     </w:pPr>
     <w:rPr>
       <w:rFonts w:asciiTheme="majorHAnsi" w:eastAsiaTheme="majorEastAsia" w:hAnsiTheme="majorHAnsi" w:cstheme="majorBidi"/>
-      <w:color w:val="17365D" w:themeColor="text2" w:themeShade="BF"/>
+      <w:color w:val="000000"/>
       <w:spacing w:val="5"/>
       <w:kern w:val="28"/>
       <w:sz w:val="52"/>
@@ -12668,7 +13209,7 @@
     <w:rsid w:val="00FC693F"/>
     <w:rPr>
       <w:rFonts w:asciiTheme="majorHAnsi" w:eastAsiaTheme="majorEastAsia" w:hAnsiTheme="majorHAnsi" w:cstheme="majorBidi"/>
-      <w:color w:val="17365D" w:themeColor="text2" w:themeShade="BF"/>
+      <w:color w:val="000000"/>
       <w:spacing w:val="5"/>
       <w:kern w:val="28"/>
       <w:sz w:val="52"/>
@@ -12692,7 +13233,7 @@
       <w:rFonts w:asciiTheme="majorHAnsi" w:eastAsiaTheme="majorEastAsia" w:hAnsiTheme="majorHAnsi" w:cstheme="majorBidi"/>
       <w:i/>
       <w:iCs/>
-      <w:color w:val="4F81BD" w:themeColor="accent1"/>
+      <w:color w:val="000000"/>
       <w:spacing w:val="15"/>
       <w:sz w:val="24"/>
       <w:szCs w:val="24"/>
@@ -12708,7 +13249,7 @@
       <w:rFonts w:asciiTheme="majorHAnsi" w:eastAsiaTheme="majorEastAsia" w:hAnsiTheme="majorHAnsi" w:cstheme="majorBidi"/>
       <w:i/>
       <w:iCs/>
-      <w:color w:val="4F81BD" w:themeColor="accent1"/>
+      <w:color w:val="000000"/>
       <w:spacing w:val="15"/>
       <w:sz w:val="24"/>
       <w:szCs w:val="24"/>
@@ -12980,7 +13521,7 @@
     <w:rPr>
       <w:i/>
       <w:iCs/>
-      <w:color w:val="000000" w:themeColor="text1"/>
+      <w:color w:val="000000"/>
     </w:rPr>
   </w:style>
   <w:style w:type="character" w:customStyle="1" w:styleId="QuoteChar">
@@ -12992,7 +13533,7 @@
     <w:rPr>
       <w:i/>
       <w:iCs/>
-      <w:color w:val="000000" w:themeColor="text1"/>
+      <w:color w:val="000000"/>
     </w:rPr>
   </w:style>
   <w:style w:type="character" w:customStyle="1" w:styleId="Heading4Char">
@@ -13008,7 +13549,7 @@
       <w:bCs/>
       <w:i/>
       <w:iCs/>
-      <w:color w:val="4F81BD" w:themeColor="accent1"/>
+      <w:color w:val="000000"/>
     </w:rPr>
   </w:style>
   <w:style w:type="character" w:customStyle="1" w:styleId="Heading5Char">
@@ -13020,7 +13561,7 @@
     <w:rsid w:val="00FC693F"/>
     <w:rPr>
       <w:rFonts w:asciiTheme="majorHAnsi" w:eastAsiaTheme="majorEastAsia" w:hAnsiTheme="majorHAnsi" w:cstheme="majorBidi"/>
-      <w:color w:val="243F60" w:themeColor="accent1" w:themeShade="7F"/>
+      <w:color w:val="000000"/>
     </w:rPr>
   </w:style>
   <w:style w:type="character" w:customStyle="1" w:styleId="Heading6Char">
@@ -13034,7 +13575,7 @@
       <w:rFonts w:asciiTheme="majorHAnsi" w:eastAsiaTheme="majorEastAsia" w:hAnsiTheme="majorHAnsi" w:cstheme="majorBidi"/>
       <w:i/>
       <w:iCs/>
-      <w:color w:val="243F60" w:themeColor="accent1" w:themeShade="7F"/>
+      <w:color w:val="000000"/>
     </w:rPr>
   </w:style>
   <w:style w:type="character" w:customStyle="1" w:styleId="Heading7Char">
@@ -13048,7 +13589,7 @@
       <w:rFonts w:asciiTheme="majorHAnsi" w:eastAsiaTheme="majorEastAsia" w:hAnsiTheme="majorHAnsi" w:cstheme="majorBidi"/>
       <w:i/>
       <w:iCs/>
-      <w:color w:val="404040" w:themeColor="text1" w:themeTint="BF"/>
+      <w:color w:val="000000"/>
     </w:rPr>
   </w:style>
   <w:style w:type="character" w:customStyle="1" w:styleId="Heading8Char">
@@ -13060,7 +13601,7 @@
     <w:rsid w:val="00FC693F"/>
     <w:rPr>
       <w:rFonts w:asciiTheme="majorHAnsi" w:eastAsiaTheme="majorEastAsia" w:hAnsiTheme="majorHAnsi" w:cstheme="majorBidi"/>
-      <w:color w:val="4F81BD" w:themeColor="accent1"/>
+      <w:color w:val="000000"/>
       <w:sz w:val="20"/>
       <w:szCs w:val="20"/>
     </w:rPr>
@@ -13076,7 +13617,7 @@
       <w:rFonts w:asciiTheme="majorHAnsi" w:eastAsiaTheme="majorEastAsia" w:hAnsiTheme="majorHAnsi" w:cstheme="majorBidi"/>
       <w:i/>
       <w:iCs/>
-      <w:color w:val="404040" w:themeColor="text1" w:themeTint="BF"/>
+      <w:color w:val="000000"/>
       <w:sz w:val="20"/>
       <w:szCs w:val="20"/>
     </w:rPr>
@@ -13096,7 +13637,7 @@
     <w:rPr>
       <w:b/>
       <w:bCs/>
-      <w:color w:val="4F81BD" w:themeColor="accent1"/>
+      <w:color w:val="000000"/>
       <w:sz w:val="18"/>
       <w:szCs w:val="18"/>
     </w:rPr>
@@ -13143,7 +13684,7 @@
       <w:bCs/>
       <w:i/>
       <w:iCs/>
-      <w:color w:val="4F81BD" w:themeColor="accent1"/>
+      <w:color w:val="000000"/>
     </w:rPr>
   </w:style>
   <w:style w:type="character" w:customStyle="1" w:styleId="IntenseQuoteChar">
@@ -13157,7 +13698,7 @@
       <w:bCs/>
       <w:i/>
       <w:iCs/>
-      <w:color w:val="4F81BD" w:themeColor="accent1"/>
+      <w:color w:val="000000"/>
     </w:rPr>
   </w:style>
   <w:style w:type="character" w:styleId="SubtleEmphasis">
@@ -13169,7 +13710,7 @@
     <w:rPr>
       <w:i/>
       <w:iCs/>
-      <w:color w:val="808080" w:themeColor="text1" w:themeTint="7F"/>
+      <w:color w:val="000000"/>
     </w:rPr>
   </w:style>
   <w:style w:type="character" w:styleId="IntenseEmphasis">
@@ -13183,7 +13724,7 @@
       <w:bCs/>
       <w:i/>
       <w:iCs/>
-      <w:color w:val="4F81BD" w:themeColor="accent1"/>
+      <w:color w:val="000000"/>
     </w:rPr>
   </w:style>
   <w:style w:type="character" w:styleId="SubtleReference">
@@ -13194,7 +13735,7 @@
     <w:rsid w:val="00FC693F"/>
     <w:rPr>
       <w:smallCaps/>
-      <w:color w:val="C0504D" w:themeColor="accent2"/>
+      <w:color w:val="000000"/>
       <w:u w:val="single"/>
     </w:rPr>
   </w:style>
@@ -13208,7 +13749,7 @@
       <w:b/>
       <w:bCs/>
       <w:smallCaps/>
-      <w:color w:val="C0504D" w:themeColor="accent2"/>
+      <w:color w:val="000000"/>
       <w:spacing w:val="5"/>
       <w:u w:val="single"/>
     </w:rPr>
@@ -13274,7 +13815,7 @@
       <w:spacing w:after="0" w:line="240" w:lineRule="auto"/>
     </w:pPr>
     <w:rPr>
-      <w:color w:val="000000" w:themeColor="text1" w:themeShade="BF"/>
+      <w:color w:val="000000"/>
     </w:rPr>
     <w:tblPr>
       <w:tblStyleRowBandSize w:val="1"/>
@@ -13377,7 +13918,7 @@
       <w:spacing w:after="0" w:line="240" w:lineRule="auto"/>
     </w:pPr>
     <w:rPr>
-      <w:color w:val="365F91" w:themeColor="accent1" w:themeShade="BF"/>
+      <w:color w:val="000000"/>
     </w:rPr>
     <w:tblPr>
       <w:tblStyleRowBandSize w:val="1"/>
@@ -13480,7 +14021,7 @@
       <w:spacing w:after="0" w:line="240" w:lineRule="auto"/>
     </w:pPr>
     <w:rPr>
-      <w:color w:val="943634" w:themeColor="accent2" w:themeShade="BF"/>
+      <w:color w:val="000000"/>
     </w:rPr>
     <w:tblPr>
       <w:tblStyleRowBandSize w:val="1"/>
@@ -13583,7 +14124,7 @@
       <w:spacing w:after="0" w:line="240" w:lineRule="auto"/>
     </w:pPr>
     <w:rPr>
-      <w:color w:val="76923C" w:themeColor="accent3" w:themeShade="BF"/>
+      <w:color w:val="000000"/>
     </w:rPr>
     <w:tblPr>
       <w:tblStyleRowBandSize w:val="1"/>
@@ -13686,7 +14227,7 @@
       <w:spacing w:after="0" w:line="240" w:lineRule="auto"/>
     </w:pPr>
     <w:rPr>
-      <w:color w:val="5F497A" w:themeColor="accent4" w:themeShade="BF"/>
+      <w:color w:val="000000"/>
     </w:rPr>
     <w:tblPr>
       <w:tblStyleRowBandSize w:val="1"/>
@@ -13789,7 +14330,7 @@
       <w:spacing w:after="0" w:line="240" w:lineRule="auto"/>
     </w:pPr>
     <w:rPr>
-      <w:color w:val="31849B" w:themeColor="accent5" w:themeShade="BF"/>
+      <w:color w:val="000000"/>
     </w:rPr>
     <w:tblPr>
       <w:tblStyleRowBandSize w:val="1"/>
@@ -13892,7 +14433,7 @@
       <w:spacing w:after="0" w:line="240" w:lineRule="auto"/>
     </w:pPr>
     <w:rPr>
-      <w:color w:val="E36C0A" w:themeColor="accent6" w:themeShade="BF"/>
+      <w:color w:val="000000"/>
     </w:rPr>
     <w:tblPr>
       <w:tblStyleRowBandSize w:val="1"/>
@@ -14018,7 +14559,7 @@
       <w:rPr>
         <w:b/>
         <w:bCs/>
-        <w:color w:val="FFFFFF" w:themeColor="background1"/>
+        <w:color w:val="000000"/>
       </w:rPr>
       <w:tblPr/>
       <w:tcPr>
@@ -14110,7 +14651,7 @@
       <w:rPr>
         <w:b/>
         <w:bCs/>
-        <w:color w:val="FFFFFF" w:themeColor="background1"/>
+        <w:color w:val="000000"/>
       </w:rPr>
       <w:tblPr/>
       <w:tcPr>
@@ -14202,7 +14743,7 @@
       <w:rPr>
         <w:b/>
         <w:bCs/>
-        <w:color w:val="FFFFFF" w:themeColor="background1"/>
+        <w:color w:val="000000"/>
       </w:rPr>
       <w:tblPr/>
       <w:tcPr>
@@ -14294,7 +14835,7 @@
       <w:rPr>
         <w:b/>
         <w:bCs/>
-        <w:color w:val="FFFFFF" w:themeColor="background1"/>
+        <w:color w:val="000000"/>
       </w:rPr>
       <w:tblPr/>
       <w:tcPr>
@@ -14386,7 +14927,7 @@
       <w:rPr>
         <w:b/>
         <w:bCs/>
-        <w:color w:val="FFFFFF" w:themeColor="background1"/>
+        <w:color w:val="000000"/>
       </w:rPr>
       <w:tblPr/>
       <w:tcPr>
@@ -14478,7 +15019,7 @@
       <w:rPr>
         <w:b/>
         <w:bCs/>
-        <w:color w:val="FFFFFF" w:themeColor="background1"/>
+        <w:color w:val="000000"/>
       </w:rPr>
       <w:tblPr/>
       <w:tcPr>
@@ -14570,7 +15111,7 @@
       <w:rPr>
         <w:b/>
         <w:bCs/>
-        <w:color w:val="FFFFFF" w:themeColor="background1"/>
+        <w:color w:val="000000"/>
       </w:rPr>
       <w:tblPr/>
       <w:tcPr>
@@ -15573,7 +16114,7 @@
       <w:rPr>
         <w:b/>
         <w:bCs/>
-        <w:color w:val="FFFFFF" w:themeColor="background1"/>
+        <w:color w:val="000000"/>
       </w:rPr>
       <w:tblPr/>
       <w:tcPr>
@@ -15679,7 +16220,7 @@
       <w:rPr>
         <w:b/>
         <w:bCs/>
-        <w:color w:val="FFFFFF" w:themeColor="background1"/>
+        <w:color w:val="000000"/>
       </w:rPr>
       <w:tblPr/>
       <w:tcPr>
@@ -15785,7 +16326,7 @@
       <w:rPr>
         <w:b/>
         <w:bCs/>
-        <w:color w:val="FFFFFF" w:themeColor="background1"/>
+        <w:color w:val="000000"/>
       </w:rPr>
       <w:tblPr/>
       <w:tcPr>
@@ -15891,7 +16432,7 @@
       <w:rPr>
         <w:b/>
         <w:bCs/>
-        <w:color w:val="FFFFFF" w:themeColor="background1"/>
+        <w:color w:val="000000"/>
       </w:rPr>
       <w:tblPr/>
       <w:tcPr>
@@ -15997,7 +16538,7 @@
       <w:rPr>
         <w:b/>
         <w:bCs/>
-        <w:color w:val="FFFFFF" w:themeColor="background1"/>
+        <w:color w:val="000000"/>
       </w:rPr>
       <w:tblPr/>
       <w:tcPr>
@@ -16103,7 +16644,7 @@
       <w:rPr>
         <w:b/>
         <w:bCs/>
-        <w:color w:val="FFFFFF" w:themeColor="background1"/>
+        <w:color w:val="000000"/>
       </w:rPr>
       <w:tblPr/>
       <w:tcPr>
@@ -16209,7 +16750,7 @@
       <w:rPr>
         <w:b/>
         <w:bCs/>
-        <w:color w:val="FFFFFF" w:themeColor="background1"/>
+        <w:color w:val="000000"/>
       </w:rPr>
       <w:tblPr/>
       <w:tcPr>
@@ -16312,7 +16853,7 @@
       <w:rPr>
         <w:b/>
         <w:bCs/>
-        <w:color w:val="FFFFFF" w:themeColor="background1"/>
+        <w:color w:val="000000"/>
       </w:rPr>
       <w:tblPr/>
       <w:tcPr>
@@ -16332,7 +16873,7 @@
         <w:spacing w:before="0" w:after="0" w:line="240" w:lineRule="auto"/>
       </w:pPr>
       <w:rPr>
-        <w:color w:val="auto"/>
+        <w:color w:val="000000"/>
       </w:rPr>
       <w:tblPr/>
       <w:tcPr>
@@ -16351,7 +16892,7 @@
       <w:rPr>
         <w:b/>
         <w:bCs/>
-        <w:color w:val="FFFFFF" w:themeColor="background1"/>
+        <w:color w:val="000000"/>
       </w:rPr>
       <w:tblPr/>
       <w:tcPr>
@@ -16370,7 +16911,7 @@
       <w:rPr>
         <w:b/>
         <w:bCs/>
-        <w:color w:val="FFFFFF" w:themeColor="background1"/>
+        <w:color w:val="000000"/>
       </w:rPr>
       <w:tblPr/>
       <w:tcPr>
@@ -16416,7 +16957,7 @@
     </w:tblStylePr>
     <w:tblStylePr w:type="nwCell">
       <w:rPr>
-        <w:color w:val="FFFFFF" w:themeColor="background1"/>
+        <w:color w:val="000000"/>
       </w:rPr>
       <w:tblPr/>
       <w:tcPr>
@@ -16461,7 +17002,7 @@
       <w:rPr>
         <w:b/>
         <w:bCs/>
-        <w:color w:val="FFFFFF" w:themeColor="background1"/>
+        <w:color w:val="000000"/>
       </w:rPr>
       <w:tblPr/>
       <w:tcPr>
@@ -16481,7 +17022,7 @@
         <w:spacing w:before="0" w:after="0" w:line="240" w:lineRule="auto"/>
       </w:pPr>
       <w:rPr>
-        <w:color w:val="auto"/>
+        <w:color w:val="000000"/>
       </w:rPr>
       <w:tblPr/>
       <w:tcPr>
@@ -16500,7 +17041,7 @@
       <w:rPr>
         <w:b/>
         <w:bCs/>
-        <w:color w:val="FFFFFF" w:themeColor="background1"/>
+        <w:color w:val="000000"/>
       </w:rPr>
       <w:tblPr/>
       <w:tcPr>
@@ -16519,7 +17060,7 @@
       <w:rPr>
         <w:b/>
         <w:bCs/>
-        <w:color w:val="FFFFFF" w:themeColor="background1"/>
+        <w:color w:val="000000"/>
       </w:rPr>
       <w:tblPr/>
       <w:tcPr>
@@ -16565,7 +17106,7 @@
     </w:tblStylePr>
     <w:tblStylePr w:type="nwCell">
       <w:rPr>
-        <w:color w:val="FFFFFF" w:themeColor="background1"/>
+        <w:color w:val="000000"/>
       </w:rPr>
       <w:tblPr/>
       <w:tcPr>
@@ -16610,7 +17151,7 @@
       <w:rPr>
         <w:b/>
         <w:bCs/>
-        <w:color w:val="FFFFFF" w:themeColor="background1"/>
+        <w:color w:val="000000"/>
       </w:rPr>
       <w:tblPr/>
       <w:tcPr>
@@ -16630,7 +17171,7 @@
         <w:spacing w:before="0" w:after="0" w:line="240" w:lineRule="auto"/>
       </w:pPr>
       <w:rPr>
-        <w:color w:val="auto"/>
+        <w:color w:val="000000"/>
       </w:rPr>
       <w:tblPr/>
       <w:tcPr>
@@ -16649,7 +17190,7 @@
       <w:rPr>
         <w:b/>
         <w:bCs/>
-        <w:color w:val="FFFFFF" w:themeColor="background1"/>
+        <w:color w:val="000000"/>
       </w:rPr>
       <w:tblPr/>
       <w:tcPr>
@@ -16668,7 +17209,7 @@
       <w:rPr>
         <w:b/>
         <w:bCs/>
-        <w:color w:val="FFFFFF" w:themeColor="background1"/>
+        <w:color w:val="000000"/>
       </w:rPr>
       <w:tblPr/>
       <w:tcPr>
@@ -16714,7 +17255,7 @@
     </w:tblStylePr>
     <w:tblStylePr w:type="nwCell">
       <w:rPr>
-        <w:color w:val="FFFFFF" w:themeColor="background1"/>
+        <w:color w:val="000000"/>
       </w:rPr>
       <w:tblPr/>
       <w:tcPr>
@@ -16759,7 +17300,7 @@
       <w:rPr>
         <w:b/>
         <w:bCs/>
-        <w:color w:val="FFFFFF" w:themeColor="background1"/>
+        <w:color w:val="000000"/>
       </w:rPr>
       <w:tblPr/>
       <w:tcPr>
@@ -16779,7 +17320,7 @@
         <w:spacing w:before="0" w:after="0" w:line="240" w:lineRule="auto"/>
       </w:pPr>
       <w:rPr>
-        <w:color w:val="auto"/>
+        <w:color w:val="000000"/>
       </w:rPr>
       <w:tblPr/>
       <w:tcPr>
@@ -16798,7 +17339,7 @@
       <w:rPr>
         <w:b/>
         <w:bCs/>
-        <w:color w:val="FFFFFF" w:themeColor="background1"/>
+        <w:color w:val="000000"/>
       </w:rPr>
       <w:tblPr/>
       <w:tcPr>
@@ -16817,7 +17358,7 @@
       <w:rPr>
         <w:b/>
         <w:bCs/>
-        <w:color w:val="FFFFFF" w:themeColor="background1"/>
+        <w:color w:val="000000"/>
       </w:rPr>
       <w:tblPr/>
       <w:tcPr>
@@ -16863,7 +17404,7 @@
     </w:tblStylePr>
     <w:tblStylePr w:type="nwCell">
       <w:rPr>
-        <w:color w:val="FFFFFF" w:themeColor="background1"/>
+        <w:color w:val="000000"/>
       </w:rPr>
       <w:tblPr/>
       <w:tcPr>
@@ -16908,7 +17449,7 @@
       <w:rPr>
         <w:b/>
         <w:bCs/>
-        <w:color w:val="FFFFFF" w:themeColor="background1"/>
+        <w:color w:val="000000"/>
       </w:rPr>
       <w:tblPr/>
       <w:tcPr>
@@ -16928,7 +17469,7 @@
         <w:spacing w:before="0" w:after="0" w:line="240" w:lineRule="auto"/>
       </w:pPr>
       <w:rPr>
-        <w:color w:val="auto"/>
+        <w:color w:val="000000"/>
       </w:rPr>
       <w:tblPr/>
       <w:tcPr>
@@ -16947,7 +17488,7 @@
       <w:rPr>
         <w:b/>
         <w:bCs/>
-        <w:color w:val="FFFFFF" w:themeColor="background1"/>
+        <w:color w:val="000000"/>
       </w:rPr>
       <w:tblPr/>
       <w:tcPr>
@@ -16966,7 +17507,7 @@
       <w:rPr>
         <w:b/>
         <w:bCs/>
-        <w:color w:val="FFFFFF" w:themeColor="background1"/>
+        <w:color w:val="000000"/>
       </w:rPr>
       <w:tblPr/>
       <w:tcPr>
@@ -17012,7 +17553,7 @@
     </w:tblStylePr>
     <w:tblStylePr w:type="nwCell">
       <w:rPr>
-        <w:color w:val="FFFFFF" w:themeColor="background1"/>
+        <w:color w:val="000000"/>
       </w:rPr>
       <w:tblPr/>
       <w:tcPr>
@@ -17057,7 +17598,7 @@
       <w:rPr>
         <w:b/>
         <w:bCs/>
-        <w:color w:val="FFFFFF" w:themeColor="background1"/>
+        <w:color w:val="000000"/>
       </w:rPr>
       <w:tblPr/>
       <w:tcPr>
@@ -17077,7 +17618,7 @@
         <w:spacing w:before="0" w:after="0" w:line="240" w:lineRule="auto"/>
       </w:pPr>
       <w:rPr>
-        <w:color w:val="auto"/>
+        <w:color w:val="000000"/>
       </w:rPr>
       <w:tblPr/>
       <w:tcPr>
@@ -17096,7 +17637,7 @@
       <w:rPr>
         <w:b/>
         <w:bCs/>
-        <w:color w:val="FFFFFF" w:themeColor="background1"/>
+        <w:color w:val="000000"/>
       </w:rPr>
       <w:tblPr/>
       <w:tcPr>
@@ -17115,7 +17656,7 @@
       <w:rPr>
         <w:b/>
         <w:bCs/>
-        <w:color w:val="FFFFFF" w:themeColor="background1"/>
+        <w:color w:val="000000"/>
       </w:rPr>
       <w:tblPr/>
       <w:tcPr>
@@ -17161,7 +17702,7 @@
     </w:tblStylePr>
     <w:tblStylePr w:type="nwCell">
       <w:rPr>
-        <w:color w:val="FFFFFF" w:themeColor="background1"/>
+        <w:color w:val="000000"/>
       </w:rPr>
       <w:tblPr/>
       <w:tcPr>
@@ -17206,7 +17747,7 @@
       <w:rPr>
         <w:b/>
         <w:bCs/>
-        <w:color w:val="FFFFFF" w:themeColor="background1"/>
+        <w:color w:val="000000"/>
       </w:rPr>
       <w:tblPr/>
       <w:tcPr>
@@ -17226,7 +17767,7 @@
         <w:spacing w:before="0" w:after="0" w:line="240" w:lineRule="auto"/>
       </w:pPr>
       <w:rPr>
-        <w:color w:val="auto"/>
+        <w:color w:val="000000"/>
       </w:rPr>
       <w:tblPr/>
       <w:tcPr>
@@ -17245,7 +17786,7 @@
       <w:rPr>
         <w:b/>
         <w:bCs/>
-        <w:color w:val="FFFFFF" w:themeColor="background1"/>
+        <w:color w:val="000000"/>
       </w:rPr>
       <w:tblPr/>
       <w:tcPr>
@@ -17264,7 +17805,7 @@
       <w:rPr>
         <w:b/>
         <w:bCs/>
-        <w:color w:val="FFFFFF" w:themeColor="background1"/>
+        <w:color w:val="000000"/>
       </w:rPr>
       <w:tblPr/>
       <w:tcPr>
@@ -17310,7 +17851,7 @@
     </w:tblStylePr>
     <w:tblStylePr w:type="nwCell">
       <w:rPr>
-        <w:color w:val="FFFFFF" w:themeColor="background1"/>
+        <w:color w:val="000000"/>
       </w:rPr>
       <w:tblPr/>
       <w:tcPr>
@@ -17334,7 +17875,7 @@
       <w:spacing w:after="0" w:line="240" w:lineRule="auto"/>
     </w:pPr>
     <w:rPr>
-      <w:color w:val="000000" w:themeColor="text1"/>
+      <w:color w:val="000000"/>
     </w:rPr>
     <w:tblPr>
       <w:tblStyleRowBandSize w:val="1"/>
@@ -17367,7 +17908,7 @@
       <w:rPr>
         <w:b/>
         <w:bCs/>
-        <w:color w:val="1F497D" w:themeColor="text2"/>
+        <w:color w:val="000000"/>
       </w:rPr>
       <w:tblPr/>
       <w:tcPr>
@@ -17418,7 +17959,7 @@
       <w:spacing w:after="0" w:line="240" w:lineRule="auto"/>
     </w:pPr>
     <w:rPr>
-      <w:color w:val="000000" w:themeColor="text1"/>
+      <w:color w:val="000000"/>
     </w:rPr>
     <w:tblPr>
       <w:tblStyleRowBandSize w:val="1"/>
@@ -17451,7 +17992,7 @@
       <w:rPr>
         <w:b/>
         <w:bCs/>
-        <w:color w:val="1F497D" w:themeColor="text2"/>
+        <w:color w:val="000000"/>
       </w:rPr>
       <w:tblPr/>
       <w:tcPr>
@@ -17502,7 +18043,7 @@
       <w:spacing w:after="0" w:line="240" w:lineRule="auto"/>
     </w:pPr>
     <w:rPr>
-      <w:color w:val="000000" w:themeColor="text1"/>
+      <w:color w:val="000000"/>
     </w:rPr>
     <w:tblPr>
       <w:tblStyleRowBandSize w:val="1"/>
@@ -17535,7 +18076,7 @@
       <w:rPr>
         <w:b/>
         <w:bCs/>
-        <w:color w:val="1F497D" w:themeColor="text2"/>
+        <w:color w:val="000000"/>
       </w:rPr>
       <w:tblPr/>
       <w:tcPr>
@@ -17586,7 +18127,7 @@
       <w:spacing w:after="0" w:line="240" w:lineRule="auto"/>
     </w:pPr>
     <w:rPr>
-      <w:color w:val="000000" w:themeColor="text1"/>
+      <w:color w:val="000000"/>
     </w:rPr>
     <w:tblPr>
       <w:tblStyleRowBandSize w:val="1"/>
@@ -17619,7 +18160,7 @@
       <w:rPr>
         <w:b/>
         <w:bCs/>
-        <w:color w:val="1F497D" w:themeColor="text2"/>
+        <w:color w:val="000000"/>
       </w:rPr>
       <w:tblPr/>
       <w:tcPr>
@@ -17670,7 +18211,7 @@
       <w:spacing w:after="0" w:line="240" w:lineRule="auto"/>
     </w:pPr>
     <w:rPr>
-      <w:color w:val="000000" w:themeColor="text1"/>
+      <w:color w:val="000000"/>
     </w:rPr>
     <w:tblPr>
       <w:tblStyleRowBandSize w:val="1"/>
@@ -17703,7 +18244,7 @@
       <w:rPr>
         <w:b/>
         <w:bCs/>
-        <w:color w:val="1F497D" w:themeColor="text2"/>
+        <w:color w:val="000000"/>
       </w:rPr>
       <w:tblPr/>
       <w:tcPr>
@@ -17754,7 +18295,7 @@
       <w:spacing w:after="0" w:line="240" w:lineRule="auto"/>
     </w:pPr>
     <w:rPr>
-      <w:color w:val="000000" w:themeColor="text1"/>
+      <w:color w:val="000000"/>
     </w:rPr>
     <w:tblPr>
       <w:tblStyleRowBandSize w:val="1"/>
@@ -17787,7 +18328,7 @@
       <w:rPr>
         <w:b/>
         <w:bCs/>
-        <w:color w:val="1F497D" w:themeColor="text2"/>
+        <w:color w:val="000000"/>
       </w:rPr>
       <w:tblPr/>
       <w:tcPr>
@@ -17838,7 +18379,7 @@
       <w:spacing w:after="0" w:line="240" w:lineRule="auto"/>
     </w:pPr>
     <w:rPr>
-      <w:color w:val="000000" w:themeColor="text1"/>
+      <w:color w:val="000000"/>
     </w:rPr>
     <w:tblPr>
       <w:tblStyleRowBandSize w:val="1"/>
@@ -17871,7 +18412,7 @@
       <w:rPr>
         <w:b/>
         <w:bCs/>
-        <w:color w:val="1F497D" w:themeColor="text2"/>
+        <w:color w:val="000000"/>
       </w:rPr>
       <w:tblPr/>
       <w:tcPr>
@@ -17923,7 +18464,7 @@
     </w:pPr>
     <w:rPr>
       <w:rFonts w:asciiTheme="majorHAnsi" w:eastAsiaTheme="majorEastAsia" w:hAnsiTheme="majorHAnsi" w:cstheme="majorBidi"/>
-      <w:color w:val="000000" w:themeColor="text1"/>
+      <w:color w:val="000000"/>
     </w:rPr>
     <w:tblPr>
       <w:tblStyleRowBandSize w:val="1"/>
@@ -18051,7 +18592,7 @@
     </w:pPr>
     <w:rPr>
       <w:rFonts w:asciiTheme="majorHAnsi" w:eastAsiaTheme="majorEastAsia" w:hAnsiTheme="majorHAnsi" w:cstheme="majorBidi"/>
-      <w:color w:val="000000" w:themeColor="text1"/>
+      <w:color w:val="000000"/>
     </w:rPr>
     <w:tblPr>
       <w:tblStyleRowBandSize w:val="1"/>
@@ -18179,7 +18720,7 @@
     </w:pPr>
     <w:rPr>
       <w:rFonts w:asciiTheme="majorHAnsi" w:eastAsiaTheme="majorEastAsia" w:hAnsiTheme="majorHAnsi" w:cstheme="majorBidi"/>
-      <w:color w:val="000000" w:themeColor="text1"/>
+      <w:color w:val="000000"/>
     </w:rPr>
     <w:tblPr>
       <w:tblStyleRowBandSize w:val="1"/>
@@ -18307,7 +18848,7 @@
     </w:pPr>
     <w:rPr>
       <w:rFonts w:asciiTheme="majorHAnsi" w:eastAsiaTheme="majorEastAsia" w:hAnsiTheme="majorHAnsi" w:cstheme="majorBidi"/>
-      <w:color w:val="000000" w:themeColor="text1"/>
+      <w:color w:val="000000"/>
     </w:rPr>
     <w:tblPr>
       <w:tblStyleRowBandSize w:val="1"/>
@@ -18435,7 +18976,7 @@
     </w:pPr>
     <w:rPr>
       <w:rFonts w:asciiTheme="majorHAnsi" w:eastAsiaTheme="majorEastAsia" w:hAnsiTheme="majorHAnsi" w:cstheme="majorBidi"/>
-      <w:color w:val="000000" w:themeColor="text1"/>
+      <w:color w:val="000000"/>
     </w:rPr>
     <w:tblPr>
       <w:tblStyleRowBandSize w:val="1"/>
@@ -18563,7 +19104,7 @@
     </w:pPr>
     <w:rPr>
       <w:rFonts w:asciiTheme="majorHAnsi" w:eastAsiaTheme="majorEastAsia" w:hAnsiTheme="majorHAnsi" w:cstheme="majorBidi"/>
-      <w:color w:val="000000" w:themeColor="text1"/>
+      <w:color w:val="000000"/>
     </w:rPr>
     <w:tblPr>
       <w:tblStyleRowBandSize w:val="1"/>
@@ -18691,7 +19232,7 @@
     </w:pPr>
     <w:rPr>
       <w:rFonts w:asciiTheme="majorHAnsi" w:eastAsiaTheme="majorEastAsia" w:hAnsiTheme="majorHAnsi" w:cstheme="majorBidi"/>
-      <w:color w:val="000000" w:themeColor="text1"/>
+      <w:color w:val="000000"/>
     </w:rPr>
     <w:tblPr>
       <w:tblStyleRowBandSize w:val="1"/>
@@ -19330,7 +19871,7 @@
     </w:pPr>
     <w:rPr>
       <w:rFonts w:asciiTheme="majorHAnsi" w:eastAsiaTheme="majorEastAsia" w:hAnsiTheme="majorHAnsi" w:cstheme="majorBidi"/>
-      <w:color w:val="000000" w:themeColor="text1"/>
+      <w:color w:val="000000"/>
     </w:rPr>
     <w:tblPr>
       <w:tblStyleRowBandSize w:val="1"/>
@@ -19358,7 +19899,7 @@
       <w:rPr>
         <w:b/>
         <w:bCs/>
-        <w:color w:val="000000" w:themeColor="text1"/>
+        <w:color w:val="000000"/>
       </w:rPr>
       <w:tblPr/>
       <w:tcPr>
@@ -19369,7 +19910,7 @@
       <w:rPr>
         <w:b/>
         <w:bCs/>
-        <w:color w:val="000000" w:themeColor="text1"/>
+        <w:color w:val="000000"/>
       </w:rPr>
       <w:tblPr/>
       <w:tcPr>
@@ -19388,7 +19929,7 @@
       <w:rPr>
         <w:b/>
         <w:bCs/>
-        <w:color w:val="000000" w:themeColor="text1"/>
+        <w:color w:val="000000"/>
       </w:rPr>
       <w:tblPr/>
       <w:tcPr>
@@ -19407,7 +19948,7 @@
       <w:rPr>
         <w:b w:val="0"/>
         <w:bCs w:val="0"/>
-        <w:color w:val="000000" w:themeColor="text1"/>
+        <w:color w:val="000000"/>
       </w:rPr>
       <w:tblPr/>
       <w:tcPr>
@@ -19455,7 +19996,7 @@
     </w:pPr>
     <w:rPr>
       <w:rFonts w:asciiTheme="majorHAnsi" w:eastAsiaTheme="majorEastAsia" w:hAnsiTheme="majorHAnsi" w:cstheme="majorBidi"/>
-      <w:color w:val="000000" w:themeColor="text1"/>
+      <w:color w:val="000000"/>
     </w:rPr>
     <w:tblPr>
       <w:tblStyleRowBandSize w:val="1"/>
@@ -19483,7 +20024,7 @@
       <w:rPr>
         <w:b/>
         <w:bCs/>
-        <w:color w:val="000000" w:themeColor="text1"/>
+        <w:color w:val="000000"/>
       </w:rPr>
       <w:tblPr/>
       <w:tcPr>
@@ -19494,7 +20035,7 @@
       <w:rPr>
         <w:b/>
         <w:bCs/>
-        <w:color w:val="000000" w:themeColor="text1"/>
+        <w:color w:val="000000"/>
       </w:rPr>
       <w:tblPr/>
       <w:tcPr>
@@ -19513,7 +20054,7 @@
       <w:rPr>
         <w:b/>
         <w:bCs/>
-        <w:color w:val="000000" w:themeColor="text1"/>
+        <w:color w:val="000000"/>
       </w:rPr>
       <w:tblPr/>
       <w:tcPr>
@@ -19532,7 +20073,7 @@
       <w:rPr>
         <w:b w:val="0"/>
         <w:bCs w:val="0"/>
-        <w:color w:val="000000" w:themeColor="text1"/>
+        <w:color w:val="000000"/>
       </w:rPr>
       <w:tblPr/>
       <w:tcPr>
@@ -19580,7 +20121,7 @@
     </w:pPr>
     <w:rPr>
       <w:rFonts w:asciiTheme="majorHAnsi" w:eastAsiaTheme="majorEastAsia" w:hAnsiTheme="majorHAnsi" w:cstheme="majorBidi"/>
-      <w:color w:val="000000" w:themeColor="text1"/>
+      <w:color w:val="000000"/>
     </w:rPr>
     <w:tblPr>
       <w:tblStyleRowBandSize w:val="1"/>
@@ -19608,7 +20149,7 @@
       <w:rPr>
         <w:b/>
         <w:bCs/>
-        <w:color w:val="000000" w:themeColor="text1"/>
+        <w:color w:val="000000"/>
       </w:rPr>
       <w:tblPr/>
       <w:tcPr>
@@ -19619,7 +20160,7 @@
       <w:rPr>
         <w:b/>
         <w:bCs/>
-        <w:color w:val="000000" w:themeColor="text1"/>
+        <w:color w:val="000000"/>
       </w:rPr>
       <w:tblPr/>
       <w:tcPr>
@@ -19638,7 +20179,7 @@
       <w:rPr>
         <w:b/>
         <w:bCs/>
-        <w:color w:val="000000" w:themeColor="text1"/>
+        <w:color w:val="000000"/>
       </w:rPr>
       <w:tblPr/>
       <w:tcPr>
@@ -19657,7 +20198,7 @@
       <w:rPr>
         <w:b w:val="0"/>
         <w:bCs w:val="0"/>
-        <w:color w:val="000000" w:themeColor="text1"/>
+        <w:color w:val="000000"/>
       </w:rPr>
       <w:tblPr/>
       <w:tcPr>
@@ -19705,7 +20246,7 @@
     </w:pPr>
     <w:rPr>
       <w:rFonts w:asciiTheme="majorHAnsi" w:eastAsiaTheme="majorEastAsia" w:hAnsiTheme="majorHAnsi" w:cstheme="majorBidi"/>
-      <w:color w:val="000000" w:themeColor="text1"/>
+      <w:color w:val="000000"/>
     </w:rPr>
     <w:tblPr>
       <w:tblStyleRowBandSize w:val="1"/>
@@ -19733,7 +20274,7 @@
       <w:rPr>
         <w:b/>
         <w:bCs/>
-        <w:color w:val="000000" w:themeColor="text1"/>
+        <w:color w:val="000000"/>
       </w:rPr>
       <w:tblPr/>
       <w:tcPr>
@@ -19744,7 +20285,7 @@
       <w:rPr>
         <w:b/>
         <w:bCs/>
-        <w:color w:val="000000" w:themeColor="text1"/>
+        <w:color w:val="000000"/>
       </w:rPr>
       <w:tblPr/>
       <w:tcPr>
@@ -19763,7 +20304,7 @@
       <w:rPr>
         <w:b/>
         <w:bCs/>
-        <w:color w:val="000000" w:themeColor="text1"/>
+        <w:color w:val="000000"/>
       </w:rPr>
       <w:tblPr/>
       <w:tcPr>
@@ -19782,7 +20323,7 @@
       <w:rPr>
         <w:b w:val="0"/>
         <w:bCs w:val="0"/>
-        <w:color w:val="000000" w:themeColor="text1"/>
+        <w:color w:val="000000"/>
       </w:rPr>
       <w:tblPr/>
       <w:tcPr>
@@ -19830,7 +20371,7 @@
     </w:pPr>
     <w:rPr>
       <w:rFonts w:asciiTheme="majorHAnsi" w:eastAsiaTheme="majorEastAsia" w:hAnsiTheme="majorHAnsi" w:cstheme="majorBidi"/>
-      <w:color w:val="000000" w:themeColor="text1"/>
+      <w:color w:val="000000"/>
     </w:rPr>
     <w:tblPr>
       <w:tblStyleRowBandSize w:val="1"/>
@@ -19858,7 +20399,7 @@
       <w:rPr>
         <w:b/>
         <w:bCs/>
-        <w:color w:val="000000" w:themeColor="text1"/>
+        <w:color w:val="000000"/>
       </w:rPr>
       <w:tblPr/>
       <w:tcPr>
@@ -19869,7 +20410,7 @@
       <w:rPr>
         <w:b/>
         <w:bCs/>
-        <w:color w:val="000000" w:themeColor="text1"/>
+        <w:color w:val="000000"/>
       </w:rPr>
       <w:tblPr/>
       <w:tcPr>
@@ -19888,7 +20429,7 @@
       <w:rPr>
         <w:b/>
         <w:bCs/>
-        <w:color w:val="000000" w:themeColor="text1"/>
+        <w:color w:val="000000"/>
       </w:rPr>
       <w:tblPr/>
       <w:tcPr>
@@ -19907,7 +20448,7 @@
       <w:rPr>
         <w:b w:val="0"/>
         <w:bCs w:val="0"/>
-        <w:color w:val="000000" w:themeColor="text1"/>
+        <w:color w:val="000000"/>
       </w:rPr>
       <w:tblPr/>
       <w:tcPr>
@@ -19955,7 +20496,7 @@
     </w:pPr>
     <w:rPr>
       <w:rFonts w:asciiTheme="majorHAnsi" w:eastAsiaTheme="majorEastAsia" w:hAnsiTheme="majorHAnsi" w:cstheme="majorBidi"/>
-      <w:color w:val="000000" w:themeColor="text1"/>
+      <w:color w:val="000000"/>
     </w:rPr>
     <w:tblPr>
       <w:tblStyleRowBandSize w:val="1"/>
@@ -19983,7 +20524,7 @@
       <w:rPr>
         <w:b/>
         <w:bCs/>
-        <w:color w:val="000000" w:themeColor="text1"/>
+        <w:color w:val="000000"/>
       </w:rPr>
       <w:tblPr/>
       <w:tcPr>
@@ -19994,7 +20535,7 @@
       <w:rPr>
         <w:b/>
         <w:bCs/>
-        <w:color w:val="000000" w:themeColor="text1"/>
+        <w:color w:val="000000"/>
       </w:rPr>
       <w:tblPr/>
       <w:tcPr>
@@ -20013,7 +20554,7 @@
       <w:rPr>
         <w:b/>
         <w:bCs/>
-        <w:color w:val="000000" w:themeColor="text1"/>
+        <w:color w:val="000000"/>
       </w:rPr>
       <w:tblPr/>
       <w:tcPr>
@@ -20032,7 +20573,7 @@
       <w:rPr>
         <w:b w:val="0"/>
         <w:bCs w:val="0"/>
-        <w:color w:val="000000" w:themeColor="text1"/>
+        <w:color w:val="000000"/>
       </w:rPr>
       <w:tblPr/>
       <w:tcPr>
@@ -20080,7 +20621,7 @@
     </w:pPr>
     <w:rPr>
       <w:rFonts w:asciiTheme="majorHAnsi" w:eastAsiaTheme="majorEastAsia" w:hAnsiTheme="majorHAnsi" w:cstheme="majorBidi"/>
-      <w:color w:val="000000" w:themeColor="text1"/>
+      <w:color w:val="000000"/>
     </w:rPr>
     <w:tblPr>
       <w:tblStyleRowBandSize w:val="1"/>
@@ -20108,7 +20649,7 @@
       <w:rPr>
         <w:b/>
         <w:bCs/>
-        <w:color w:val="000000" w:themeColor="text1"/>
+        <w:color w:val="000000"/>
       </w:rPr>
       <w:tblPr/>
       <w:tcPr>
@@ -20119,7 +20660,7 @@
       <w:rPr>
         <w:b/>
         <w:bCs/>
-        <w:color w:val="000000" w:themeColor="text1"/>
+        <w:color w:val="000000"/>
       </w:rPr>
       <w:tblPr/>
       <w:tcPr>
@@ -20138,7 +20679,7 @@
       <w:rPr>
         <w:b/>
         <w:bCs/>
-        <w:color w:val="000000" w:themeColor="text1"/>
+        <w:color w:val="000000"/>
       </w:rPr>
       <w:tblPr/>
       <w:tcPr>
@@ -20157,7 +20698,7 @@
       <w:rPr>
         <w:b w:val="0"/>
         <w:bCs w:val="0"/>
-        <w:color w:val="000000" w:themeColor="text1"/>
+        <w:color w:val="000000"/>
       </w:rPr>
       <w:tblPr/>
       <w:tcPr>
@@ -20231,7 +20772,7 @@
         <w:bCs/>
         <w:i w:val="0"/>
         <w:iCs w:val="0"/>
-        <w:color w:val="FFFFFF" w:themeColor="background1"/>
+        <w:color w:val="000000"/>
       </w:rPr>
       <w:tblPr/>
       <w:tcPr>
@@ -20252,7 +20793,7 @@
         <w:bCs/>
         <w:i w:val="0"/>
         <w:iCs w:val="0"/>
-        <w:color w:val="FFFFFF" w:themeColor="background1"/>
+        <w:color w:val="000000"/>
       </w:rPr>
       <w:tblPr/>
       <w:tcPr>
@@ -20273,7 +20814,7 @@
         <w:bCs/>
         <w:i w:val="0"/>
         <w:iCs w:val="0"/>
-        <w:color w:val="FFFFFF" w:themeColor="background1"/>
+        <w:color w:val="000000"/>
       </w:rPr>
       <w:tblPr/>
       <w:tcPr>
@@ -20292,7 +20833,7 @@
         <w:bCs/>
         <w:i w:val="0"/>
         <w:iCs w:val="0"/>
-        <w:color w:val="FFFFFF" w:themeColor="background1"/>
+        <w:color w:val="000000"/>
       </w:rPr>
       <w:tblPr/>
       <w:tcPr>
@@ -20372,7 +20913,7 @@
         <w:bCs/>
         <w:i w:val="0"/>
         <w:iCs w:val="0"/>
-        <w:color w:val="FFFFFF" w:themeColor="background1"/>
+        <w:color w:val="000000"/>
       </w:rPr>
       <w:tblPr/>
       <w:tcPr>
@@ -20393,7 +20934,7 @@
         <w:bCs/>
         <w:i w:val="0"/>
         <w:iCs w:val="0"/>
-        <w:color w:val="FFFFFF" w:themeColor="background1"/>
+        <w:color w:val="000000"/>
       </w:rPr>
       <w:tblPr/>
       <w:tcPr>
@@ -20414,7 +20955,7 @@
         <w:bCs/>
         <w:i w:val="0"/>
         <w:iCs w:val="0"/>
-        <w:color w:val="FFFFFF" w:themeColor="background1"/>
+        <w:color w:val="000000"/>
       </w:rPr>
       <w:tblPr/>
       <w:tcPr>
@@ -20433,7 +20974,7 @@
         <w:bCs/>
         <w:i w:val="0"/>
         <w:iCs w:val="0"/>
-        <w:color w:val="FFFFFF" w:themeColor="background1"/>
+        <w:color w:val="000000"/>
       </w:rPr>
       <w:tblPr/>
       <w:tcPr>
@@ -20513,7 +21054,7 @@
         <w:bCs/>
         <w:i w:val="0"/>
         <w:iCs w:val="0"/>
-        <w:color w:val="FFFFFF" w:themeColor="background1"/>
+        <w:color w:val="000000"/>
       </w:rPr>
       <w:tblPr/>
       <w:tcPr>
@@ -20534,7 +21075,7 @@
         <w:bCs/>
         <w:i w:val="0"/>
         <w:iCs w:val="0"/>
-        <w:color w:val="FFFFFF" w:themeColor="background1"/>
+        <w:color w:val="000000"/>
       </w:rPr>
       <w:tblPr/>
       <w:tcPr>
@@ -20555,7 +21096,7 @@
         <w:bCs/>
         <w:i w:val="0"/>
         <w:iCs w:val="0"/>
-        <w:color w:val="FFFFFF" w:themeColor="background1"/>
+        <w:color w:val="000000"/>
       </w:rPr>
       <w:tblPr/>
       <w:tcPr>
@@ -20574,7 +21115,7 @@
         <w:bCs/>
         <w:i w:val="0"/>
         <w:iCs w:val="0"/>
-        <w:color w:val="FFFFFF" w:themeColor="background1"/>
+        <w:color w:val="000000"/>
       </w:rPr>
       <w:tblPr/>
       <w:tcPr>
@@ -20654,7 +21195,7 @@
         <w:bCs/>
         <w:i w:val="0"/>
         <w:iCs w:val="0"/>
-        <w:color w:val="FFFFFF" w:themeColor="background1"/>
+        <w:color w:val="000000"/>
       </w:rPr>
       <w:tblPr/>
       <w:tcPr>
@@ -20675,7 +21216,7 @@
         <w:bCs/>
         <w:i w:val="0"/>
         <w:iCs w:val="0"/>
-        <w:color w:val="FFFFFF" w:themeColor="background1"/>
+        <w:color w:val="000000"/>
       </w:rPr>
       <w:tblPr/>
       <w:tcPr>
@@ -20696,7 +21237,7 @@
         <w:bCs/>
         <w:i w:val="0"/>
         <w:iCs w:val="0"/>
-        <w:color w:val="FFFFFF" w:themeColor="background1"/>
+        <w:color w:val="000000"/>
       </w:rPr>
       <w:tblPr/>
       <w:tcPr>
@@ -20715,7 +21256,7 @@
         <w:bCs/>
         <w:i w:val="0"/>
         <w:iCs w:val="0"/>
-        <w:color w:val="FFFFFF" w:themeColor="background1"/>
+        <w:color w:val="000000"/>
       </w:rPr>
       <w:tblPr/>
       <w:tcPr>
@@ -20795,7 +21336,7 @@
         <w:bCs/>
         <w:i w:val="0"/>
         <w:iCs w:val="0"/>
-        <w:color w:val="FFFFFF" w:themeColor="background1"/>
+        <w:color w:val="000000"/>
       </w:rPr>
       <w:tblPr/>
       <w:tcPr>
@@ -20816,7 +21357,7 @@
         <w:bCs/>
         <w:i w:val="0"/>
         <w:iCs w:val="0"/>
-        <w:color w:val="FFFFFF" w:themeColor="background1"/>
+        <w:color w:val="000000"/>
       </w:rPr>
       <w:tblPr/>
       <w:tcPr>
@@ -20837,7 +21378,7 @@
         <w:bCs/>
         <w:i w:val="0"/>
         <w:iCs w:val="0"/>
-        <w:color w:val="FFFFFF" w:themeColor="background1"/>
+        <w:color w:val="000000"/>
       </w:rPr>
       <w:tblPr/>
       <w:tcPr>
@@ -20856,7 +21397,7 @@
         <w:bCs/>
         <w:i w:val="0"/>
         <w:iCs w:val="0"/>
-        <w:color w:val="FFFFFF" w:themeColor="background1"/>
+        <w:color w:val="000000"/>
       </w:rPr>
       <w:tblPr/>
       <w:tcPr>
@@ -20936,7 +21477,7 @@
         <w:bCs/>
         <w:i w:val="0"/>
         <w:iCs w:val="0"/>
-        <w:color w:val="FFFFFF" w:themeColor="background1"/>
+        <w:color w:val="000000"/>
       </w:rPr>
       <w:tblPr/>
       <w:tcPr>
@@ -20957,7 +21498,7 @@
         <w:bCs/>
         <w:i w:val="0"/>
         <w:iCs w:val="0"/>
-        <w:color w:val="FFFFFF" w:themeColor="background1"/>
+        <w:color w:val="000000"/>
       </w:rPr>
       <w:tblPr/>
       <w:tcPr>
@@ -20978,7 +21519,7 @@
         <w:bCs/>
         <w:i w:val="0"/>
         <w:iCs w:val="0"/>
-        <w:color w:val="FFFFFF" w:themeColor="background1"/>
+        <w:color w:val="000000"/>
       </w:rPr>
       <w:tblPr/>
       <w:tcPr>
@@ -20997,7 +21538,7 @@
         <w:bCs/>
         <w:i w:val="0"/>
         <w:iCs w:val="0"/>
-        <w:color w:val="FFFFFF" w:themeColor="background1"/>
+        <w:color w:val="000000"/>
       </w:rPr>
       <w:tblPr/>
       <w:tcPr>
@@ -21077,7 +21618,7 @@
         <w:bCs/>
         <w:i w:val="0"/>
         <w:iCs w:val="0"/>
-        <w:color w:val="FFFFFF" w:themeColor="background1"/>
+        <w:color w:val="000000"/>
       </w:rPr>
       <w:tblPr/>
       <w:tcPr>
@@ -21098,7 +21639,7 @@
         <w:bCs/>
         <w:i w:val="0"/>
         <w:iCs w:val="0"/>
-        <w:color w:val="FFFFFF" w:themeColor="background1"/>
+        <w:color w:val="000000"/>
       </w:rPr>
       <w:tblPr/>
       <w:tcPr>
@@ -21119,7 +21660,7 @@
         <w:bCs/>
         <w:i w:val="0"/>
         <w:iCs w:val="0"/>
-        <w:color w:val="FFFFFF" w:themeColor="background1"/>
+        <w:color w:val="000000"/>
       </w:rPr>
       <w:tblPr/>
       <w:tcPr>
@@ -21138,7 +21679,7 @@
         <w:bCs/>
         <w:i w:val="0"/>
         <w:iCs w:val="0"/>
-        <w:color w:val="FFFFFF" w:themeColor="background1"/>
+        <w:color w:val="000000"/>
       </w:rPr>
       <w:tblPr/>
       <w:tcPr>
@@ -21191,7 +21732,7 @@
       <w:spacing w:after="0" w:line="240" w:lineRule="auto"/>
     </w:pPr>
     <w:rPr>
-      <w:color w:val="FFFFFF" w:themeColor="background1"/>
+      <w:color w:val="000000"/>
     </w:rPr>
     <w:tblPr>
       <w:tblStyleRowBandSize w:val="1"/>
@@ -21305,7 +21846,7 @@
       <w:spacing w:after="0" w:line="240" w:lineRule="auto"/>
     </w:pPr>
     <w:rPr>
-      <w:color w:val="FFFFFF" w:themeColor="background1"/>
+      <w:color w:val="000000"/>
     </w:rPr>
     <w:tblPr>
       <w:tblStyleRowBandSize w:val="1"/>
@@ -21419,7 +21960,7 @@
       <w:spacing w:after="0" w:line="240" w:lineRule="auto"/>
     </w:pPr>
     <w:rPr>
-      <w:color w:val="FFFFFF" w:themeColor="background1"/>
+      <w:color w:val="000000"/>
     </w:rPr>
     <w:tblPr>
       <w:tblStyleRowBandSize w:val="1"/>
@@ -21533,7 +22074,7 @@
       <w:spacing w:after="0" w:line="240" w:lineRule="auto"/>
     </w:pPr>
     <w:rPr>
-      <w:color w:val="FFFFFF" w:themeColor="background1"/>
+      <w:color w:val="000000"/>
     </w:rPr>
     <w:tblPr>
       <w:tblStyleRowBandSize w:val="1"/>
@@ -21647,7 +22188,7 @@
       <w:spacing w:after="0" w:line="240" w:lineRule="auto"/>
     </w:pPr>
     <w:rPr>
-      <w:color w:val="FFFFFF" w:themeColor="background1"/>
+      <w:color w:val="000000"/>
     </w:rPr>
     <w:tblPr>
       <w:tblStyleRowBandSize w:val="1"/>
@@ -21761,7 +22302,7 @@
       <w:spacing w:after="0" w:line="240" w:lineRule="auto"/>
     </w:pPr>
     <w:rPr>
-      <w:color w:val="FFFFFF" w:themeColor="background1"/>
+      <w:color w:val="000000"/>
     </w:rPr>
     <w:tblPr>
       <w:tblStyleRowBandSize w:val="1"/>
@@ -21875,7 +22416,7 @@
       <w:spacing w:after="0" w:line="240" w:lineRule="auto"/>
     </w:pPr>
     <w:rPr>
-      <w:color w:val="FFFFFF" w:themeColor="background1"/>
+      <w:color w:val="000000"/>
     </w:rPr>
     <w:tblPr>
       <w:tblStyleRowBandSize w:val="1"/>
@@ -21989,7 +22530,7 @@
       <w:spacing w:after="0" w:line="240" w:lineRule="auto"/>
     </w:pPr>
     <w:rPr>
-      <w:color w:val="000000" w:themeColor="text1"/>
+      <w:color w:val="000000"/>
     </w:rPr>
     <w:tblPr>
       <w:tblStyleRowBandSize w:val="1"/>
@@ -22035,7 +22576,7 @@
       <w:rPr>
         <w:b/>
         <w:bCs/>
-        <w:color w:val="FFFFFF" w:themeColor="background1"/>
+        <w:color w:val="000000"/>
       </w:rPr>
       <w:tblPr/>
       <w:tcPr>
@@ -22047,7 +22588,7 @@
     </w:tblStylePr>
     <w:tblStylePr w:type="firstCol">
       <w:rPr>
-        <w:color w:val="FFFFFF" w:themeColor="background1"/>
+        <w:color w:val="000000"/>
       </w:rPr>
       <w:tblPr/>
       <w:tcPr>
@@ -22064,7 +22605,7 @@
     </w:tblStylePr>
     <w:tblStylePr w:type="lastCol">
       <w:rPr>
-        <w:color w:val="FFFFFF" w:themeColor="background1"/>
+        <w:color w:val="000000"/>
       </w:rPr>
       <w:tblPr/>
       <w:tcPr>
@@ -22093,12 +22634,12 @@
     </w:tblStylePr>
     <w:tblStylePr w:type="neCell">
       <w:rPr>
-        <w:color w:val="000000" w:themeColor="text1"/>
+        <w:color w:val="000000"/>
       </w:rPr>
     </w:tblStylePr>
     <w:tblStylePr w:type="nwCell">
       <w:rPr>
-        <w:color w:val="000000" w:themeColor="text1"/>
+        <w:color w:val="000000"/>
       </w:rPr>
     </w:tblStylePr>
   </w:style>
@@ -22111,7 +22652,7 @@
       <w:spacing w:after="0" w:line="240" w:lineRule="auto"/>
     </w:pPr>
     <w:rPr>
-      <w:color w:val="000000" w:themeColor="text1"/>
+      <w:color w:val="000000"/>
     </w:rPr>
     <w:tblPr>
       <w:tblStyleRowBandSize w:val="1"/>
@@ -22157,7 +22698,7 @@
       <w:rPr>
         <w:b/>
         <w:bCs/>
-        <w:color w:val="FFFFFF" w:themeColor="background1"/>
+        <w:color w:val="000000"/>
       </w:rPr>
       <w:tblPr/>
       <w:tcPr>
@@ -22169,7 +22710,7 @@
     </w:tblStylePr>
     <w:tblStylePr w:type="firstCol">
       <w:rPr>
-        <w:color w:val="FFFFFF" w:themeColor="background1"/>
+        <w:color w:val="000000"/>
       </w:rPr>
       <w:tblPr/>
       <w:tcPr>
@@ -22186,7 +22727,7 @@
     </w:tblStylePr>
     <w:tblStylePr w:type="lastCol">
       <w:rPr>
-        <w:color w:val="FFFFFF" w:themeColor="background1"/>
+        <w:color w:val="000000"/>
       </w:rPr>
       <w:tblPr/>
       <w:tcPr>
@@ -22215,12 +22756,12 @@
     </w:tblStylePr>
     <w:tblStylePr w:type="neCell">
       <w:rPr>
-        <w:color w:val="000000" w:themeColor="text1"/>
+        <w:color w:val="000000"/>
       </w:rPr>
     </w:tblStylePr>
     <w:tblStylePr w:type="nwCell">
       <w:rPr>
-        <w:color w:val="000000" w:themeColor="text1"/>
+        <w:color w:val="000000"/>
       </w:rPr>
     </w:tblStylePr>
   </w:style>
@@ -22233,7 +22774,7 @@
       <w:spacing w:after="0" w:line="240" w:lineRule="auto"/>
     </w:pPr>
     <w:rPr>
-      <w:color w:val="000000" w:themeColor="text1"/>
+      <w:color w:val="000000"/>
     </w:rPr>
     <w:tblPr>
       <w:tblStyleRowBandSize w:val="1"/>
@@ -22279,7 +22820,7 @@
       <w:rPr>
         <w:b/>
         <w:bCs/>
-        <w:color w:val="FFFFFF" w:themeColor="background1"/>
+        <w:color w:val="000000"/>
       </w:rPr>
       <w:tblPr/>
       <w:tcPr>
@@ -22291,7 +22832,7 @@
     </w:tblStylePr>
     <w:tblStylePr w:type="firstCol">
       <w:rPr>
-        <w:color w:val="FFFFFF" w:themeColor="background1"/>
+        <w:color w:val="000000"/>
       </w:rPr>
       <w:tblPr/>
       <w:tcPr>
@@ -22308,7 +22849,7 @@
     </w:tblStylePr>
     <w:tblStylePr w:type="lastCol">
       <w:rPr>
-        <w:color w:val="FFFFFF" w:themeColor="background1"/>
+        <w:color w:val="000000"/>
       </w:rPr>
       <w:tblPr/>
       <w:tcPr>
@@ -22337,12 +22878,12 @@
     </w:tblStylePr>
     <w:tblStylePr w:type="neCell">
       <w:rPr>
-        <w:color w:val="000000" w:themeColor="text1"/>
+        <w:color w:val="000000"/>
       </w:rPr>
     </w:tblStylePr>
     <w:tblStylePr w:type="nwCell">
       <w:rPr>
-        <w:color w:val="000000" w:themeColor="text1"/>
+        <w:color w:val="000000"/>
       </w:rPr>
     </w:tblStylePr>
   </w:style>
@@ -22355,7 +22896,7 @@
       <w:spacing w:after="0" w:line="240" w:lineRule="auto"/>
     </w:pPr>
     <w:rPr>
-      <w:color w:val="000000" w:themeColor="text1"/>
+      <w:color w:val="000000"/>
     </w:rPr>
     <w:tblPr>
       <w:tblStyleRowBandSize w:val="1"/>
@@ -22401,7 +22942,7 @@
       <w:rPr>
         <w:b/>
         <w:bCs/>
-        <w:color w:val="FFFFFF" w:themeColor="background1"/>
+        <w:color w:val="000000"/>
       </w:rPr>
       <w:tblPr/>
       <w:tcPr>
@@ -22413,7 +22954,7 @@
     </w:tblStylePr>
     <w:tblStylePr w:type="firstCol">
       <w:rPr>
-        <w:color w:val="FFFFFF" w:themeColor="background1"/>
+        <w:color w:val="000000"/>
       </w:rPr>
       <w:tblPr/>
       <w:tcPr>
@@ -22430,7 +22971,7 @@
     </w:tblStylePr>
     <w:tblStylePr w:type="lastCol">
       <w:rPr>
-        <w:color w:val="FFFFFF" w:themeColor="background1"/>
+        <w:color w:val="000000"/>
       </w:rPr>
       <w:tblPr/>
       <w:tcPr>
@@ -22467,7 +23008,7 @@
       <w:spacing w:after="0" w:line="240" w:lineRule="auto"/>
     </w:pPr>
     <w:rPr>
-      <w:color w:val="000000" w:themeColor="text1"/>
+      <w:color w:val="000000"/>
     </w:rPr>
     <w:tblPr>
       <w:tblStyleRowBandSize w:val="1"/>
@@ -22513,7 +23054,7 @@
       <w:rPr>
         <w:b/>
         <w:bCs/>
-        <w:color w:val="FFFFFF" w:themeColor="background1"/>
+        <w:color w:val="000000"/>
       </w:rPr>
       <w:tblPr/>
       <w:tcPr>
@@ -22525,7 +23066,7 @@
     </w:tblStylePr>
     <w:tblStylePr w:type="firstCol">
       <w:rPr>
-        <w:color w:val="FFFFFF" w:themeColor="background1"/>
+        <w:color w:val="000000"/>
       </w:rPr>
       <w:tblPr/>
       <w:tcPr>
@@ -22542,7 +23083,7 @@
     </w:tblStylePr>
     <w:tblStylePr w:type="lastCol">
       <w:rPr>
-        <w:color w:val="FFFFFF" w:themeColor="background1"/>
+        <w:color w:val="000000"/>
       </w:rPr>
       <w:tblPr/>
       <w:tcPr>
@@ -22571,12 +23112,12 @@
     </w:tblStylePr>
     <w:tblStylePr w:type="neCell">
       <w:rPr>
-        <w:color w:val="000000" w:themeColor="text1"/>
+        <w:color w:val="000000"/>
       </w:rPr>
     </w:tblStylePr>
     <w:tblStylePr w:type="nwCell">
       <w:rPr>
-        <w:color w:val="000000" w:themeColor="text1"/>
+        <w:color w:val="000000"/>
       </w:rPr>
     </w:tblStylePr>
   </w:style>
@@ -22589,7 +23130,7 @@
       <w:spacing w:after="0" w:line="240" w:lineRule="auto"/>
     </w:pPr>
     <w:rPr>
-      <w:color w:val="000000" w:themeColor="text1"/>
+      <w:color w:val="000000"/>
     </w:rPr>
     <w:tblPr>
       <w:tblStyleRowBandSize w:val="1"/>
@@ -22635,7 +23176,7 @@
       <w:rPr>
         <w:b/>
         <w:bCs/>
-        <w:color w:val="FFFFFF" w:themeColor="background1"/>
+        <w:color w:val="000000"/>
       </w:rPr>
       <w:tblPr/>
       <w:tcPr>
@@ -22647,7 +23188,7 @@
     </w:tblStylePr>
     <w:tblStylePr w:type="firstCol">
       <w:rPr>
-        <w:color w:val="FFFFFF" w:themeColor="background1"/>
+        <w:color w:val="000000"/>
       </w:rPr>
       <w:tblPr/>
       <w:tcPr>
@@ -22664,7 +23205,7 @@
     </w:tblStylePr>
     <w:tblStylePr w:type="lastCol">
       <w:rPr>
-        <w:color w:val="FFFFFF" w:themeColor="background1"/>
+        <w:color w:val="000000"/>
       </w:rPr>
       <w:tblPr/>
       <w:tcPr>
@@ -22693,12 +23234,12 @@
     </w:tblStylePr>
     <w:tblStylePr w:type="neCell">
       <w:rPr>
-        <w:color w:val="000000" w:themeColor="text1"/>
+        <w:color w:val="000000"/>
       </w:rPr>
     </w:tblStylePr>
     <w:tblStylePr w:type="nwCell">
       <w:rPr>
-        <w:color w:val="000000" w:themeColor="text1"/>
+        <w:color w:val="000000"/>
       </w:rPr>
     </w:tblStylePr>
   </w:style>
@@ -22711,7 +23252,7 @@
       <w:spacing w:after="0" w:line="240" w:lineRule="auto"/>
     </w:pPr>
     <w:rPr>
-      <w:color w:val="000000" w:themeColor="text1"/>
+      <w:color w:val="000000"/>
     </w:rPr>
     <w:tblPr>
       <w:tblStyleRowBandSize w:val="1"/>
@@ -22757,7 +23298,7 @@
       <w:rPr>
         <w:b/>
         <w:bCs/>
-        <w:color w:val="FFFFFF" w:themeColor="background1"/>
+        <w:color w:val="000000"/>
       </w:rPr>
       <w:tblPr/>
       <w:tcPr>
@@ -22769,7 +23310,7 @@
     </w:tblStylePr>
     <w:tblStylePr w:type="firstCol">
       <w:rPr>
-        <w:color w:val="FFFFFF" w:themeColor="background1"/>
+        <w:color w:val="000000"/>
       </w:rPr>
       <w:tblPr/>
       <w:tcPr>
@@ -22786,7 +23327,7 @@
     </w:tblStylePr>
     <w:tblStylePr w:type="lastCol">
       <w:rPr>
-        <w:color w:val="FFFFFF" w:themeColor="background1"/>
+        <w:color w:val="000000"/>
       </w:rPr>
       <w:tblPr/>
       <w:tcPr>
@@ -22815,12 +23356,12 @@
     </w:tblStylePr>
     <w:tblStylePr w:type="neCell">
       <w:rPr>
-        <w:color w:val="000000" w:themeColor="text1"/>
+        <w:color w:val="000000"/>
       </w:rPr>
     </w:tblStylePr>
     <w:tblStylePr w:type="nwCell">
       <w:rPr>
-        <w:color w:val="000000" w:themeColor="text1"/>
+        <w:color w:val="000000"/>
       </w:rPr>
     </w:tblStylePr>
   </w:style>
@@ -22833,7 +23374,7 @@
       <w:spacing w:after="0" w:line="240" w:lineRule="auto"/>
     </w:pPr>
     <w:rPr>
-      <w:color w:val="000000" w:themeColor="text1"/>
+      <w:color w:val="000000"/>
     </w:rPr>
     <w:tblPr>
       <w:tblStyleRowBandSize w:val="1"/>
@@ -22853,7 +23394,7 @@
       <w:rPr>
         <w:b/>
         <w:bCs/>
-        <w:color w:val="FFFFFF" w:themeColor="background1"/>
+        <w:color w:val="000000"/>
       </w:rPr>
       <w:tblPr/>
       <w:tcPr>
@@ -22867,7 +23408,7 @@
       <w:rPr>
         <w:b/>
         <w:bCs/>
-        <w:color w:val="9E3A38" w:themeColor="accent2" w:themeShade="CC"/>
+        <w:color w:val="000000"/>
       </w:rPr>
       <w:tblPr/>
       <w:tcPr>
@@ -22919,7 +23460,7 @@
       <w:spacing w:after="0" w:line="240" w:lineRule="auto"/>
     </w:pPr>
     <w:rPr>
-      <w:color w:val="000000" w:themeColor="text1"/>
+      <w:color w:val="000000"/>
     </w:rPr>
     <w:tblPr>
       <w:tblStyleRowBandSize w:val="1"/>
@@ -22939,7 +23480,7 @@
       <w:rPr>
         <w:b/>
         <w:bCs/>
-        <w:color w:val="FFFFFF" w:themeColor="background1"/>
+        <w:color w:val="000000"/>
       </w:rPr>
       <w:tblPr/>
       <w:tcPr>
@@ -22953,7 +23494,7 @@
       <w:rPr>
         <w:b/>
         <w:bCs/>
-        <w:color w:val="9E3A38" w:themeColor="accent2" w:themeShade="CC"/>
+        <w:color w:val="000000"/>
       </w:rPr>
       <w:tblPr/>
       <w:tcPr>
@@ -23005,7 +23546,7 @@
       <w:spacing w:after="0" w:line="240" w:lineRule="auto"/>
     </w:pPr>
     <w:rPr>
-      <w:color w:val="000000" w:themeColor="text1"/>
+      <w:color w:val="000000"/>
     </w:rPr>
     <w:tblPr>
       <w:tblStyleRowBandSize w:val="1"/>
@@ -23025,7 +23566,7 @@
       <w:rPr>
         <w:b/>
         <w:bCs/>
-        <w:color w:val="FFFFFF" w:themeColor="background1"/>
+        <w:color w:val="000000"/>
       </w:rPr>
       <w:tblPr/>
       <w:tcPr>
@@ -23039,7 +23580,7 @@
       <w:rPr>
         <w:b/>
         <w:bCs/>
-        <w:color w:val="9E3A38" w:themeColor="accent2" w:themeShade="CC"/>
+        <w:color w:val="000000"/>
       </w:rPr>
       <w:tblPr/>
       <w:tcPr>
@@ -23091,7 +23632,7 @@
       <w:spacing w:after="0" w:line="240" w:lineRule="auto"/>
     </w:pPr>
     <w:rPr>
-      <w:color w:val="000000" w:themeColor="text1"/>
+      <w:color w:val="000000"/>
     </w:rPr>
     <w:tblPr>
       <w:tblStyleRowBandSize w:val="1"/>
@@ -23111,7 +23652,7 @@
       <w:rPr>
         <w:b/>
         <w:bCs/>
-        <w:color w:val="FFFFFF" w:themeColor="background1"/>
+        <w:color w:val="000000"/>
       </w:rPr>
       <w:tblPr/>
       <w:tcPr>
@@ -23125,7 +23666,7 @@
       <w:rPr>
         <w:b/>
         <w:bCs/>
-        <w:color w:val="664E82" w:themeColor="accent4" w:themeShade="CC"/>
+        <w:color w:val="000000"/>
       </w:rPr>
       <w:tblPr/>
       <w:tcPr>
@@ -23177,7 +23718,7 @@
       <w:spacing w:after="0" w:line="240" w:lineRule="auto"/>
     </w:pPr>
     <w:rPr>
-      <w:color w:val="000000" w:themeColor="text1"/>
+      <w:color w:val="000000"/>
     </w:rPr>
     <w:tblPr>
       <w:tblStyleRowBandSize w:val="1"/>
@@ -23197,7 +23738,7 @@
       <w:rPr>
         <w:b/>
         <w:bCs/>
-        <w:color w:val="FFFFFF" w:themeColor="background1"/>
+        <w:color w:val="000000"/>
       </w:rPr>
       <w:tblPr/>
       <w:tcPr>
@@ -23211,7 +23752,7 @@
       <w:rPr>
         <w:b/>
         <w:bCs/>
-        <w:color w:val="7E9C40" w:themeColor="accent3" w:themeShade="CC"/>
+        <w:color w:val="000000"/>
       </w:rPr>
       <w:tblPr/>
       <w:tcPr>
@@ -23263,7 +23804,7 @@
       <w:spacing w:after="0" w:line="240" w:lineRule="auto"/>
     </w:pPr>
     <w:rPr>
-      <w:color w:val="000000" w:themeColor="text1"/>
+      <w:color w:val="000000"/>
     </w:rPr>
     <w:tblPr>
       <w:tblStyleRowBandSize w:val="1"/>
@@ -23283,7 +23824,7 @@
       <w:rPr>
         <w:b/>
         <w:bCs/>
-        <w:color w:val="FFFFFF" w:themeColor="background1"/>
+        <w:color w:val="000000"/>
       </w:rPr>
       <w:tblPr/>
       <w:tcPr>
@@ -23297,7 +23838,7 @@
       <w:rPr>
         <w:b/>
         <w:bCs/>
-        <w:color w:val="F2730A" w:themeColor="accent6" w:themeShade="CC"/>
+        <w:color w:val="000000"/>
       </w:rPr>
       <w:tblPr/>
       <w:tcPr>
@@ -23349,7 +23890,7 @@
       <w:spacing w:after="0" w:line="240" w:lineRule="auto"/>
     </w:pPr>
     <w:rPr>
-      <w:color w:val="000000" w:themeColor="text1"/>
+      <w:color w:val="000000"/>
     </w:rPr>
     <w:tblPr>
       <w:tblStyleRowBandSize w:val="1"/>
@@ -23369,7 +23910,7 @@
       <w:rPr>
         <w:b/>
         <w:bCs/>
-        <w:color w:val="FFFFFF" w:themeColor="background1"/>
+        <w:color w:val="000000"/>
       </w:rPr>
       <w:tblPr/>
       <w:tcPr>
@@ -23383,7 +23924,7 @@
       <w:rPr>
         <w:b/>
         <w:bCs/>
-        <w:color w:val="348DA5" w:themeColor="accent5" w:themeShade="CC"/>
+        <w:color w:val="000000"/>
       </w:rPr>
       <w:tblPr/>
       <w:tcPr>
@@ -23435,7 +23976,7 @@
       <w:spacing w:after="0" w:line="240" w:lineRule="auto"/>
     </w:pPr>
     <w:rPr>
-      <w:color w:val="000000" w:themeColor="text1"/>
+      <w:color w:val="000000"/>
     </w:rPr>
     <w:tblPr>
       <w:tblStyleRowBandSize w:val="1"/>
@@ -23468,7 +24009,7 @@
       <w:rPr>
         <w:b/>
         <w:bCs/>
-        <w:color w:val="000000" w:themeColor="text1"/>
+        <w:color w:val="000000"/>
       </w:rPr>
       <w:tblPr/>
       <w:tcPr>
@@ -23477,7 +24018,7 @@
     </w:tblStylePr>
     <w:tblStylePr w:type="firstCol">
       <w:rPr>
-        <w:color w:val="FFFFFF" w:themeColor="background1"/>
+        <w:color w:val="000000"/>
       </w:rPr>
       <w:tblPr/>
       <w:tcPr>
@@ -23486,7 +24027,7 @@
     </w:tblStylePr>
     <w:tblStylePr w:type="lastCol">
       <w:rPr>
-        <w:color w:val="FFFFFF" w:themeColor="background1"/>
+        <w:color w:val="000000"/>
       </w:rPr>
       <w:tblPr/>
       <w:tcPr>
@@ -23515,7 +24056,7 @@
       <w:spacing w:after="0" w:line="240" w:lineRule="auto"/>
     </w:pPr>
     <w:rPr>
-      <w:color w:val="000000" w:themeColor="text1"/>
+      <w:color w:val="000000"/>
     </w:rPr>
     <w:tblPr>
       <w:tblStyleRowBandSize w:val="1"/>
@@ -23548,7 +24089,7 @@
       <w:rPr>
         <w:b/>
         <w:bCs/>
-        <w:color w:val="000000" w:themeColor="text1"/>
+        <w:color w:val="000000"/>
       </w:rPr>
       <w:tblPr/>
       <w:tcPr>
@@ -23557,7 +24098,7 @@
     </w:tblStylePr>
     <w:tblStylePr w:type="firstCol">
       <w:rPr>
-        <w:color w:val="FFFFFF" w:themeColor="background1"/>
+        <w:color w:val="000000"/>
       </w:rPr>
       <w:tblPr/>
       <w:tcPr>
@@ -23566,7 +24107,7 @@
     </w:tblStylePr>
     <w:tblStylePr w:type="lastCol">
       <w:rPr>
-        <w:color w:val="FFFFFF" w:themeColor="background1"/>
+        <w:color w:val="000000"/>
       </w:rPr>
       <w:tblPr/>
       <w:tcPr>
@@ -23595,7 +24136,7 @@
       <w:spacing w:after="0" w:line="240" w:lineRule="auto"/>
     </w:pPr>
     <w:rPr>
-      <w:color w:val="000000" w:themeColor="text1"/>
+      <w:color w:val="000000"/>
     </w:rPr>
     <w:tblPr>
       <w:tblStyleRowBandSize w:val="1"/>
@@ -23628,7 +24169,7 @@
       <w:rPr>
         <w:b/>
         <w:bCs/>
-        <w:color w:val="000000" w:themeColor="text1"/>
+        <w:color w:val="000000"/>
       </w:rPr>
       <w:tblPr/>
       <w:tcPr>
@@ -23637,7 +24178,7 @@
     </w:tblStylePr>
     <w:tblStylePr w:type="firstCol">
       <w:rPr>
-        <w:color w:val="FFFFFF" w:themeColor="background1"/>
+        <w:color w:val="000000"/>
       </w:rPr>
       <w:tblPr/>
       <w:tcPr>
@@ -23646,7 +24187,7 @@
     </w:tblStylePr>
     <w:tblStylePr w:type="lastCol">
       <w:rPr>
-        <w:color w:val="FFFFFF" w:themeColor="background1"/>
+        <w:color w:val="000000"/>
       </w:rPr>
       <w:tblPr/>
       <w:tcPr>
@@ -23675,7 +24216,7 @@
       <w:spacing w:after="0" w:line="240" w:lineRule="auto"/>
     </w:pPr>
     <w:rPr>
-      <w:color w:val="000000" w:themeColor="text1"/>
+      <w:color w:val="000000"/>
     </w:rPr>
     <w:tblPr>
       <w:tblStyleRowBandSize w:val="1"/>
@@ -23708,7 +24249,7 @@
       <w:rPr>
         <w:b/>
         <w:bCs/>
-        <w:color w:val="000000" w:themeColor="text1"/>
+        <w:color w:val="000000"/>
       </w:rPr>
       <w:tblPr/>
       <w:tcPr>
@@ -23717,7 +24258,7 @@
     </w:tblStylePr>
     <w:tblStylePr w:type="firstCol">
       <w:rPr>
-        <w:color w:val="FFFFFF" w:themeColor="background1"/>
+        <w:color w:val="000000"/>
       </w:rPr>
       <w:tblPr/>
       <w:tcPr>
@@ -23726,7 +24267,7 @@
     </w:tblStylePr>
     <w:tblStylePr w:type="lastCol">
       <w:rPr>
-        <w:color w:val="FFFFFF" w:themeColor="background1"/>
+        <w:color w:val="000000"/>
       </w:rPr>
       <w:tblPr/>
       <w:tcPr>
@@ -23755,7 +24296,7 @@
       <w:spacing w:after="0" w:line="240" w:lineRule="auto"/>
     </w:pPr>
     <w:rPr>
-      <w:color w:val="000000" w:themeColor="text1"/>
+      <w:color w:val="000000"/>
     </w:rPr>
     <w:tblPr>
       <w:tblStyleRowBandSize w:val="1"/>
@@ -23788,7 +24329,7 @@
       <w:rPr>
         <w:b/>
         <w:bCs/>
-        <w:color w:val="000000" w:themeColor="text1"/>
+        <w:color w:val="000000"/>
       </w:rPr>
       <w:tblPr/>
       <w:tcPr>
@@ -23797,7 +24338,7 @@
     </w:tblStylePr>
     <w:tblStylePr w:type="firstCol">
       <w:rPr>
-        <w:color w:val="FFFFFF" w:themeColor="background1"/>
+        <w:color w:val="000000"/>
       </w:rPr>
       <w:tblPr/>
       <w:tcPr>
@@ -23806,7 +24347,7 @@
     </w:tblStylePr>
     <w:tblStylePr w:type="lastCol">
       <w:rPr>
-        <w:color w:val="FFFFFF" w:themeColor="background1"/>
+        <w:color w:val="000000"/>
       </w:rPr>
       <w:tblPr/>
       <w:tcPr>
@@ -23835,7 +24376,7 @@
       <w:spacing w:after="0" w:line="240" w:lineRule="auto"/>
     </w:pPr>
     <w:rPr>
-      <w:color w:val="000000" w:themeColor="text1"/>
+      <w:color w:val="000000"/>
     </w:rPr>
     <w:tblPr>
       <w:tblStyleRowBandSize w:val="1"/>
@@ -23868,7 +24409,7 @@
       <w:rPr>
         <w:b/>
         <w:bCs/>
-        <w:color w:val="000000" w:themeColor="text1"/>
+        <w:color w:val="000000"/>
       </w:rPr>
       <w:tblPr/>
       <w:tcPr>
@@ -23877,7 +24418,7 @@
     </w:tblStylePr>
     <w:tblStylePr w:type="firstCol">
       <w:rPr>
-        <w:color w:val="FFFFFF" w:themeColor="background1"/>
+        <w:color w:val="000000"/>
       </w:rPr>
       <w:tblPr/>
       <w:tcPr>
@@ -23886,7 +24427,7 @@
     </w:tblStylePr>
     <w:tblStylePr w:type="lastCol">
       <w:rPr>
-        <w:color w:val="FFFFFF" w:themeColor="background1"/>
+        <w:color w:val="000000"/>
       </w:rPr>
       <w:tblPr/>
       <w:tcPr>
@@ -23915,7 +24456,7 @@
       <w:spacing w:after="0" w:line="240" w:lineRule="auto"/>
     </w:pPr>
     <w:rPr>
-      <w:color w:val="000000" w:themeColor="text1"/>
+      <w:color w:val="000000"/>
     </w:rPr>
     <w:tblPr>
       <w:tblStyleRowBandSize w:val="1"/>
@@ -23948,7 +24489,7 @@
       <w:rPr>
         <w:b/>
         <w:bCs/>
-        <w:color w:val="000000" w:themeColor="text1"/>
+        <w:color w:val="000000"/>
       </w:rPr>
       <w:tblPr/>
       <w:tcPr>
@@ -23957,7 +24498,7 @@
     </w:tblStylePr>
     <w:tblStylePr w:type="firstCol">
       <w:rPr>
-        <w:color w:val="FFFFFF" w:themeColor="background1"/>
+        <w:color w:val="000000"/>
       </w:rPr>
       <w:tblPr/>
       <w:tcPr>
@@ -23966,7 +24507,7 @@
     </w:tblStylePr>
     <w:tblStylePr w:type="lastCol">
       <w:rPr>
-        <w:color w:val="FFFFFF" w:themeColor="background1"/>
+        <w:color w:val="000000"/>
       </w:rPr>
       <w:tblPr/>
       <w:tcPr>
